--- a/邱梓钊 三年级《认识键盘》课堂逐字稿.docx
+++ b/邱梓钊 三年级《认识键盘》课堂逐字稿.docx
@@ -3,2494 +3,513 @@
 <w:document xmlns:wpc="http://schemas.microsoft.com/office/word/2010/wordprocessingCanvas" xmlns:mo="http://schemas.microsoft.com/office/mac/office/2008/main" xmlns:mc="http://schemas.openxmlformats.org/markup-compatibility/2006" xmlns:mv="urn:schemas-microsoft-com:mac:vml" xmlns:o="urn:schemas-microsoft-com:office:office" xmlns:r="http://schemas.openxmlformats.org/officeDocument/2006/relationships" xmlns:m="http://schemas.openxmlformats.org/officeDocument/2006/math" xmlns:v="urn:schemas-microsoft-com:vml" xmlns:wp14="http://schemas.microsoft.com/office/word/2010/wordprocessingDrawing" xmlns:wp="http://schemas.openxmlformats.org/drawingml/2006/wordprocessingDrawing" xmlns:w10="urn:schemas-microsoft-com:office:word" xmlns:w="http://schemas.openxmlformats.org/wordprocessingml/2006/main" xmlns:w14="http://schemas.microsoft.com/office/word/2010/wordml" xmlns:wpg="http://schemas.microsoft.com/office/word/2010/wordprocessingGroup" xmlns:wpi="http://schemas.microsoft.com/office/word/2010/wordprocessingInk" xmlns:wne="http://schemas.microsoft.com/office/word/2006/wordml" xmlns:wps="http://schemas.microsoft.com/office/word/2010/wordprocessingShape" mc:Ignorable="w14 wp14">
   <w:body>
     <w:p>
-      <w:pPr>
-        <w:spacing w:before="0" w:after="40" w:line="288" w:lineRule="auto"/>
-        <w:jc w:val="center"/>
-      </w:pPr>
       <w:r>
-        <w:rPr>
-          <w:rFonts w:ascii="Times New Roman" w:hAnsi="Times New Roman" w:eastAsia="黑体"/>
-          <w:b/>
-          <w:i w:val="0"/>
-          <w:color w:val="000000"/>
-          <w:sz w:val="40"/>
-        </w:rPr>
         <w:t>《认识键盘》课堂逐字稿</w:t>
       </w:r>
     </w:p>
     <w:p>
-      <w:pPr>
-        <w:spacing w:before="0" w:after="40" w:line="288" w:lineRule="auto"/>
-        <w:jc w:val="center"/>
-      </w:pPr>
       <w:r>
-        <w:rPr>
-          <w:rFonts w:ascii="Times New Roman" w:hAnsi="Times New Roman" w:eastAsia="宋体"/>
-          <w:b w:val="0"/>
-          <w:i w:val="0"/>
-          <w:color w:val="595959"/>
-          <w:sz w:val="22"/>
-        </w:rPr>
         <w:t>小学三年级 · 信息科技公开课 · 1课时（40分钟） · 执教：邱梓钊</w:t>
       </w:r>
     </w:p>
     <w:p>
-      <w:pPr>
-        <w:spacing w:before="0" w:after="160" w:line="288" w:lineRule="auto"/>
-        <w:jc w:val="center"/>
-      </w:pPr>
       <w:r>
-        <w:rPr>
-          <w:rFonts w:ascii="Times New Roman" w:hAnsi="Times New Roman" w:eastAsia="宋体"/>
-          <w:b w:val="0"/>
-          <w:i w:val="0"/>
-          <w:color w:val="595959"/>
-          <w:sz w:val="22"/>
-        </w:rPr>
         <w:t>活动主线：键盘填色 → 认识五区 → 打字点亮色卡</w:t>
       </w:r>
     </w:p>
     <w:p>
-      <w:pPr>
-        <w:spacing w:before="0" w:after="40" w:line="324" w:lineRule="auto"/>
-        <w:shd w:val="clear" w:color="auto" w:fill="F2F4F1"/>
-      </w:pPr>
       <w:r>
-        <w:rPr>
-          <w:rFonts w:ascii="Times New Roman" w:hAnsi="Times New Roman" w:eastAsia="黑体"/>
-          <w:b/>
-          <w:i w:val="0"/>
-          <w:color w:val="595959"/>
-          <w:sz w:val="21"/>
-        </w:rPr>
-        <w:t>使用说明：</w:t>
-      </w:r>
-      <w:r>
-        <w:rPr>
-          <w:rFonts w:ascii="Times New Roman" w:hAnsi="Times New Roman" w:eastAsia="宋体"/>
-          <w:b w:val="0"/>
-          <w:i w:val="0"/>
-          <w:color w:val="595959"/>
-          <w:sz w:val="21"/>
-        </w:rPr>
-        <w:t>“师：”后为教师可直接照念的话；“生：”为预设学生回答，仅供参考；【操作】【巡视】为课件、网页和动作提示，不需要念出。全程约29分钟为学生自主操作，教师讲述集中在导入、讲解、示范和总结。</w:t>
+        <w:t>使用说明：“师：”后为教师可直接照念的话；“生：”为预设学生回答，仅供参考；【操作】【巡视】为课件、网页和动作提示，不需要念出。全程约29分钟为学生自主操作，教师讲述集中在导入、讲解、示范和总结。</w:t>
       </w:r>
     </w:p>
     <w:p>
-      <w:pPr>
-        <w:spacing w:before="160" w:after="60" w:line="300" w:lineRule="auto"/>
-        <w:keepNext/>
-        <w:pBdr>
-          <w:bottom w:val="single" w:sz="6" w:space="2" w:color="27765C"/>
-        </w:pBdr>
-      </w:pPr>
       <w:r>
-        <w:rPr>
-          <w:rFonts w:ascii="Times New Roman" w:hAnsi="Times New Roman" w:eastAsia="黑体"/>
-          <w:b/>
-          <w:i w:val="0"/>
-          <w:color w:val="1F5C47"/>
-          <w:sz w:val="27"/>
-        </w:rPr>
         <w:t>课前准备（不计入40分钟）</w:t>
       </w:r>
     </w:p>
     <w:p>
-      <w:pPr>
-        <w:spacing w:before="0" w:after="40" w:line="324" w:lineRule="auto"/>
-        <w:ind w:left="283"/>
-      </w:pPr>
       <w:r>
-        <w:rPr>
-          <w:rFonts w:ascii="Times New Roman" w:hAnsi="Times New Roman" w:eastAsia="宋体"/>
-          <w:b w:val="0"/>
-          <w:i w:val="0"/>
-          <w:color w:val="595959"/>
-          <w:sz w:val="21"/>
-        </w:rPr>
         <w:t>· 提前在教师机登录填色、打字两套教师看板，先在填色看板“新建课堂”，把填色学生链接分发到学生电脑；打字链接在第二个活动前再分发。</w:t>
       </w:r>
     </w:p>
     <w:p>
-      <w:pPr>
-        <w:spacing w:before="0" w:after="40" w:line="324" w:lineRule="auto"/>
-        <w:ind w:left="283"/>
-      </w:pPr>
       <w:r>
-        <w:rPr>
-          <w:rFonts w:ascii="Times New Roman" w:hAnsi="Times New Roman" w:eastAsia="宋体"/>
-          <w:b w:val="0"/>
-          <w:i w:val="0"/>
-          <w:color w:val="595959"/>
-          <w:sz w:val="21"/>
-        </w:rPr>
         <w:t>· 逐一检查学生机能否正常打开网页、键盘是否就位，确认网络与看板同步正常。</w:t>
       </w:r>
     </w:p>
     <w:p>
-      <w:pPr>
-        <w:spacing w:before="0" w:after="60" w:line="336" w:lineRule="auto"/>
-        <w:shd w:val="clear" w:color="auto" w:fill="F2F4F1"/>
-      </w:pPr>
       <w:r>
-        <w:rPr>
-          <w:rFonts w:ascii="Times New Roman" w:hAnsi="Times New Roman" w:eastAsia="黑体"/>
-          <w:b/>
-          <w:i w:val="0"/>
-          <w:color w:val="595959"/>
-          <w:sz w:val="21"/>
-        </w:rPr>
-        <w:t>【预备】</w:t>
-      </w:r>
-      <w:r>
-        <w:rPr>
-          <w:rFonts w:ascii="Times New Roman" w:hAnsi="Times New Roman" w:eastAsia="宋体"/>
-          <w:b w:val="0"/>
-          <w:i/>
-          <w:color w:val="595959"/>
-          <w:sz w:val="21"/>
-        </w:rPr>
-        <w:t>预备铃后，学生坐好，把键盘轻轻放到面前正中。</w:t>
+        <w:t>【预备】预备铃后，学生坐好，把键盘轻轻放到面前正中。</w:t>
       </w:r>
     </w:p>
     <w:p>
-      <w:pPr>
-        <w:spacing w:before="0" w:after="60" w:line="336" w:lineRule="auto"/>
-        <w:jc w:val="both"/>
-      </w:pPr>
       <w:r>
-        <w:rPr>
-          <w:rFonts w:ascii="Times New Roman" w:hAnsi="Times New Roman" w:eastAsia="黑体"/>
-          <w:b/>
-          <w:i w:val="0"/>
-          <w:color w:val="000000"/>
-          <w:sz w:val="24"/>
-        </w:rPr>
-        <w:t>师：</w:t>
-      </w:r>
-      <w:r>
-        <w:rPr>
-          <w:rFonts w:ascii="Times New Roman" w:hAnsi="Times New Roman" w:eastAsia="宋体"/>
-          <w:b w:val="0"/>
-          <w:i w:val="0"/>
-          <w:color w:val="000000"/>
-          <w:sz w:val="24"/>
-        </w:rPr>
-        <w:t>请同学们先坐好，把键盘轻轻放到面前正中间，等会儿我们要用到它。</w:t>
-      </w:r>
-    </w:p>
-    <w:p>
-      <w:pPr>
-        <w:spacing w:before="160" w:after="60" w:line="300" w:lineRule="auto"/>
-        <w:keepNext/>
-        <w:pBdr>
-          <w:bottom w:val="single" w:sz="6" w:space="2" w:color="27765C"/>
-        </w:pBdr>
-      </w:pPr>
-      <w:r>
-        <w:rPr>
-          <w:rFonts w:ascii="Times New Roman" w:hAnsi="Times New Roman" w:eastAsia="黑体"/>
-          <w:b/>
-          <w:i w:val="0"/>
-          <w:color w:val="1F5C47"/>
-          <w:sz w:val="27"/>
-        </w:rPr>
         <w:t>一、复习导入，引出键盘（0—2分钟）</w:t>
       </w:r>
     </w:p>
     <w:p>
-      <w:pPr>
-        <w:spacing w:before="0" w:after="60" w:line="336" w:lineRule="auto"/>
-        <w:jc w:val="both"/>
-      </w:pPr>
       <w:r>
-        <w:rPr>
-          <w:rFonts w:ascii="Times New Roman" w:hAnsi="Times New Roman" w:eastAsia="黑体"/>
-          <w:b/>
-          <w:i w:val="0"/>
-          <w:color w:val="000000"/>
-          <w:sz w:val="24"/>
-        </w:rPr>
-        <w:t>师：</w:t>
-      </w:r>
-      <w:r>
-        <w:rPr>
-          <w:rFonts w:ascii="Times New Roman" w:hAnsi="Times New Roman" w:eastAsia="宋体"/>
-          <w:b w:val="0"/>
-          <w:i w:val="0"/>
-          <w:color w:val="000000"/>
-          <w:sz w:val="24"/>
-        </w:rPr>
-        <w:t>上课！</w:t>
+        <w:t>师：上课！</w:t>
       </w:r>
     </w:p>
     <w:p>
-      <w:pPr>
-        <w:spacing w:before="0" w:after="60" w:line="336" w:lineRule="auto"/>
-      </w:pPr>
       <w:r>
-        <w:rPr>
-          <w:rFonts w:ascii="Times New Roman" w:hAnsi="Times New Roman" w:eastAsia="黑体"/>
-          <w:b/>
-          <w:i w:val="0"/>
-          <w:color w:val="27765C"/>
-          <w:sz w:val="24"/>
-        </w:rPr>
-        <w:t>生：</w:t>
-      </w:r>
-      <w:r>
-        <w:rPr>
-          <w:rFonts w:ascii="Times New Roman" w:hAnsi="Times New Roman" w:eastAsia="楷体"/>
-          <w:b w:val="0"/>
-          <w:i w:val="0"/>
-          <w:color w:val="27765C"/>
-          <w:sz w:val="24"/>
-        </w:rPr>
-        <w:t>老师好！</w:t>
+        <w:t>生：老师好！</w:t>
       </w:r>
     </w:p>
     <w:p>
-      <w:pPr>
-        <w:spacing w:before="0" w:after="60" w:line="336" w:lineRule="auto"/>
-        <w:jc w:val="both"/>
-      </w:pPr>
       <w:r>
-        <w:rPr>
-          <w:rFonts w:ascii="Times New Roman" w:hAnsi="Times New Roman" w:eastAsia="黑体"/>
-          <w:b/>
-          <w:i w:val="0"/>
-          <w:color w:val="000000"/>
-          <w:sz w:val="24"/>
-        </w:rPr>
-        <w:t>师：</w:t>
-      </w:r>
-      <w:r>
-        <w:rPr>
-          <w:rFonts w:ascii="Times New Roman" w:hAnsi="Times New Roman" w:eastAsia="宋体"/>
-          <w:b w:val="0"/>
-          <w:i w:val="0"/>
-          <w:color w:val="000000"/>
-          <w:sz w:val="24"/>
-        </w:rPr>
-        <w:t>同学们好，请坐。</w:t>
+        <w:t>师：同学们好，请坐。</w:t>
       </w:r>
     </w:p>
     <w:p>
-      <w:pPr>
-        <w:spacing w:before="0" w:after="60" w:line="336" w:lineRule="auto"/>
-        <w:jc w:val="both"/>
-      </w:pPr>
       <w:r>
-        <w:rPr>
-          <w:rFonts w:ascii="Times New Roman" w:hAnsi="Times New Roman" w:eastAsia="黑体"/>
-          <w:b/>
-          <w:i w:val="0"/>
-          <w:color w:val="000000"/>
-          <w:sz w:val="24"/>
-        </w:rPr>
-        <w:t>师：</w:t>
-      </w:r>
-      <w:r>
-        <w:rPr>
-          <w:rFonts w:ascii="Times New Roman" w:hAnsi="Times New Roman" w:eastAsia="宋体"/>
-          <w:b w:val="0"/>
-          <w:i w:val="0"/>
-          <w:color w:val="000000"/>
-          <w:sz w:val="24"/>
-        </w:rPr>
-        <w:t>前面几节课，我们认识了一位电脑好帮手，还学会了它的五种用法。大家还记得是哪一位好帮手吗？</w:t>
+        <w:t>师：前面几节课，我们认识了一位电脑好帮手，还学会了它的五种用法。大家还记得是哪一位好帮手吗？</w:t>
       </w:r>
     </w:p>
     <w:p>
-      <w:pPr>
-        <w:spacing w:before="0" w:after="60" w:line="336" w:lineRule="auto"/>
-      </w:pPr>
       <w:r>
-        <w:rPr>
-          <w:rFonts w:ascii="Times New Roman" w:hAnsi="Times New Roman" w:eastAsia="黑体"/>
-          <w:b/>
-          <w:i w:val="0"/>
-          <w:color w:val="27765C"/>
-          <w:sz w:val="24"/>
-        </w:rPr>
-        <w:t>生：</w:t>
-      </w:r>
-      <w:r>
-        <w:rPr>
-          <w:rFonts w:ascii="Times New Roman" w:hAnsi="Times New Roman" w:eastAsia="楷体"/>
-          <w:b w:val="0"/>
-          <w:i w:val="0"/>
-          <w:color w:val="27765C"/>
-          <w:sz w:val="24"/>
-        </w:rPr>
-        <w:t>鼠标！</w:t>
+        <w:t>生：鼠标！</w:t>
       </w:r>
     </w:p>
     <w:p>
-      <w:pPr>
-        <w:spacing w:before="0" w:after="60" w:line="336" w:lineRule="auto"/>
-        <w:jc w:val="both"/>
-      </w:pPr>
       <w:r>
-        <w:rPr>
-          <w:rFonts w:ascii="Times New Roman" w:hAnsi="Times New Roman" w:eastAsia="黑体"/>
-          <w:b/>
-          <w:i w:val="0"/>
-          <w:color w:val="000000"/>
-          <w:sz w:val="24"/>
-        </w:rPr>
-        <w:t>师：</w:t>
-      </w:r>
-      <w:r>
-        <w:rPr>
-          <w:rFonts w:ascii="Times New Roman" w:hAnsi="Times New Roman" w:eastAsia="宋体"/>
-          <w:b w:val="0"/>
-          <w:i w:val="0"/>
-          <w:color w:val="000000"/>
-          <w:sz w:val="24"/>
-        </w:rPr>
-        <w:t>对，是鼠标。谁还记得鼠标的五种用法？我们一边做一边说。老师把鼠标移动一下，这叫——</w:t>
+        <w:t>师：对，是鼠标。谁还记得鼠标的五种用法？我们一边做一边说。老师把鼠标移动一下，这叫——</w:t>
       </w:r>
     </w:p>
     <w:p>
-      <w:pPr>
-        <w:spacing w:before="0" w:after="60" w:line="336" w:lineRule="auto"/>
-      </w:pPr>
       <w:r>
-        <w:rPr>
-          <w:rFonts w:ascii="Times New Roman" w:hAnsi="Times New Roman" w:eastAsia="黑体"/>
-          <w:b/>
-          <w:i w:val="0"/>
-          <w:color w:val="27765C"/>
-          <w:sz w:val="24"/>
-        </w:rPr>
-        <w:t>生：</w:t>
-      </w:r>
-      <w:r>
-        <w:rPr>
-          <w:rFonts w:ascii="Times New Roman" w:hAnsi="Times New Roman" w:eastAsia="楷体"/>
-          <w:b w:val="0"/>
-          <w:i w:val="0"/>
-          <w:color w:val="27765C"/>
-          <w:sz w:val="24"/>
-        </w:rPr>
-        <w:t>指向！</w:t>
+        <w:t>生：指向！</w:t>
       </w:r>
     </w:p>
     <w:p>
-      <w:pPr>
-        <w:spacing w:before="0" w:after="60" w:line="336" w:lineRule="auto"/>
-        <w:jc w:val="both"/>
-      </w:pPr>
       <w:r>
-        <w:rPr>
-          <w:rFonts w:ascii="Times New Roman" w:hAnsi="Times New Roman" w:eastAsia="黑体"/>
-          <w:b/>
-          <w:i w:val="0"/>
-          <w:color w:val="000000"/>
-          <w:sz w:val="24"/>
-        </w:rPr>
-        <w:t>师：</w:t>
-      </w:r>
-      <w:r>
-        <w:rPr>
-          <w:rFonts w:ascii="Times New Roman" w:hAnsi="Times New Roman" w:eastAsia="宋体"/>
-          <w:b w:val="0"/>
-          <w:i w:val="0"/>
-          <w:color w:val="000000"/>
-          <w:sz w:val="24"/>
-        </w:rPr>
-        <w:t>（按住鼠标移动）这样呢？</w:t>
+        <w:t>师：（按住鼠标移动）这样呢？</w:t>
       </w:r>
     </w:p>
     <w:p>
-      <w:pPr>
-        <w:spacing w:before="0" w:after="60" w:line="336" w:lineRule="auto"/>
-      </w:pPr>
       <w:r>
-        <w:rPr>
-          <w:rFonts w:ascii="Times New Roman" w:hAnsi="Times New Roman" w:eastAsia="黑体"/>
-          <w:b/>
-          <w:i w:val="0"/>
-          <w:color w:val="27765C"/>
-          <w:sz w:val="24"/>
-        </w:rPr>
-        <w:t>生：</w:t>
-      </w:r>
-      <w:r>
-        <w:rPr>
-          <w:rFonts w:ascii="Times New Roman" w:hAnsi="Times New Roman" w:eastAsia="楷体"/>
-          <w:b w:val="0"/>
-          <w:i w:val="0"/>
-          <w:color w:val="27765C"/>
-          <w:sz w:val="24"/>
-        </w:rPr>
-        <w:t>拖动！</w:t>
+        <w:t>生：拖动！</w:t>
       </w:r>
     </w:p>
     <w:p>
-      <w:pPr>
-        <w:spacing w:before="0" w:after="60" w:line="336" w:lineRule="auto"/>
-        <w:jc w:val="both"/>
-      </w:pPr>
       <w:r>
-        <w:rPr>
-          <w:rFonts w:ascii="Times New Roman" w:hAnsi="Times New Roman" w:eastAsia="黑体"/>
-          <w:b/>
-          <w:i w:val="0"/>
-          <w:color w:val="000000"/>
-          <w:sz w:val="24"/>
-        </w:rPr>
-        <w:t>师：</w:t>
-      </w:r>
-      <w:r>
-        <w:rPr>
-          <w:rFonts w:ascii="Times New Roman" w:hAnsi="Times New Roman" w:eastAsia="宋体"/>
-          <w:b w:val="0"/>
-          <w:i w:val="0"/>
-          <w:color w:val="000000"/>
-          <w:sz w:val="24"/>
-        </w:rPr>
-        <w:t>（轻按一下左键）</w:t>
+        <w:t>师：（轻按一下左键）</w:t>
       </w:r>
     </w:p>
     <w:p>
-      <w:pPr>
-        <w:spacing w:before="0" w:after="60" w:line="336" w:lineRule="auto"/>
-      </w:pPr>
       <w:r>
-        <w:rPr>
-          <w:rFonts w:ascii="Times New Roman" w:hAnsi="Times New Roman" w:eastAsia="黑体"/>
-          <w:b/>
-          <w:i w:val="0"/>
-          <w:color w:val="27765C"/>
-          <w:sz w:val="24"/>
-        </w:rPr>
-        <w:t>生：</w:t>
-      </w:r>
-      <w:r>
-        <w:rPr>
-          <w:rFonts w:ascii="Times New Roman" w:hAnsi="Times New Roman" w:eastAsia="楷体"/>
-          <w:b w:val="0"/>
-          <w:i w:val="0"/>
-          <w:color w:val="27765C"/>
-          <w:sz w:val="24"/>
-        </w:rPr>
-        <w:t>单击！</w:t>
+        <w:t>生：单击！</w:t>
       </w:r>
     </w:p>
     <w:p>
-      <w:pPr>
-        <w:spacing w:before="0" w:after="60" w:line="336" w:lineRule="auto"/>
-        <w:jc w:val="both"/>
-      </w:pPr>
       <w:r>
-        <w:rPr>
-          <w:rFonts w:ascii="Times New Roman" w:hAnsi="Times New Roman" w:eastAsia="黑体"/>
-          <w:b/>
-          <w:i w:val="0"/>
-          <w:color w:val="000000"/>
-          <w:sz w:val="24"/>
-        </w:rPr>
-        <w:t>师：</w:t>
-      </w:r>
-      <w:r>
-        <w:rPr>
-          <w:rFonts w:ascii="Times New Roman" w:hAnsi="Times New Roman" w:eastAsia="宋体"/>
-          <w:b w:val="0"/>
-          <w:i w:val="0"/>
-          <w:color w:val="000000"/>
-          <w:sz w:val="24"/>
-        </w:rPr>
-        <w:t>（快速按两下）</w:t>
+        <w:t>师：（快速按两下）</w:t>
       </w:r>
     </w:p>
     <w:p>
-      <w:pPr>
-        <w:spacing w:before="0" w:after="60" w:line="336" w:lineRule="auto"/>
-      </w:pPr>
       <w:r>
-        <w:rPr>
-          <w:rFonts w:ascii="Times New Roman" w:hAnsi="Times New Roman" w:eastAsia="黑体"/>
-          <w:b/>
-          <w:i w:val="0"/>
-          <w:color w:val="27765C"/>
-          <w:sz w:val="24"/>
-        </w:rPr>
-        <w:t>生：</w:t>
-      </w:r>
-      <w:r>
-        <w:rPr>
-          <w:rFonts w:ascii="Times New Roman" w:hAnsi="Times New Roman" w:eastAsia="楷体"/>
-          <w:b w:val="0"/>
-          <w:i w:val="0"/>
-          <w:color w:val="27765C"/>
-          <w:sz w:val="24"/>
-        </w:rPr>
-        <w:t>双击！</w:t>
+        <w:t>生：双击！</w:t>
       </w:r>
     </w:p>
     <w:p>
-      <w:pPr>
-        <w:spacing w:before="0" w:after="60" w:line="336" w:lineRule="auto"/>
-        <w:jc w:val="both"/>
-      </w:pPr>
       <w:r>
-        <w:rPr>
-          <w:rFonts w:ascii="Times New Roman" w:hAnsi="Times New Roman" w:eastAsia="黑体"/>
-          <w:b/>
-          <w:i w:val="0"/>
-          <w:color w:val="000000"/>
-          <w:sz w:val="24"/>
-        </w:rPr>
-        <w:t>师：</w:t>
-      </w:r>
-      <w:r>
-        <w:rPr>
-          <w:rFonts w:ascii="Times New Roman" w:hAnsi="Times New Roman" w:eastAsia="宋体"/>
-          <w:b w:val="0"/>
-          <w:i w:val="0"/>
-          <w:color w:val="000000"/>
-          <w:sz w:val="24"/>
-        </w:rPr>
-        <w:t>（按一下右键）</w:t>
+        <w:t>师：（按一下右键）</w:t>
       </w:r>
     </w:p>
     <w:p>
-      <w:pPr>
-        <w:spacing w:before="0" w:after="60" w:line="336" w:lineRule="auto"/>
-      </w:pPr>
       <w:r>
-        <w:rPr>
-          <w:rFonts w:ascii="Times New Roman" w:hAnsi="Times New Roman" w:eastAsia="黑体"/>
-          <w:b/>
-          <w:i w:val="0"/>
-          <w:color w:val="27765C"/>
-          <w:sz w:val="24"/>
-        </w:rPr>
-        <w:t>生：</w:t>
-      </w:r>
-      <w:r>
-        <w:rPr>
-          <w:rFonts w:ascii="Times New Roman" w:hAnsi="Times New Roman" w:eastAsia="楷体"/>
-          <w:b w:val="0"/>
-          <w:i w:val="0"/>
-          <w:color w:val="27765C"/>
-          <w:sz w:val="24"/>
-        </w:rPr>
-        <w:t>右击！</w:t>
+        <w:t>生：右击！</w:t>
       </w:r>
     </w:p>
     <w:p>
-      <w:pPr>
-        <w:spacing w:before="0" w:after="60" w:line="336" w:lineRule="auto"/>
-        <w:jc w:val="both"/>
-      </w:pPr>
       <w:r>
-        <w:rPr>
-          <w:rFonts w:ascii="Times New Roman" w:hAnsi="Times New Roman" w:eastAsia="黑体"/>
-          <w:b/>
-          <w:i w:val="0"/>
-          <w:color w:val="000000"/>
-          <w:sz w:val="24"/>
-        </w:rPr>
-        <w:t>师：</w:t>
-      </w:r>
-      <w:r>
-        <w:rPr>
-          <w:rFonts w:ascii="Times New Roman" w:hAnsi="Times New Roman" w:eastAsia="宋体"/>
-          <w:b w:val="0"/>
-          <w:i w:val="0"/>
-          <w:color w:val="000000"/>
-          <w:sz w:val="24"/>
-        </w:rPr>
-        <w:t>真棒，五种用法都还记得。鼠标可以帮我们向电脑发出指令。那老师有个问题：如果想在电脑上输入字母和数字、写点什么，光靠鼠标点来点去，行不行？</w:t>
+        <w:t>师：真棒，五种用法都还记得。鼠标可以帮我们向电脑发出指令。那老师有个问题：如果想在电脑上输入字母和数字、写点什么，光靠鼠标点来点去，行不行？</w:t>
       </w:r>
     </w:p>
     <w:p>
-      <w:pPr>
-        <w:spacing w:before="0" w:after="60" w:line="336" w:lineRule="auto"/>
-      </w:pPr>
       <w:r>
-        <w:rPr>
-          <w:rFonts w:ascii="Times New Roman" w:hAnsi="Times New Roman" w:eastAsia="黑体"/>
-          <w:b/>
-          <w:i w:val="0"/>
-          <w:color w:val="27765C"/>
-          <w:sz w:val="24"/>
-        </w:rPr>
-        <w:t>生：</w:t>
-      </w:r>
-      <w:r>
-        <w:rPr>
-          <w:rFonts w:ascii="Times New Roman" w:hAnsi="Times New Roman" w:eastAsia="楷体"/>
-          <w:b w:val="0"/>
-          <w:i w:val="0"/>
-          <w:color w:val="27765C"/>
-          <w:sz w:val="24"/>
-        </w:rPr>
-        <w:t>不行。</w:t>
+        <w:t>生：不行。</w:t>
       </w:r>
     </w:p>
     <w:p>
-      <w:pPr>
-        <w:spacing w:before="0" w:after="60" w:line="336" w:lineRule="auto"/>
-        <w:jc w:val="both"/>
-      </w:pPr>
       <w:r>
-        <w:rPr>
-          <w:rFonts w:ascii="Times New Roman" w:hAnsi="Times New Roman" w:eastAsia="黑体"/>
-          <w:b/>
-          <w:i w:val="0"/>
-          <w:color w:val="000000"/>
-          <w:sz w:val="24"/>
-        </w:rPr>
-        <w:t>师：</w:t>
-      </w:r>
-      <w:r>
-        <w:rPr>
-          <w:rFonts w:ascii="Times New Roman" w:hAnsi="Times New Roman" w:eastAsia="宋体"/>
-          <w:b w:val="0"/>
-          <w:i w:val="0"/>
-          <w:color w:val="000000"/>
-          <w:sz w:val="24"/>
-        </w:rPr>
-        <w:t>那要请哪位好帮手来帮忙呢？</w:t>
+        <w:t>师：那要请哪位好帮手来帮忙呢？</w:t>
       </w:r>
     </w:p>
     <w:p>
-      <w:pPr>
-        <w:spacing w:before="0" w:after="60" w:line="336" w:lineRule="auto"/>
-      </w:pPr>
       <w:r>
-        <w:rPr>
-          <w:rFonts w:ascii="Times New Roman" w:hAnsi="Times New Roman" w:eastAsia="黑体"/>
-          <w:b/>
-          <w:i w:val="0"/>
-          <w:color w:val="27765C"/>
-          <w:sz w:val="24"/>
-        </w:rPr>
-        <w:t>生：</w:t>
-      </w:r>
-      <w:r>
-        <w:rPr>
-          <w:rFonts w:ascii="Times New Roman" w:hAnsi="Times New Roman" w:eastAsia="楷体"/>
-          <w:b w:val="0"/>
-          <w:i w:val="0"/>
-          <w:color w:val="27765C"/>
-          <w:sz w:val="24"/>
-        </w:rPr>
-        <w:t>键盘！</w:t>
+        <w:t>生：键盘！</w:t>
       </w:r>
     </w:p>
     <w:p>
-      <w:pPr>
-        <w:spacing w:before="0" w:after="60" w:line="336" w:lineRule="auto"/>
-        <w:jc w:val="both"/>
-      </w:pPr>
       <w:r>
-        <w:rPr>
-          <w:rFonts w:ascii="Times New Roman" w:hAnsi="Times New Roman" w:eastAsia="黑体"/>
-          <w:b/>
-          <w:i w:val="0"/>
-          <w:color w:val="000000"/>
-          <w:sz w:val="24"/>
-        </w:rPr>
-        <w:t>师：</w:t>
-      </w:r>
-      <w:r>
-        <w:rPr>
-          <w:rFonts w:ascii="Times New Roman" w:hAnsi="Times New Roman" w:eastAsia="宋体"/>
-          <w:b w:val="0"/>
-          <w:i w:val="0"/>
-          <w:color w:val="000000"/>
-          <w:sz w:val="24"/>
-        </w:rPr>
-        <w:t>没错！键盘也是电脑非常重要的输入设备。今天这节课，我们就一起来——认识键盘。</w:t>
+        <w:t>师：没错！键盘也是电脑非常重要的输入设备。今天这节课，我们就一起来——认识键盘。</w:t>
       </w:r>
     </w:p>
     <w:p>
-      <w:pPr>
-        <w:spacing w:before="0" w:after="60" w:line="336" w:lineRule="auto"/>
-        <w:shd w:val="clear" w:color="auto" w:fill="F2F4F1"/>
-      </w:pPr>
       <w:r>
-        <w:rPr>
-          <w:rFonts w:ascii="Times New Roman" w:hAnsi="Times New Roman" w:eastAsia="黑体"/>
-          <w:b/>
-          <w:i w:val="0"/>
-          <w:color w:val="595959"/>
-          <w:sz w:val="21"/>
-        </w:rPr>
-        <w:t>【操作】</w:t>
-      </w:r>
-      <w:r>
-        <w:rPr>
-          <w:rFonts w:ascii="Times New Roman" w:hAnsi="Times New Roman" w:eastAsia="宋体"/>
-          <w:b w:val="0"/>
-          <w:i/>
-          <w:color w:val="595959"/>
-          <w:sz w:val="21"/>
-        </w:rPr>
-        <w:t>板书课题：认识键盘。</w:t>
+        <w:t>【操作】板书课题：认识键盘。</w:t>
       </w:r>
     </w:p>
     <w:p>
-      <w:pPr>
-        <w:spacing w:before="160" w:after="60" w:line="300" w:lineRule="auto"/>
-        <w:keepNext/>
-        <w:pBdr>
-          <w:bottom w:val="single" w:sz="6" w:space="2" w:color="27765C"/>
-        </w:pBdr>
-      </w:pPr>
       <w:r>
-        <w:rPr>
-          <w:rFonts w:ascii="Times New Roman" w:hAnsi="Times New Roman" w:eastAsia="黑体"/>
-          <w:b/>
-          <w:i w:val="0"/>
-          <w:color w:val="1F5C47"/>
-          <w:sz w:val="27"/>
-        </w:rPr>
         <w:t>二、明确任务，学习操作（2—3分钟）</w:t>
       </w:r>
     </w:p>
     <w:p>
-      <w:pPr>
-        <w:spacing w:before="0" w:after="60" w:line="336" w:lineRule="auto"/>
-        <w:jc w:val="both"/>
-      </w:pPr>
       <w:r>
-        <w:rPr>
-          <w:rFonts w:ascii="Times New Roman" w:hAnsi="Times New Roman" w:eastAsia="黑体"/>
-          <w:b/>
-          <w:i w:val="0"/>
-          <w:color w:val="000000"/>
-          <w:sz w:val="24"/>
-        </w:rPr>
-        <w:t>师：</w:t>
-      </w:r>
-      <w:r>
-        <w:rPr>
-          <w:rFonts w:ascii="Times New Roman" w:hAnsi="Times New Roman" w:eastAsia="宋体"/>
-          <w:b w:val="0"/>
-          <w:i w:val="0"/>
-          <w:color w:val="000000"/>
-          <w:sz w:val="24"/>
-        </w:rPr>
-        <w:t>大家看面前的键盘，上面有好多键，排得整整齐齐。其实这些键是分成五个区域的，就像我们的教室分成了不同的功能区一样。</w:t>
+        <w:t>师：大家看面前的键盘，上面有好多键，排得整整齐齐。其实这些键是分成五个区域的，就像我们的教室分成了不同的功能区一样。</w:t>
       </w:r>
     </w:p>
     <w:p>
-      <w:pPr>
-        <w:spacing w:before="0" w:after="60" w:line="336" w:lineRule="auto"/>
-        <w:jc w:val="both"/>
-      </w:pPr>
       <w:r>
-        <w:rPr>
-          <w:rFonts w:ascii="Times New Roman" w:hAnsi="Times New Roman" w:eastAsia="黑体"/>
-          <w:b/>
-          <w:i w:val="0"/>
-          <w:color w:val="000000"/>
-          <w:sz w:val="24"/>
-        </w:rPr>
-        <w:t>师：</w:t>
-      </w:r>
-      <w:r>
-        <w:rPr>
-          <w:rFonts w:ascii="Times New Roman" w:hAnsi="Times New Roman" w:eastAsia="宋体"/>
-          <w:b w:val="0"/>
-          <w:i w:val="0"/>
-          <w:color w:val="000000"/>
-          <w:sz w:val="24"/>
-        </w:rPr>
-        <w:t>请看大屏幕。老师给五个区域准备了五种颜色：主键盘区是红色，功能键区是黄色，编辑键区是蓝色，小键盘区是绿色，指示灯区是紫色。</w:t>
+        <w:t>师：请看大屏幕。老师给五个区域准备了五种颜色：主键盘区是红色，功能键区是黄色，编辑键区是蓝色，小键盘区是绿色，指示灯区是紫色。</w:t>
       </w:r>
     </w:p>
     <w:p>
-      <w:pPr>
-        <w:spacing w:before="0" w:after="60" w:line="336" w:lineRule="auto"/>
-        <w:jc w:val="both"/>
-      </w:pPr>
       <w:r>
-        <w:rPr>
-          <w:rFonts w:ascii="Times New Roman" w:hAnsi="Times New Roman" w:eastAsia="黑体"/>
-          <w:b/>
-          <w:i w:val="0"/>
-          <w:color w:val="000000"/>
-          <w:sz w:val="24"/>
-        </w:rPr>
-        <w:t>师：</w:t>
-      </w:r>
-      <w:r>
-        <w:rPr>
-          <w:rFonts w:ascii="Times New Roman" w:hAnsi="Times New Roman" w:eastAsia="宋体"/>
-          <w:b w:val="0"/>
-          <w:i w:val="0"/>
-          <w:color w:val="000000"/>
-          <w:sz w:val="24"/>
-        </w:rPr>
-        <w:t>等会儿请你在网页上先选一种颜色，再点一个键，就能给它涂色。先看老师做一遍：点一下红色，再点这个键，你看——变红了。还可以按住鼠标左键轻轻拖过去，连着涂一片。万一涂错了呢？换一种颜色，再点一下，就改过来了。</w:t>
+        <w:t>师：等会儿请你在网页上先选一种颜色，再点一个键，就能给它涂色。先看老师做一遍：点一下红色，再点这个键，你看——变红了。还可以按住鼠标左键轻轻拖过去，连着涂一片。万一涂错了呢？换一种颜色，再点一下，就改过来了。</w:t>
       </w:r>
     </w:p>
     <w:p>
-      <w:pPr>
-        <w:spacing w:before="0" w:after="60" w:line="336" w:lineRule="auto"/>
-        <w:jc w:val="both"/>
-      </w:pPr>
       <w:r>
-        <w:rPr>
-          <w:rFonts w:ascii="Times New Roman" w:hAnsi="Times New Roman" w:eastAsia="黑体"/>
-          <w:b/>
-          <w:i w:val="0"/>
-          <w:color w:val="000000"/>
-          <w:sz w:val="24"/>
-        </w:rPr>
-        <w:t>师：</w:t>
-      </w:r>
-      <w:r>
-        <w:rPr>
-          <w:rFonts w:ascii="Times New Roman" w:hAnsi="Times New Roman" w:eastAsia="宋体"/>
-          <w:b w:val="0"/>
-          <w:i w:val="0"/>
-          <w:color w:val="000000"/>
-          <w:sz w:val="24"/>
-        </w:rPr>
-        <w:t>老师先不公布标准答案。请你看看网页上的键盘，也看看面前真正的键盘，按自己的判断大胆试一试。能做到吗？</w:t>
+        <w:t>师：老师先不公布标准答案。请你看看网页上的键盘，也看看面前真正的键盘，按自己的判断大胆试一试。能做到吗？</w:t>
       </w:r>
     </w:p>
     <w:p>
-      <w:pPr>
-        <w:spacing w:before="0" w:after="60" w:line="336" w:lineRule="auto"/>
-      </w:pPr>
       <w:r>
-        <w:rPr>
-          <w:rFonts w:ascii="Times New Roman" w:hAnsi="Times New Roman" w:eastAsia="黑体"/>
-          <w:b/>
-          <w:i w:val="0"/>
-          <w:color w:val="27765C"/>
-          <w:sz w:val="24"/>
-        </w:rPr>
-        <w:t>生：</w:t>
-      </w:r>
-      <w:r>
-        <w:rPr>
-          <w:rFonts w:ascii="Times New Roman" w:hAnsi="Times New Roman" w:eastAsia="楷体"/>
-          <w:b w:val="0"/>
-          <w:i w:val="0"/>
-          <w:color w:val="27765C"/>
-          <w:sz w:val="24"/>
-        </w:rPr>
-        <w:t>能！</w:t>
+        <w:t>生：能！</w:t>
       </w:r>
     </w:p>
     <w:p>
-      <w:pPr>
-        <w:spacing w:before="0" w:after="60" w:line="336" w:lineRule="auto"/>
-        <w:shd w:val="clear" w:color="auto" w:fill="F2F4F1"/>
-      </w:pPr>
       <w:r>
-        <w:rPr>
-          <w:rFonts w:ascii="Times New Roman" w:hAnsi="Times New Roman" w:eastAsia="黑体"/>
-          <w:b/>
-          <w:i w:val="0"/>
-          <w:color w:val="595959"/>
-          <w:sz w:val="21"/>
-        </w:rPr>
-        <w:t>【操作】</w:t>
-      </w:r>
-      <w:r>
-        <w:rPr>
-          <w:rFonts w:ascii="Times New Roman" w:hAnsi="Times New Roman" w:eastAsia="宋体"/>
-          <w:b w:val="0"/>
-          <w:i/>
-          <w:color w:val="595959"/>
-          <w:sz w:val="21"/>
-        </w:rPr>
-        <w:t>切到填色学生网页，确认链接已分发；学生端颜色图例常驻。</w:t>
+        <w:t>【操作】切到填色学生网页，确认链接已分发；学生端颜色图例常驻。</w:t>
       </w:r>
     </w:p>
     <w:p>
-      <w:pPr>
-        <w:spacing w:before="160" w:after="60" w:line="300" w:lineRule="auto"/>
-        <w:keepNext/>
-        <w:pBdr>
-          <w:bottom w:val="single" w:sz="6" w:space="2" w:color="27765C"/>
-        </w:pBdr>
-      </w:pPr>
       <w:r>
-        <w:rPr>
-          <w:rFonts w:ascii="Times New Roman" w:hAnsi="Times New Roman" w:eastAsia="黑体"/>
-          <w:b/>
-          <w:i w:val="0"/>
-          <w:color w:val="1F5C47"/>
-          <w:sz w:val="27"/>
-        </w:rPr>
         <w:t>三、自主尝试，键盘填色（3—13分钟，约10分钟）</w:t>
       </w:r>
     </w:p>
     <w:p>
-      <w:pPr>
-        <w:spacing w:before="0" w:after="60" w:line="336" w:lineRule="auto"/>
-        <w:jc w:val="both"/>
-      </w:pPr>
       <w:r>
-        <w:rPr>
-          <w:rFonts w:ascii="Times New Roman" w:hAnsi="Times New Roman" w:eastAsia="黑体"/>
-          <w:b/>
-          <w:i w:val="0"/>
-          <w:color w:val="000000"/>
-          <w:sz w:val="24"/>
-        </w:rPr>
-        <w:t>师：</w:t>
-      </w:r>
-      <w:r>
-        <w:rPr>
-          <w:rFonts w:ascii="Times New Roman" w:hAnsi="Times New Roman" w:eastAsia="宋体"/>
-          <w:b w:val="0"/>
-          <w:i w:val="0"/>
-          <w:color w:val="000000"/>
-          <w:sz w:val="24"/>
-        </w:rPr>
-        <w:t>好，开始！请大家一边看真键盘，一边在网页上涂色。</w:t>
+        <w:t>师：好，开始！请大家一边看真键盘，一边在网页上涂色。</w:t>
       </w:r>
     </w:p>
     <w:p>
-      <w:pPr>
-        <w:spacing w:before="0" w:after="60" w:line="336" w:lineRule="auto"/>
-        <w:shd w:val="clear" w:color="auto" w:fill="F2F4F1"/>
-      </w:pPr>
       <w:r>
-        <w:rPr>
-          <w:rFonts w:ascii="Times New Roman" w:hAnsi="Times New Roman" w:eastAsia="黑体"/>
-          <w:b/>
-          <w:i w:val="0"/>
-          <w:color w:val="595959"/>
-          <w:sz w:val="21"/>
-        </w:rPr>
-        <w:t>【操作】</w:t>
-      </w:r>
-      <w:r>
-        <w:rPr>
-          <w:rFonts w:ascii="Times New Roman" w:hAnsi="Times New Roman" w:eastAsia="宋体"/>
-          <w:b w:val="0"/>
-          <w:i/>
-          <w:color w:val="595959"/>
-          <w:sz w:val="21"/>
-        </w:rPr>
-        <w:t>学生对照实物键盘自主填色，页面自动同步。教师巡视并打开教师混色看板，悬停查看各键颜色人数与比例，记录易混淆位置；本轮不公布答案。</w:t>
+        <w:t>【操作】学生对照实物键盘自主填色，页面自动同步。教师巡视并打开教师混色看板，悬停查看各键颜色人数与比例，记录易混淆位置；本轮不公布答案。</w:t>
       </w:r>
     </w:p>
     <w:p>
-      <w:pPr>
-        <w:spacing w:before="80" w:after="20" w:line="300" w:lineRule="auto"/>
-        <w:keepNext/>
-      </w:pPr>
       <w:r>
-        <w:rPr>
-          <w:rFonts w:ascii="Times New Roman" w:hAnsi="Times New Roman" w:eastAsia="黑体"/>
-          <w:b/>
-          <w:i w:val="0"/>
-          <w:color w:val="000000"/>
-          <w:sz w:val="23"/>
-        </w:rPr>
         <w:t>巡视引导（学生问“这个涂什么颜色”时）</w:t>
       </w:r>
     </w:p>
     <w:p>
-      <w:pPr>
-        <w:spacing w:before="0" w:after="60" w:line="336" w:lineRule="auto"/>
-        <w:jc w:val="both"/>
-      </w:pPr>
       <w:r>
-        <w:rPr>
-          <w:rFonts w:ascii="Times New Roman" w:hAnsi="Times New Roman" w:eastAsia="黑体"/>
-          <w:b/>
-          <w:i w:val="0"/>
-          <w:color w:val="000000"/>
-          <w:sz w:val="24"/>
-        </w:rPr>
-        <w:t>师：</w:t>
-      </w:r>
-      <w:r>
-        <w:rPr>
-          <w:rFonts w:ascii="Times New Roman" w:hAnsi="Times New Roman" w:eastAsia="宋体"/>
-          <w:b w:val="0"/>
-          <w:i w:val="0"/>
-          <w:color w:val="000000"/>
-          <w:sz w:val="24"/>
-        </w:rPr>
-        <w:t>你先别急，看看它在什么位置、周围都是些什么键，再想想它属于哪个区域，按你的想法涂，错了也没关系。</w:t>
+        <w:t>师：你先别急，看看它在什么位置、周围都是些什么键，再想想它属于哪个区域，按你的想法涂，错了也没关系。</w:t>
       </w:r>
     </w:p>
     <w:p>
-      <w:pPr>
-        <w:spacing w:before="80" w:after="20" w:line="300" w:lineRule="auto"/>
-        <w:keepNext/>
-      </w:pPr>
       <w:r>
-        <w:rPr>
-          <w:rFonts w:ascii="Times New Roman" w:hAnsi="Times New Roman" w:eastAsia="黑体"/>
-          <w:b/>
-          <w:i w:val="0"/>
-          <w:color w:val="000000"/>
-          <w:sz w:val="23"/>
-        </w:rPr>
         <w:t>个别应对</w:t>
       </w:r>
     </w:p>
     <w:p>
-      <w:pPr>
-        <w:spacing w:before="0" w:after="60" w:line="336" w:lineRule="auto"/>
-        <w:jc w:val="both"/>
-      </w:pPr>
       <w:r>
-        <w:rPr>
-          <w:rFonts w:ascii="Times New Roman" w:hAnsi="Times New Roman" w:eastAsia="黑体"/>
-          <w:b/>
-          <w:i w:val="0"/>
-          <w:color w:val="000000"/>
-          <w:sz w:val="24"/>
-        </w:rPr>
-        <w:t>师：</w:t>
-      </w:r>
-      <w:r>
-        <w:rPr>
-          <w:rFonts w:ascii="Times New Roman" w:hAnsi="Times New Roman" w:eastAsia="宋体"/>
-          <w:b w:val="0"/>
-          <w:i w:val="0"/>
-          <w:color w:val="000000"/>
-          <w:sz w:val="24"/>
-        </w:rPr>
-        <w:t>（对不会操作的学生）先点上面的颜色，再点下面的键，你试试看。</w:t>
+        <w:t>师：（对不会操作的学生）先点上面的颜色，再点下面的键，你试试看。</w:t>
       </w:r>
     </w:p>
     <w:p>
-      <w:pPr>
-        <w:spacing w:before="0" w:after="60" w:line="336" w:lineRule="auto"/>
-        <w:jc w:val="both"/>
-      </w:pPr>
       <w:r>
-        <w:rPr>
-          <w:rFonts w:ascii="Times New Roman" w:hAnsi="Times New Roman" w:eastAsia="黑体"/>
-          <w:b/>
-          <w:i w:val="0"/>
-          <w:color w:val="000000"/>
-          <w:sz w:val="24"/>
-        </w:rPr>
-        <w:t>师：</w:t>
-      </w:r>
-      <w:r>
-        <w:rPr>
-          <w:rFonts w:ascii="Times New Roman" w:hAnsi="Times New Roman" w:eastAsia="宋体"/>
-          <w:b w:val="0"/>
-          <w:i w:val="0"/>
-          <w:color w:val="000000"/>
-          <w:sz w:val="24"/>
-        </w:rPr>
-        <w:t>（对很快涂完的学生）可以再看看真键盘，检查有没有涂得不一样的地方。</w:t>
+        <w:t>师：（对很快涂完的学生）可以再看看真键盘，检查有没有涂得不一样的地方。</w:t>
       </w:r>
     </w:p>
     <w:p>
-      <w:pPr>
-        <w:spacing w:before="0" w:after="60" w:line="336" w:lineRule="auto"/>
-        <w:jc w:val="both"/>
-      </w:pPr>
       <w:r>
-        <w:rPr>
-          <w:rFonts w:ascii="Times New Roman" w:hAnsi="Times New Roman" w:eastAsia="黑体"/>
-          <w:b/>
-          <w:i w:val="0"/>
-          <w:color w:val="000000"/>
-          <w:sz w:val="24"/>
-        </w:rPr>
-        <w:t>师：</w:t>
-      </w:r>
-      <w:r>
-        <w:rPr>
-          <w:rFonts w:ascii="Times New Roman" w:hAnsi="Times New Roman" w:eastAsia="宋体"/>
-          <w:b w:val="0"/>
-          <w:i w:val="0"/>
-          <w:color w:val="000000"/>
-          <w:sz w:val="24"/>
-        </w:rPr>
-        <w:t>（巡视提醒）背挺直，手指轻轻按，不要用力敲键盘。</w:t>
+        <w:t>师：（巡视提醒）背挺直，手指轻轻按，不要用力敲键盘。</w:t>
       </w:r>
     </w:p>
     <w:p>
-      <w:pPr>
-        <w:spacing w:before="0" w:after="60" w:line="336" w:lineRule="auto"/>
-        <w:jc w:val="both"/>
-      </w:pPr>
       <w:r>
-        <w:rPr>
-          <w:rFonts w:ascii="Times New Roman" w:hAnsi="Times New Roman" w:eastAsia="黑体"/>
-          <w:b/>
-          <w:i w:val="0"/>
-          <w:color w:val="000000"/>
-          <w:sz w:val="24"/>
-        </w:rPr>
-        <w:t>师：</w:t>
-      </w:r>
-      <w:r>
-        <w:rPr>
-          <w:rFonts w:ascii="Times New Roman" w:hAnsi="Times New Roman" w:eastAsia="宋体"/>
-          <w:b w:val="0"/>
-          <w:i w:val="0"/>
-          <w:color w:val="000000"/>
-          <w:sz w:val="24"/>
-        </w:rPr>
-        <w:t>（约第12分钟）还没涂完的同学抓紧时间，把每一个键都涂上颜色。</w:t>
+        <w:t>师：（约第12分钟）还没涂完的同学抓紧时间，把每一个键都涂上颜色。</w:t>
       </w:r>
     </w:p>
     <w:p>
-      <w:pPr>
-        <w:spacing w:before="0" w:after="60" w:line="336" w:lineRule="auto"/>
-        <w:shd w:val="clear" w:color="auto" w:fill="F2F4F1"/>
-      </w:pPr>
       <w:r>
-        <w:rPr>
-          <w:rFonts w:ascii="Times New Roman" w:hAnsi="Times New Roman" w:eastAsia="黑体"/>
-          <w:b/>
-          <w:i w:val="0"/>
-          <w:color w:val="595959"/>
-          <w:sz w:val="21"/>
-        </w:rPr>
-        <w:t>【操作】</w:t>
-      </w:r>
-      <w:r>
-        <w:rPr>
-          <w:rFonts w:ascii="Times New Roman" w:hAnsi="Times New Roman" w:eastAsia="宋体"/>
-          <w:b w:val="0"/>
-          <w:i/>
-          <w:color w:val="595959"/>
-          <w:sz w:val="21"/>
-        </w:rPr>
-        <w:t>教师在看板保存“讲解前”全班快照。</w:t>
+        <w:t>【操作】教师在看板保存“讲解前”全班快照。</w:t>
       </w:r>
     </w:p>
     <w:p>
-      <w:pPr>
-        <w:spacing w:before="160" w:after="60" w:line="300" w:lineRule="auto"/>
-        <w:keepNext/>
-        <w:pBdr>
-          <w:bottom w:val="single" w:sz="6" w:space="2" w:color="27765C"/>
-        </w:pBdr>
-      </w:pPr>
       <w:r>
-        <w:rPr>
-          <w:rFonts w:ascii="Times New Roman" w:hAnsi="Times New Roman" w:eastAsia="黑体"/>
-          <w:b/>
-          <w:i w:val="0"/>
-          <w:color w:val="1F5C47"/>
-          <w:sz w:val="27"/>
-        </w:rPr>
         <w:t>四、查看反馈，认识五区（13—16分钟，约3分钟）</w:t>
       </w:r>
     </w:p>
     <w:p>
-      <w:pPr>
-        <w:spacing w:before="0" w:after="60" w:line="336" w:lineRule="auto"/>
-        <w:jc w:val="both"/>
-      </w:pPr>
       <w:r>
-        <w:rPr>
-          <w:rFonts w:ascii="Times New Roman" w:hAnsi="Times New Roman" w:eastAsia="黑体"/>
-          <w:b/>
-          <w:i w:val="0"/>
-          <w:color w:val="000000"/>
-          <w:sz w:val="24"/>
-        </w:rPr>
-        <w:t>师：</w:t>
-      </w:r>
-      <w:r>
-        <w:rPr>
-          <w:rFonts w:ascii="Times New Roman" w:hAnsi="Times New Roman" w:eastAsia="宋体"/>
-          <w:b w:val="0"/>
-          <w:i w:val="0"/>
-          <w:color w:val="000000"/>
-          <w:sz w:val="24"/>
-        </w:rPr>
-        <w:t>好，时间到，请大家先停下，手放好，眼睛看大屏幕。</w:t>
+        <w:t>师：好，时间到，请大家先停下，手放好，眼睛看大屏幕。</w:t>
       </w:r>
     </w:p>
     <w:p>
-      <w:pPr>
-        <w:spacing w:before="0" w:after="60" w:line="336" w:lineRule="auto"/>
-        <w:shd w:val="clear" w:color="auto" w:fill="F2F4F1"/>
-      </w:pPr>
       <w:r>
-        <w:rPr>
-          <w:rFonts w:ascii="Times New Roman" w:hAnsi="Times New Roman" w:eastAsia="黑体"/>
-          <w:b/>
-          <w:i w:val="0"/>
-          <w:color w:val="595959"/>
-          <w:sz w:val="21"/>
-        </w:rPr>
-        <w:t>【操作】</w:t>
-      </w:r>
-      <w:r>
-        <w:rPr>
-          <w:rFonts w:ascii="Times New Roman" w:hAnsi="Times New Roman" w:eastAsia="宋体"/>
-          <w:b w:val="0"/>
-          <w:i/>
-          <w:color w:val="595959"/>
-          <w:sz w:val="21"/>
-        </w:rPr>
-        <w:t>打开教师混色看板，展示全班填色结果；随后切换到标准分区图。</w:t>
+        <w:t>【操作】打开教师混色看板，展示全班填色结果；随后切换到标准分区图。</w:t>
       </w:r>
     </w:p>
     <w:p>
-      <w:pPr>
-        <w:spacing w:before="0" w:after="60" w:line="336" w:lineRule="auto"/>
-        <w:jc w:val="both"/>
-      </w:pPr>
       <w:r>
-        <w:rPr>
-          <w:rFonts w:ascii="Times New Roman" w:hAnsi="Times New Roman" w:eastAsia="黑体"/>
-          <w:b/>
-          <w:i w:val="0"/>
-          <w:color w:val="000000"/>
-          <w:sz w:val="24"/>
-        </w:rPr>
-        <w:t>师：</w:t>
-      </w:r>
-      <w:r>
-        <w:rPr>
-          <w:rFonts w:ascii="Times New Roman" w:hAnsi="Times New Roman" w:eastAsia="宋体"/>
-          <w:b w:val="0"/>
-          <w:i w:val="0"/>
-          <w:color w:val="000000"/>
-          <w:sz w:val="24"/>
-        </w:rPr>
-        <w:t>我们一起来看看大家的作品。老师发现，有些地方大家涂的颜色特别一致，可有的地方五颜六色，意见不太一样。这说明我们对键盘区域是怎么划分的，心里还有不同的想法。没关系，接下来我们一起把这五个区域认清楚。</w:t>
+        <w:t>师：我们一起来看看大家的作品。老师发现，有些地方大家涂的颜色特别一致，可有的地方五颜六色，意见不太一样。这说明我们对键盘区域是怎么划分的，心里还有不同的想法。没关系，接下来我们一起把这五个区域认清楚。</w:t>
       </w:r>
     </w:p>
     <w:p>
-      <w:pPr>
-        <w:spacing w:before="0" w:after="60" w:line="336" w:lineRule="auto"/>
-        <w:jc w:val="both"/>
-      </w:pPr>
       <w:r>
-        <w:rPr>
-          <w:rFonts w:ascii="Times New Roman" w:hAnsi="Times New Roman" w:eastAsia="黑体"/>
-          <w:b/>
-          <w:i w:val="0"/>
-          <w:color w:val="000000"/>
-          <w:sz w:val="24"/>
-        </w:rPr>
-        <w:t>师：</w:t>
-      </w:r>
-      <w:r>
-        <w:rPr>
-          <w:rFonts w:ascii="Times New Roman" w:hAnsi="Times New Roman" w:eastAsia="宋体"/>
-          <w:b w:val="0"/>
-          <w:i w:val="0"/>
-          <w:color w:val="000000"/>
-          <w:sz w:val="24"/>
-        </w:rPr>
-        <w:t>（指中间较大区域）先看中间这一大块，面积最大，上面有字母、有数字，我们今天打字、输入主要就靠它，它叫——主键盘区。大家在自己的键盘上找到主键盘区，用手指一指。</w:t>
+        <w:t>师：（指中间较大区域）先看中间这一大块，面积最大，上面有字母、有数字，我们今天打字、输入主要就靠它，它叫——主键盘区。大家在自己的键盘上找到主键盘区，用手指一指。</w:t>
       </w:r>
     </w:p>
     <w:p>
-      <w:pPr>
-        <w:spacing w:before="0" w:after="60" w:line="336" w:lineRule="auto"/>
-      </w:pPr>
       <w:r>
-        <w:rPr>
-          <w:rFonts w:ascii="Times New Roman" w:hAnsi="Times New Roman" w:eastAsia="黑体"/>
-          <w:b/>
-          <w:i w:val="0"/>
-          <w:color w:val="27765C"/>
-          <w:sz w:val="24"/>
-        </w:rPr>
-        <w:t>生：</w:t>
-      </w:r>
-      <w:r>
-        <w:rPr>
-          <w:rFonts w:ascii="Times New Roman" w:hAnsi="Times New Roman" w:eastAsia="楷体"/>
-          <w:b w:val="0"/>
-          <w:i w:val="0"/>
-          <w:color w:val="27765C"/>
-          <w:sz w:val="24"/>
-        </w:rPr>
-        <w:t>（指认主键盘区）</w:t>
+        <w:t>生：（指认主键盘区）</w:t>
       </w:r>
     </w:p>
     <w:p>
-      <w:pPr>
-        <w:spacing w:before="0" w:after="60" w:line="336" w:lineRule="auto"/>
-        <w:jc w:val="both"/>
-      </w:pPr>
       <w:r>
-        <w:rPr>
-          <w:rFonts w:ascii="Times New Roman" w:hAnsi="Times New Roman" w:eastAsia="黑体"/>
-          <w:b/>
-          <w:i w:val="0"/>
-          <w:color w:val="000000"/>
-          <w:sz w:val="24"/>
-        </w:rPr>
-        <w:t>师：</w:t>
-      </w:r>
-      <w:r>
-        <w:rPr>
-          <w:rFonts w:ascii="Times New Roman" w:hAnsi="Times New Roman" w:eastAsia="宋体"/>
-          <w:b w:val="0"/>
-          <w:i w:val="0"/>
-          <w:color w:val="000000"/>
-          <w:sz w:val="24"/>
-        </w:rPr>
-        <w:t>再看最上面一排，有 Esc，还有 F1 到 F12，它们能帮我们完成一些快捷的功能操作，这是功能键区。找一找。</w:t>
+        <w:t>师：再看最上面一排，有 Esc，还有 F1 到 F12，它们能帮我们完成一些快捷的功能操作，这是功能键区。找一找。</w:t>
       </w:r>
     </w:p>
     <w:p>
-      <w:pPr>
-        <w:spacing w:before="0" w:after="60" w:line="336" w:lineRule="auto"/>
-        <w:jc w:val="both"/>
-      </w:pPr>
       <w:r>
-        <w:rPr>
-          <w:rFonts w:ascii="Times New Roman" w:hAnsi="Times New Roman" w:eastAsia="黑体"/>
-          <w:b/>
-          <w:i w:val="0"/>
-          <w:color w:val="000000"/>
-          <w:sz w:val="24"/>
-        </w:rPr>
-        <w:t>师：</w:t>
-      </w:r>
-      <w:r>
-        <w:rPr>
-          <w:rFonts w:ascii="Times New Roman" w:hAnsi="Times New Roman" w:eastAsia="宋体"/>
-          <w:b w:val="0"/>
-          <w:i w:val="0"/>
-          <w:color w:val="000000"/>
-          <w:sz w:val="24"/>
-        </w:rPr>
-        <w:t>在主键盘区右边，这里有上下左右四个方向键，还有 Home、Page Up、Delete 这些键，用来移动光标、翻页和编辑内容，叫编辑键区。指一指。</w:t>
+        <w:t>师：在主键盘区右边，这里有上下左右四个方向键，还有 Home、Page Up、Delete 这些键，用来移动光标、翻页和编辑内容，叫编辑键区。指一指。</w:t>
       </w:r>
     </w:p>
     <w:p>
-      <w:pPr>
-        <w:spacing w:before="0" w:after="60" w:line="336" w:lineRule="auto"/>
-        <w:jc w:val="both"/>
-      </w:pPr>
       <w:r>
-        <w:rPr>
-          <w:rFonts w:ascii="Times New Roman" w:hAnsi="Times New Roman" w:eastAsia="黑体"/>
-          <w:b/>
-          <w:i w:val="0"/>
-          <w:color w:val="000000"/>
-          <w:sz w:val="24"/>
-        </w:rPr>
-        <w:t>师：</w:t>
-      </w:r>
-      <w:r>
-        <w:rPr>
-          <w:rFonts w:ascii="Times New Roman" w:hAnsi="Times New Roman" w:eastAsia="宋体"/>
-          <w:b w:val="0"/>
-          <w:i w:val="0"/>
-          <w:color w:val="000000"/>
-          <w:sz w:val="24"/>
-        </w:rPr>
-        <w:t>最右边，数字密密麻麻集中在一起，方便我们快速输入大量数字，这是小键盘区。</w:t>
+        <w:t>师：最右边，数字密密麻麻集中在一起，方便我们快速输入大量数字，这是小键盘区。</w:t>
       </w:r>
     </w:p>
     <w:p>
-      <w:pPr>
-        <w:spacing w:before="0" w:after="60" w:line="336" w:lineRule="auto"/>
-        <w:jc w:val="both"/>
-      </w:pPr>
       <w:r>
-        <w:rPr>
-          <w:rFonts w:ascii="Times New Roman" w:hAnsi="Times New Roman" w:eastAsia="黑体"/>
-          <w:b/>
-          <w:i w:val="0"/>
-          <w:color w:val="000000"/>
-          <w:sz w:val="24"/>
-        </w:rPr>
-        <w:t>师：</w:t>
-      </w:r>
-      <w:r>
-        <w:rPr>
-          <w:rFonts w:ascii="Times New Roman" w:hAnsi="Times New Roman" w:eastAsia="宋体"/>
-          <w:b w:val="0"/>
-          <w:i w:val="0"/>
-          <w:color w:val="000000"/>
-          <w:sz w:val="24"/>
-        </w:rPr>
-        <w:t>最后看右上角，有三盏小灯，它能显示键盘的状态，这是指示灯区。</w:t>
+        <w:t>师：最后看右上角，有三盏小灯，它能显示键盘的状态，这是指示灯区。</w:t>
       </w:r>
     </w:p>
     <w:p>
-      <w:pPr>
-        <w:spacing w:before="0" w:after="60" w:line="336" w:lineRule="auto"/>
-        <w:jc w:val="both"/>
-      </w:pPr>
       <w:r>
-        <w:rPr>
-          <w:rFonts w:ascii="Times New Roman" w:hAnsi="Times New Roman" w:eastAsia="黑体"/>
-          <w:b/>
-          <w:i w:val="0"/>
-          <w:color w:val="000000"/>
-          <w:sz w:val="24"/>
-        </w:rPr>
-        <w:t>师：</w:t>
-      </w:r>
-      <w:r>
-        <w:rPr>
-          <w:rFonts w:ascii="Times New Roman" w:hAnsi="Times New Roman" w:eastAsia="宋体"/>
-          <w:b w:val="0"/>
-          <w:i w:val="0"/>
-          <w:color w:val="000000"/>
-          <w:sz w:val="24"/>
-        </w:rPr>
-        <w:t>我们一起读一遍：主键盘区、功能键区、编辑键区、小键盘区、指示灯区。</w:t>
+        <w:t>师：我们一起读一遍：主键盘区、功能键区、编辑键区、小键盘区、指示灯区。</w:t>
       </w:r>
     </w:p>
     <w:p>
-      <w:pPr>
-        <w:spacing w:before="0" w:after="60" w:line="336" w:lineRule="auto"/>
-      </w:pPr>
       <w:r>
-        <w:rPr>
-          <w:rFonts w:ascii="Times New Roman" w:hAnsi="Times New Roman" w:eastAsia="黑体"/>
-          <w:b/>
-          <w:i w:val="0"/>
-          <w:color w:val="27765C"/>
-          <w:sz w:val="24"/>
-        </w:rPr>
-        <w:t>生：</w:t>
-      </w:r>
-      <w:r>
-        <w:rPr>
-          <w:rFonts w:ascii="Times New Roman" w:hAnsi="Times New Roman" w:eastAsia="楷体"/>
-          <w:b w:val="0"/>
-          <w:i w:val="0"/>
-          <w:color w:val="27765C"/>
-          <w:sz w:val="24"/>
-        </w:rPr>
-        <w:t>（齐读五个区域名称）</w:t>
+        <w:t>生：（齐读五个区域名称）</w:t>
       </w:r>
     </w:p>
     <w:p>
-      <w:pPr>
-        <w:spacing w:before="0" w:after="60" w:line="336" w:lineRule="auto"/>
-        <w:shd w:val="clear" w:color="auto" w:fill="F2F4F1"/>
-      </w:pPr>
       <w:r>
-        <w:rPr>
-          <w:rFonts w:ascii="Times New Roman" w:hAnsi="Times New Roman" w:eastAsia="黑体"/>
-          <w:b/>
-          <w:i w:val="0"/>
-          <w:color w:val="595959"/>
-          <w:sz w:val="21"/>
-        </w:rPr>
-        <w:t>【操作】</w:t>
-      </w:r>
-      <w:r>
-        <w:rPr>
-          <w:rFonts w:ascii="Times New Roman" w:hAnsi="Times New Roman" w:eastAsia="宋体"/>
-          <w:b w:val="0"/>
-          <w:i/>
-          <w:color w:val="595959"/>
-          <w:sz w:val="21"/>
-        </w:rPr>
-        <w:t>只讲分区位置和用途；本环节不展开双字符键、控制键和大小写转换。</w:t>
+        <w:t>【操作】只讲分区位置和用途；本环节不展开双字符键、控制键和大小写转换。</w:t>
       </w:r>
     </w:p>
     <w:p>
-      <w:pPr>
-        <w:spacing w:before="160" w:after="60" w:line="300" w:lineRule="auto"/>
-        <w:keepNext/>
-        <w:pBdr>
-          <w:bottom w:val="single" w:sz="6" w:space="2" w:color="27765C"/>
-        </w:pBdr>
-      </w:pPr>
       <w:r>
-        <w:rPr>
-          <w:rFonts w:ascii="Times New Roman" w:hAnsi="Times New Roman" w:eastAsia="黑体"/>
-          <w:b/>
-          <w:i w:val="0"/>
-          <w:color w:val="1F5C47"/>
-          <w:sz w:val="27"/>
-        </w:rPr>
         <w:t>五、修改填色，巩固认识（16—19分钟，约3分钟）</w:t>
       </w:r>
     </w:p>
     <w:p>
-      <w:pPr>
-        <w:spacing w:before="0" w:after="60" w:line="336" w:lineRule="auto"/>
-        <w:jc w:val="both"/>
-      </w:pPr>
       <w:r>
-        <w:rPr>
-          <w:rFonts w:ascii="Times New Roman" w:hAnsi="Times New Roman" w:eastAsia="黑体"/>
-          <w:b/>
-          <w:i w:val="0"/>
-          <w:color w:val="000000"/>
-          <w:sz w:val="24"/>
-        </w:rPr>
-        <w:t>师：</w:t>
-      </w:r>
-      <w:r>
-        <w:rPr>
-          <w:rFonts w:ascii="Times New Roman" w:hAnsi="Times New Roman" w:eastAsia="宋体"/>
-          <w:b w:val="0"/>
-          <w:i w:val="0"/>
-          <w:color w:val="000000"/>
-          <w:sz w:val="24"/>
-        </w:rPr>
-        <w:t>现在请大家回到自己的网页，对照刚刚学到的五个区域，把涂错的地方改过来。改的时候再看一眼面前的真键盘，确认它们是一一对应的。</w:t>
+        <w:t>师：现在请大家回到自己的网页，对照刚刚学到的五个区域，把涂错的地方改过来。改的时候再看一眼面前的真键盘，确认它们是一一对应的。</w:t>
       </w:r>
     </w:p>
     <w:p>
-      <w:pPr>
-        <w:spacing w:before="0" w:after="60" w:line="336" w:lineRule="auto"/>
-        <w:shd w:val="clear" w:color="auto" w:fill="F2F4F1"/>
-      </w:pPr>
       <w:r>
-        <w:rPr>
-          <w:rFonts w:ascii="Times New Roman" w:hAnsi="Times New Roman" w:eastAsia="黑体"/>
-          <w:b/>
-          <w:i w:val="0"/>
-          <w:color w:val="595959"/>
-          <w:sz w:val="21"/>
-        </w:rPr>
-        <w:t>【操作】</w:t>
-      </w:r>
-      <w:r>
-        <w:rPr>
-          <w:rFonts w:ascii="Times New Roman" w:hAnsi="Times New Roman" w:eastAsia="宋体"/>
-          <w:b w:val="0"/>
-          <w:i/>
-          <w:color w:val="595959"/>
-          <w:sz w:val="21"/>
-        </w:rPr>
-        <w:t>学生修改填色；教师对仍有混淆的学生个别辅导。</w:t>
+        <w:t>【操作】学生修改填色；教师对仍有混淆的学生个别辅导。</w:t>
       </w:r>
     </w:p>
     <w:p>
-      <w:pPr>
-        <w:spacing w:before="0" w:after="60" w:line="336" w:lineRule="auto"/>
-        <w:jc w:val="both"/>
-      </w:pPr>
       <w:r>
-        <w:rPr>
-          <w:rFonts w:ascii="Times New Roman" w:hAnsi="Times New Roman" w:eastAsia="黑体"/>
-          <w:b/>
-          <w:i w:val="0"/>
-          <w:color w:val="000000"/>
-          <w:sz w:val="24"/>
-        </w:rPr>
-        <w:t>师：</w:t>
-      </w:r>
-      <w:r>
-        <w:rPr>
-          <w:rFonts w:ascii="Times New Roman" w:hAnsi="Times New Roman" w:eastAsia="宋体"/>
-          <w:b w:val="0"/>
-          <w:i w:val="0"/>
-          <w:color w:val="000000"/>
-          <w:sz w:val="24"/>
-        </w:rPr>
-        <w:t>（对完成快的学生）改好了的同学，可以跟同桌互相考一考：“请你指出主键盘区”“哪个区域是用小灯显示状态的？”</w:t>
+        <w:t>师：（对完成快的学生）改好了的同学，可以跟同桌互相考一考：“请你指出主键盘区”“哪个区域是用小灯显示状态的？”</w:t>
       </w:r>
     </w:p>
     <w:p>
-      <w:pPr>
-        <w:spacing w:before="0" w:after="60" w:line="336" w:lineRule="auto"/>
-        <w:shd w:val="clear" w:color="auto" w:fill="F2F4F1"/>
-      </w:pPr>
       <w:r>
-        <w:rPr>
-          <w:rFonts w:ascii="Times New Roman" w:hAnsi="Times New Roman" w:eastAsia="黑体"/>
-          <w:b/>
-          <w:i w:val="0"/>
-          <w:color w:val="595959"/>
-          <w:sz w:val="21"/>
-        </w:rPr>
-        <w:t>【操作】</w:t>
-      </w:r>
-      <w:r>
-        <w:rPr>
-          <w:rFonts w:ascii="Times New Roman" w:hAnsi="Times New Roman" w:eastAsia="宋体"/>
-          <w:b w:val="0"/>
-          <w:i/>
-          <w:color w:val="595959"/>
-          <w:sz w:val="21"/>
-        </w:rPr>
-        <w:t>教师保存“修正后”快照。</w:t>
+        <w:t>【操作】教师保存“修正后”快照。</w:t>
       </w:r>
     </w:p>
     <w:p>
-      <w:pPr>
-        <w:spacing w:before="0" w:after="60" w:line="336" w:lineRule="auto"/>
-        <w:jc w:val="both"/>
-      </w:pPr>
       <w:r>
-        <w:rPr>
-          <w:rFonts w:ascii="Times New Roman" w:hAnsi="Times New Roman" w:eastAsia="黑体"/>
-          <w:b/>
-          <w:i w:val="0"/>
-          <w:color w:val="000000"/>
-          <w:sz w:val="24"/>
-        </w:rPr>
-        <w:t>师：</w:t>
-      </w:r>
-      <w:r>
-        <w:rPr>
-          <w:rFonts w:ascii="Times New Roman" w:hAnsi="Times New Roman" w:eastAsia="宋体"/>
-          <w:b w:val="0"/>
-          <w:i w:val="0"/>
-          <w:color w:val="000000"/>
-          <w:sz w:val="24"/>
-        </w:rPr>
-        <w:t>（约第18分半）大家看，刚才这一块五颜六色，现在颜色统一多了，说明大家都学会了。</w:t>
+        <w:t>师：（约第18分半）大家看，刚才这一块五颜六色，现在颜色统一多了，说明大家都学会了。</w:t>
       </w:r>
     </w:p>
     <w:p>
-      <w:pPr>
-        <w:spacing w:before="160" w:after="60" w:line="300" w:lineRule="auto"/>
-        <w:keepNext/>
-        <w:pBdr>
-          <w:bottom w:val="single" w:sz="6" w:space="2" w:color="27765C"/>
-        </w:pBdr>
-      </w:pPr>
       <w:r>
-        <w:rPr>
-          <w:rFonts w:ascii="Times New Roman" w:hAnsi="Times New Roman" w:eastAsia="黑体"/>
-          <w:b/>
-          <w:i w:val="0"/>
-          <w:color w:val="1F5C47"/>
-          <w:sz w:val="27"/>
-        </w:rPr>
         <w:t>六、示范玩法，进入打字（19—21分钟，约2分钟）</w:t>
       </w:r>
     </w:p>
     <w:p>
-      <w:pPr>
-        <w:spacing w:before="0" w:after="60" w:line="336" w:lineRule="auto"/>
-        <w:jc w:val="both"/>
-      </w:pPr>
       <w:r>
-        <w:rPr>
-          <w:rFonts w:ascii="Times New Roman" w:hAnsi="Times New Roman" w:eastAsia="黑体"/>
-          <w:b/>
-          <w:i w:val="0"/>
-          <w:color w:val="000000"/>
-          <w:sz w:val="24"/>
-        </w:rPr>
-        <w:t>师：</w:t>
-      </w:r>
-      <w:r>
-        <w:rPr>
-          <w:rFonts w:ascii="Times New Roman" w:hAnsi="Times New Roman" w:eastAsia="宋体"/>
-          <w:b w:val="0"/>
-          <w:i w:val="0"/>
-          <w:color w:val="000000"/>
-          <w:sz w:val="24"/>
-        </w:rPr>
-        <w:t>认识了五个区域，我们就要真正用键盘来打字了。请大家打开第二个网页——打字。</w:t>
+        <w:t>师：认识了五个区域，我们就要真正用键盘来打字了。请大家打开第二个网页——打字。</w:t>
       </w:r>
     </w:p>
     <w:p>
-      <w:pPr>
-        <w:spacing w:before="0" w:after="60" w:line="336" w:lineRule="auto"/>
-        <w:shd w:val="clear" w:color="auto" w:fill="F2F4F1"/>
-      </w:pPr>
       <w:r>
-        <w:rPr>
-          <w:rFonts w:ascii="Times New Roman" w:hAnsi="Times New Roman" w:eastAsia="黑体"/>
-          <w:b/>
-          <w:i w:val="0"/>
-          <w:color w:val="595959"/>
-          <w:sz w:val="21"/>
-        </w:rPr>
-        <w:t>【操作】</w:t>
-      </w:r>
-      <w:r>
-        <w:rPr>
-          <w:rFonts w:ascii="Times New Roman" w:hAnsi="Times New Roman" w:eastAsia="宋体"/>
-          <w:b w:val="0"/>
-          <w:i/>
-          <w:color w:val="595959"/>
-          <w:sz w:val="21"/>
-        </w:rPr>
-        <w:t>切换/分发打字学生链接，打开打字学生页。</w:t>
+        <w:t>【操作】切换/分发打字学生链接，打开打字学生页。</w:t>
       </w:r>
     </w:p>
     <w:p>
-      <w:pPr>
-        <w:spacing w:before="0" w:after="60" w:line="336" w:lineRule="auto"/>
-        <w:jc w:val="both"/>
-      </w:pPr>
       <w:r>
-        <w:rPr>
-          <w:rFonts w:ascii="Times New Roman" w:hAnsi="Times New Roman" w:eastAsia="黑体"/>
-          <w:b/>
-          <w:i w:val="0"/>
-          <w:color w:val="000000"/>
-          <w:sz w:val="24"/>
-        </w:rPr>
-        <w:t>师：</w:t>
-      </w:r>
-      <w:r>
-        <w:rPr>
-          <w:rFonts w:ascii="Times New Roman" w:hAnsi="Times New Roman" w:eastAsia="宋体"/>
-          <w:b w:val="0"/>
-          <w:i w:val="0"/>
-          <w:color w:val="000000"/>
-          <w:sz w:val="24"/>
-        </w:rPr>
-        <w:t>打字之前，先找到我们刚才说的主键盘区。今天输入字母和数字，主要就用它。</w:t>
+        <w:t>师：打字之前，先找到我们刚才说的主键盘区。今天输入字母和数字，主要就用它。</w:t>
       </w:r>
     </w:p>
     <w:p>
-      <w:pPr>
-        <w:spacing w:before="0" w:after="60" w:line="336" w:lineRule="auto"/>
-        <w:jc w:val="both"/>
-      </w:pPr>
       <w:r>
-        <w:rPr>
-          <w:rFonts w:ascii="Times New Roman" w:hAnsi="Times New Roman" w:eastAsia="黑体"/>
-          <w:b/>
-          <w:i w:val="0"/>
-          <w:color w:val="000000"/>
-          <w:sz w:val="24"/>
-        </w:rPr>
-        <w:t>师：</w:t>
-      </w:r>
-      <w:r>
-        <w:rPr>
-          <w:rFonts w:ascii="Times New Roman" w:hAnsi="Times New Roman" w:eastAsia="宋体"/>
-          <w:b w:val="0"/>
-          <w:i w:val="0"/>
-          <w:color w:val="000000"/>
-          <w:sz w:val="24"/>
-        </w:rPr>
-        <w:t>先跟老师一起做好准备：身体坐正，两脚放平，手指轻轻放在键盘上，轻轻按，不要用力敲。</w:t>
+        <w:t>师：先跟老师一起做好准备：身体坐正，两脚放平，手指轻轻放在键盘上，轻轻按，不要用力敲。</w:t>
       </w:r>
     </w:p>
     <w:p>
-      <w:pPr>
-        <w:spacing w:before="0" w:after="60" w:line="336" w:lineRule="auto"/>
-        <w:jc w:val="both"/>
-      </w:pPr>
       <w:r>
-        <w:rPr>
-          <w:rFonts w:ascii="Times New Roman" w:hAnsi="Times New Roman" w:eastAsia="黑体"/>
-          <w:b/>
-          <w:i w:val="0"/>
-          <w:color w:val="000000"/>
-          <w:sz w:val="24"/>
-        </w:rPr>
-        <w:t>师：</w:t>
-      </w:r>
-      <w:r>
-        <w:rPr>
-          <w:rFonts w:ascii="Times New Roman" w:hAnsi="Times New Roman" w:eastAsia="宋体"/>
-          <w:b w:val="0"/>
-          <w:i w:val="0"/>
-          <w:color w:val="000000"/>
-          <w:sz w:val="24"/>
-        </w:rPr>
-        <w:t>（示范）看屏幕，上面有一个绿色的目标字符，比如这个“a”。你直接在键盘上找到 a 键按一下——注意，不用点输入框，直接按键就可以。按对了，你看，点亮了一个格子！</w:t>
+        <w:t>师：（示范）看屏幕，上面有一个绿色的目标字符，比如这个“a”。你直接在键盘上找到 a 键按一下——注意，不用点输入框，直接按键就可以。按对了，你看，点亮了一个格子！</w:t>
       </w:r>
     </w:p>
     <w:p>
-      <w:pPr>
-        <w:spacing w:before="0" w:after="60" w:line="336" w:lineRule="auto"/>
-        <w:jc w:val="both"/>
-      </w:pPr>
       <w:r>
-        <w:rPr>
-          <w:rFonts w:ascii="Times New Roman" w:hAnsi="Times New Roman" w:eastAsia="黑体"/>
-          <w:b/>
-          <w:i w:val="0"/>
-          <w:color w:val="000000"/>
-          <w:sz w:val="24"/>
-        </w:rPr>
-        <w:t>师：</w:t>
-      </w:r>
-      <w:r>
-        <w:rPr>
-          <w:rFonts w:ascii="Times New Roman" w:hAnsi="Times New Roman" w:eastAsia="宋体"/>
-          <w:b w:val="0"/>
-          <w:i w:val="0"/>
-          <w:color w:val="000000"/>
-          <w:sz w:val="24"/>
-        </w:rPr>
-        <w:t>如果按错了呢？没关系，已经点亮的格子不会少，你再找一找、重新按，按对了它照样亮。</w:t>
+        <w:t>师：如果按错了呢？没关系，已经点亮的格子不会少，你再找一找、重新按，按对了它照样亮。</w:t>
       </w:r>
     </w:p>
     <w:p>
-      <w:pPr>
-        <w:spacing w:before="0" w:after="60" w:line="336" w:lineRule="auto"/>
-        <w:jc w:val="both"/>
-      </w:pPr>
       <w:r>
-        <w:rPr>
-          <w:rFonts w:ascii="Times New Roman" w:hAnsi="Times New Roman" w:eastAsia="黑体"/>
-          <w:b/>
-          <w:i w:val="0"/>
-          <w:color w:val="000000"/>
-          <w:sz w:val="24"/>
-        </w:rPr>
-        <w:t>师：</w:t>
-      </w:r>
-      <w:r>
-        <w:rPr>
-          <w:rFonts w:ascii="Times New Roman" w:hAnsi="Times New Roman" w:eastAsia="宋体"/>
-          <w:b w:val="0"/>
-          <w:i w:val="0"/>
-          <w:color w:val="000000"/>
-          <w:sz w:val="24"/>
-        </w:rPr>
-        <w:t>一张色卡上，第一关有 12 个格子，第二关 20 个，再往后一关有 30 个。把这张色卡的格子全部点亮，就可以收藏它，自动进入下一关。</w:t>
+        <w:t>师：一张色卡上，第一关有 12 个格子，第二关 20 个，再往后一关有 30 个。把这张色卡的格子全部点亮，就可以收藏它，自动进入下一关。</w:t>
       </w:r>
     </w:p>
     <w:p>
-      <w:pPr>
-        <w:spacing w:before="0" w:after="60" w:line="336" w:lineRule="auto"/>
-        <w:jc w:val="both"/>
-      </w:pPr>
       <w:r>
-        <w:rPr>
-          <w:rFonts w:ascii="Times New Roman" w:hAnsi="Times New Roman" w:eastAsia="黑体"/>
-          <w:b/>
-          <w:i w:val="0"/>
-          <w:color w:val="000000"/>
-          <w:sz w:val="24"/>
-        </w:rPr>
-        <w:t>师：</w:t>
-      </w:r>
-      <w:r>
-        <w:rPr>
-          <w:rFonts w:ascii="Times New Roman" w:hAnsi="Times New Roman" w:eastAsia="宋体"/>
-          <w:b w:val="0"/>
-          <w:i w:val="0"/>
-          <w:color w:val="000000"/>
-          <w:sz w:val="24"/>
-        </w:rPr>
-        <w:t>小提示：大小写都可以，今天不要求大小写转换，按对字母就行；请大家把输入法调到英文状态。准备好了吗？</w:t>
+        <w:t>师：小提示：大小写都可以，今天不要求大小写转换，按对字母就行；请大家把输入法调到英文状态。准备好了吗？</w:t>
       </w:r>
     </w:p>
     <w:p>
-      <w:pPr>
-        <w:spacing w:before="0" w:after="60" w:line="336" w:lineRule="auto"/>
-      </w:pPr>
       <w:r>
-        <w:rPr>
-          <w:rFonts w:ascii="Times New Roman" w:hAnsi="Times New Roman" w:eastAsia="黑体"/>
-          <w:b/>
-          <w:i w:val="0"/>
-          <w:color w:val="27765C"/>
-          <w:sz w:val="24"/>
-        </w:rPr>
-        <w:t>生：</w:t>
-      </w:r>
-      <w:r>
-        <w:rPr>
-          <w:rFonts w:ascii="Times New Roman" w:hAnsi="Times New Roman" w:eastAsia="楷体"/>
-          <w:b w:val="0"/>
-          <w:i w:val="0"/>
-          <w:color w:val="27765C"/>
-          <w:sz w:val="24"/>
-        </w:rPr>
-        <w:t>准备好了！</w:t>
+        <w:t>生：准备好了！</w:t>
       </w:r>
     </w:p>
     <w:p>
-      <w:pPr>
-        <w:spacing w:before="160" w:after="60" w:line="300" w:lineRule="auto"/>
-        <w:keepNext/>
-        <w:pBdr>
-          <w:bottom w:val="single" w:sz="6" w:space="2" w:color="27765C"/>
-        </w:pBdr>
-      </w:pPr>
       <w:r>
-        <w:rPr>
-          <w:rFonts w:ascii="Times New Roman" w:hAnsi="Times New Roman" w:eastAsia="黑体"/>
-          <w:b/>
-          <w:i w:val="0"/>
-          <w:color w:val="1F5C47"/>
-          <w:sz w:val="27"/>
-        </w:rPr>
         <w:t>七、打字闯关，收集色卡（21—37分钟，约16分钟）</w:t>
       </w:r>
     </w:p>
     <w:p>
-      <w:pPr>
-        <w:spacing w:before="0" w:after="60" w:line="336" w:lineRule="auto"/>
-        <w:jc w:val="both"/>
-      </w:pPr>
       <w:r>
-        <w:rPr>
-          <w:rFonts w:ascii="Times New Roman" w:hAnsi="Times New Roman" w:eastAsia="黑体"/>
-          <w:b/>
-          <w:i w:val="0"/>
-          <w:color w:val="000000"/>
-          <w:sz w:val="24"/>
-        </w:rPr>
-        <w:t>师：</w:t>
-      </w:r>
-      <w:r>
-        <w:rPr>
-          <w:rFonts w:ascii="Times New Roman" w:hAnsi="Times New Roman" w:eastAsia="宋体"/>
-          <w:b w:val="0"/>
-          <w:i w:val="0"/>
-          <w:color w:val="000000"/>
-          <w:sz w:val="24"/>
-        </w:rPr>
-        <w:t>好，开始闯关！请大家看清目标，找到键，再轻轻按下去。</w:t>
+        <w:t>师：好，开始闯关！请大家看清目标，找到键，再轻轻按下去。</w:t>
       </w:r>
     </w:p>
     <w:p>
-      <w:pPr>
-        <w:spacing w:before="0" w:after="60" w:line="336" w:lineRule="auto"/>
-        <w:shd w:val="clear" w:color="auto" w:fill="F2F4F1"/>
-      </w:pPr>
       <w:r>
-        <w:rPr>
-          <w:rFonts w:ascii="Times New Roman" w:hAnsi="Times New Roman" w:eastAsia="黑体"/>
-          <w:b/>
-          <w:i w:val="0"/>
-          <w:color w:val="595959"/>
-          <w:sz w:val="21"/>
-        </w:rPr>
-        <w:t>【操作】</w:t>
-      </w:r>
-      <w:r>
-        <w:rPr>
-          <w:rFonts w:ascii="Times New Roman" w:hAnsi="Times New Roman" w:eastAsia="宋体"/>
-          <w:b w:val="0"/>
-          <w:i/>
-          <w:color w:val="595959"/>
-          <w:sz w:val="21"/>
-        </w:rPr>
-        <w:t>学生按自己节奏练习：先单字母，再字母短序列，然后主键盘区数字，最后简单字母数字组合；每关收集一种色系色卡。教师巡视，用进度看板查看最高关卡、平均关卡和前25%、50%、75%学生到达的关卡，允许进度快的学生继续。</w:t>
+        <w:t>【操作】学生按自己节奏练习：先单字母，再字母短序列，然后主键盘区数字，最后简单字母数字组合；每关收集一种色系色卡。教师巡视，用进度看板查看最高关卡、平均关卡和前25%、50%、75%学生到达的关卡，允许进度快的学生继续。</w:t>
       </w:r>
     </w:p>
     <w:p>
-      <w:pPr>
-        <w:spacing w:before="80" w:after="20" w:line="300" w:lineRule="auto"/>
-        <w:keepNext/>
-      </w:pPr>
       <w:r>
-        <w:rPr>
-          <w:rFonts w:ascii="Times New Roman" w:hAnsi="Times New Roman" w:eastAsia="黑体"/>
-          <w:b/>
-          <w:i w:val="0"/>
-          <w:color w:val="000000"/>
-          <w:sz w:val="23"/>
-        </w:rPr>
         <w:t>巡视指导</w:t>
       </w:r>
     </w:p>
     <w:p>
-      <w:pPr>
-        <w:spacing w:before="0" w:after="60" w:line="336" w:lineRule="auto"/>
-        <w:jc w:val="both"/>
-      </w:pPr>
       <w:r>
-        <w:rPr>
-          <w:rFonts w:ascii="Times New Roman" w:hAnsi="Times New Roman" w:eastAsia="黑体"/>
-          <w:b/>
-          <w:i w:val="0"/>
-          <w:color w:val="000000"/>
-          <w:sz w:val="24"/>
-        </w:rPr>
-        <w:t>师：</w:t>
-      </w:r>
-      <w:r>
-        <w:rPr>
-          <w:rFonts w:ascii="Times New Roman" w:hAnsi="Times New Roman" w:eastAsia="宋体"/>
-          <w:b w:val="0"/>
-          <w:i w:val="0"/>
-          <w:color w:val="000000"/>
-          <w:sz w:val="24"/>
-        </w:rPr>
-        <w:t>（对找不到键的学生）别着急，一个字母一个字母找，你看字母是排在一起的，先找到它旁边的字母。</w:t>
+        <w:t>师：（对找不到键的学生）别着急，一个字母一个字母找，你看字母是排在一起的，先找到它旁边的字母。</w:t>
       </w:r>
     </w:p>
     <w:p>
-      <w:pPr>
-        <w:spacing w:before="0" w:after="60" w:line="336" w:lineRule="auto"/>
-        <w:jc w:val="both"/>
-      </w:pPr>
       <w:r>
-        <w:rPr>
-          <w:rFonts w:ascii="Times New Roman" w:hAnsi="Times New Roman" w:eastAsia="黑体"/>
-          <w:b/>
-          <w:i w:val="0"/>
-          <w:color w:val="000000"/>
-          <w:sz w:val="24"/>
-        </w:rPr>
-        <w:t>师：</w:t>
-      </w:r>
-      <w:r>
-        <w:rPr>
-          <w:rFonts w:ascii="Times New Roman" w:hAnsi="Times New Roman" w:eastAsia="宋体"/>
-          <w:b w:val="0"/>
-          <w:i w:val="0"/>
-          <w:color w:val="000000"/>
-          <w:sz w:val="24"/>
-        </w:rPr>
-        <w:t>（对误用小键盘数字的学生）今天我们用中间主键盘区的数字，你看，在最上面一排。</w:t>
+        <w:t>师：（对误用小键盘数字的学生）今天我们用中间主键盘区的数字，你看，在最上面一排。</w:t>
       </w:r>
     </w:p>
     <w:p>
-      <w:pPr>
-        <w:spacing w:before="0" w:after="60" w:line="336" w:lineRule="auto"/>
-        <w:jc w:val="both"/>
-      </w:pPr>
       <w:r>
-        <w:rPr>
-          <w:rFonts w:ascii="Times New Roman" w:hAnsi="Times New Roman" w:eastAsia="黑体"/>
-          <w:b/>
-          <w:i w:val="0"/>
-          <w:color w:val="000000"/>
-          <w:sz w:val="24"/>
-        </w:rPr>
-        <w:t>师：</w:t>
-      </w:r>
-      <w:r>
-        <w:rPr>
-          <w:rFonts w:ascii="Times New Roman" w:hAnsi="Times New Roman" w:eastAsia="宋体"/>
-          <w:b w:val="0"/>
-          <w:i w:val="0"/>
-          <w:color w:val="000000"/>
-          <w:sz w:val="24"/>
-        </w:rPr>
-        <w:t>（对用力敲的学生）轻轻一按就行，键盘很灵敏。</w:t>
+        <w:t>师：（对用力敲的学生）轻轻一按就行，键盘很灵敏。</w:t>
       </w:r>
     </w:p>
     <w:p>
-      <w:pPr>
-        <w:spacing w:before="0" w:after="60" w:line="336" w:lineRule="auto"/>
-        <w:jc w:val="both"/>
-      </w:pPr>
       <w:r>
-        <w:rPr>
-          <w:rFonts w:ascii="Times New Roman" w:hAnsi="Times New Roman" w:eastAsia="黑体"/>
-          <w:b/>
-          <w:i w:val="0"/>
-          <w:color w:val="000000"/>
-          <w:sz w:val="24"/>
-        </w:rPr>
-        <w:t>师：</w:t>
-      </w:r>
-      <w:r>
-        <w:rPr>
-          <w:rFonts w:ascii="Times New Roman" w:hAnsi="Times New Roman" w:eastAsia="宋体"/>
-          <w:b w:val="0"/>
-          <w:i w:val="0"/>
-          <w:color w:val="000000"/>
-          <w:sz w:val="24"/>
-        </w:rPr>
-        <w:t>（对进度快的学生）已经点亮一张色卡了，真棒！继续挑战下一关。</w:t>
+        <w:t>师：（对进度快的学生）已经点亮一张色卡了，真棒！继续挑战下一关。</w:t>
       </w:r>
     </w:p>
     <w:p>
-      <w:pPr>
-        <w:spacing w:before="80" w:after="20" w:line="300" w:lineRule="auto"/>
-        <w:keepNext/>
-      </w:pPr>
       <w:r>
-        <w:rPr>
-          <w:rFonts w:ascii="Times New Roman" w:hAnsi="Times New Roman" w:eastAsia="黑体"/>
-          <w:b/>
-          <w:i w:val="0"/>
-          <w:color w:val="000000"/>
-          <w:sz w:val="23"/>
-        </w:rPr>
         <w:t>共性提醒（若较多学生卡在起步关，约第28分钟）</w:t>
       </w:r>
     </w:p>
     <w:p>
-      <w:pPr>
-        <w:spacing w:before="0" w:after="60" w:line="336" w:lineRule="auto"/>
-        <w:jc w:val="both"/>
-      </w:pPr>
       <w:r>
-        <w:rPr>
-          <w:rFonts w:ascii="Times New Roman" w:hAnsi="Times New Roman" w:eastAsia="黑体"/>
-          <w:b/>
-          <w:i w:val="0"/>
-          <w:color w:val="000000"/>
-          <w:sz w:val="24"/>
-        </w:rPr>
-        <w:t>师：</w:t>
-      </w:r>
-      <w:r>
-        <w:rPr>
-          <w:rFonts w:ascii="Times New Roman" w:hAnsi="Times New Roman" w:eastAsia="宋体"/>
-          <w:b w:val="0"/>
-          <w:i w:val="0"/>
-          <w:color w:val="000000"/>
-          <w:sz w:val="24"/>
-        </w:rPr>
-        <w:t>大家停一下，看老师这个键——它在……（指认一个易错键的位置）。好，继续。</w:t>
+        <w:t>师：大家停一下，看老师这个键——它在……（指认一个易错键的位置）。好，继续。</w:t>
       </w:r>
     </w:p>
     <w:p>
-      <w:pPr>
-        <w:spacing w:before="0" w:after="60" w:line="336" w:lineRule="auto"/>
-        <w:jc w:val="both"/>
-      </w:pPr>
       <w:r>
-        <w:rPr>
-          <w:rFonts w:ascii="Times New Roman" w:hAnsi="Times New Roman" w:eastAsia="黑体"/>
-          <w:b/>
-          <w:i w:val="0"/>
-          <w:color w:val="000000"/>
-          <w:sz w:val="24"/>
-        </w:rPr>
-        <w:t>师：</w:t>
-      </w:r>
-      <w:r>
-        <w:rPr>
-          <w:rFonts w:ascii="Times New Roman" w:hAnsi="Times New Roman" w:eastAsia="宋体"/>
-          <w:b w:val="0"/>
-          <w:i w:val="0"/>
-          <w:color w:val="000000"/>
-          <w:sz w:val="24"/>
-        </w:rPr>
-        <w:t>（约第36分钟）还有最后一分钟，请大家完成手上这一组，看看今天已经收集了几张色卡。</w:t>
+        <w:t>师：（约第36分钟）还有最后一分钟，请大家完成手上这一组，看看今天已经收集了几张色卡。</w:t>
       </w:r>
     </w:p>
     <w:p>
-      <w:pPr>
-        <w:spacing w:before="160" w:after="60" w:line="300" w:lineRule="auto"/>
-        <w:keepNext/>
-        <w:pBdr>
-          <w:bottom w:val="single" w:sz="6" w:space="2" w:color="27765C"/>
-        </w:pBdr>
-      </w:pPr>
       <w:r>
-        <w:rPr>
-          <w:rFonts w:ascii="Times New Roman" w:hAnsi="Times New Roman" w:eastAsia="黑体"/>
-          <w:b/>
-          <w:i w:val="0"/>
-          <w:color w:val="1F5C47"/>
-          <w:sz w:val="27"/>
-        </w:rPr>
         <w:t>八、交流收获，回顾总结（37—40分钟，约3分钟）</w:t>
       </w:r>
     </w:p>
     <w:p>
-      <w:pPr>
-        <w:spacing w:before="0" w:after="60" w:line="336" w:lineRule="auto"/>
-        <w:jc w:val="both"/>
-      </w:pPr>
       <w:r>
-        <w:rPr>
-          <w:rFonts w:ascii="Times New Roman" w:hAnsi="Times New Roman" w:eastAsia="黑体"/>
-          <w:b/>
-          <w:i w:val="0"/>
-          <w:color w:val="000000"/>
-          <w:sz w:val="24"/>
-        </w:rPr>
-        <w:t>师：</w:t>
-      </w:r>
-      <w:r>
-        <w:rPr>
-          <w:rFonts w:ascii="Times New Roman" w:hAnsi="Times New Roman" w:eastAsia="宋体"/>
-          <w:b w:val="0"/>
-          <w:i w:val="0"/>
-          <w:color w:val="000000"/>
-          <w:sz w:val="24"/>
-        </w:rPr>
-        <w:t>好，请大家停下操作，把椅子轻轻转过来，面向老师。</w:t>
+        <w:t>师：好，请大家停下操作，把椅子轻轻转过来，面向老师。</w:t>
       </w:r>
     </w:p>
     <w:p>
-      <w:pPr>
-        <w:spacing w:before="0" w:after="60" w:line="336" w:lineRule="auto"/>
-        <w:jc w:val="both"/>
-      </w:pPr>
       <w:r>
-        <w:rPr>
-          <w:rFonts w:ascii="Times New Roman" w:hAnsi="Times New Roman" w:eastAsia="黑体"/>
-          <w:b/>
-          <w:i w:val="0"/>
-          <w:color w:val="000000"/>
-          <w:sz w:val="24"/>
-        </w:rPr>
-        <w:t>师：</w:t>
-      </w:r>
-      <w:r>
-        <w:rPr>
-          <w:rFonts w:ascii="Times New Roman" w:hAnsi="Times New Roman" w:eastAsia="宋体"/>
-          <w:b w:val="0"/>
-          <w:i w:val="0"/>
-          <w:color w:val="000000"/>
-          <w:sz w:val="24"/>
-        </w:rPr>
-        <w:t>这节课我们一起认识了键盘。谁来说说，键盘可以分成哪五个区域？</w:t>
+        <w:t>师：这节课我们一起认识了键盘。谁来说说，键盘可以分成哪五个区域？</w:t>
       </w:r>
     </w:p>
     <w:p>
-      <w:pPr>
-        <w:spacing w:before="0" w:after="60" w:line="336" w:lineRule="auto"/>
-      </w:pPr>
       <w:r>
-        <w:rPr>
-          <w:rFonts w:ascii="Times New Roman" w:hAnsi="Times New Roman" w:eastAsia="黑体"/>
-          <w:b/>
-          <w:i w:val="0"/>
-          <w:color w:val="27765C"/>
-          <w:sz w:val="24"/>
-        </w:rPr>
-        <w:t>生：</w:t>
-      </w:r>
-      <w:r>
-        <w:rPr>
-          <w:rFonts w:ascii="Times New Roman" w:hAnsi="Times New Roman" w:eastAsia="楷体"/>
-          <w:b w:val="0"/>
-          <w:i w:val="0"/>
-          <w:color w:val="27765C"/>
-          <w:sz w:val="24"/>
-        </w:rPr>
-        <w:t>主键盘区、功能键区、编辑键区、小键盘区、指示灯区。</w:t>
+        <w:t>生：主键盘区、功能键区、编辑键区、小键盘区、指示灯区。</w:t>
       </w:r>
     </w:p>
     <w:p>
-      <w:pPr>
-        <w:spacing w:before="0" w:after="60" w:line="336" w:lineRule="auto"/>
-        <w:jc w:val="both"/>
-      </w:pPr>
       <w:r>
-        <w:rPr>
-          <w:rFonts w:ascii="Times New Roman" w:hAnsi="Times New Roman" w:eastAsia="黑体"/>
-          <w:b/>
-          <w:i w:val="0"/>
-          <w:color w:val="000000"/>
-          <w:sz w:val="24"/>
-        </w:rPr>
-        <w:t>师：</w:t>
-      </w:r>
-      <w:r>
-        <w:rPr>
-          <w:rFonts w:ascii="Times New Roman" w:hAnsi="Times New Roman" w:eastAsia="宋体"/>
-          <w:b w:val="0"/>
-          <w:i w:val="0"/>
-          <w:color w:val="000000"/>
-          <w:sz w:val="24"/>
-        </w:rPr>
-        <w:t>非常好！那今天我们输入字母和数字，主要用的是哪个区域？</w:t>
+        <w:t>师：非常好！那今天我们输入字母和数字，主要用的是哪个区域？</w:t>
       </w:r>
     </w:p>
     <w:p>
-      <w:pPr>
-        <w:spacing w:before="0" w:after="60" w:line="336" w:lineRule="auto"/>
-      </w:pPr>
       <w:r>
-        <w:rPr>
-          <w:rFonts w:ascii="Times New Roman" w:hAnsi="Times New Roman" w:eastAsia="黑体"/>
-          <w:b/>
-          <w:i w:val="0"/>
-          <w:color w:val="27765C"/>
-          <w:sz w:val="24"/>
-        </w:rPr>
-        <w:t>生：</w:t>
-      </w:r>
-      <w:r>
-        <w:rPr>
-          <w:rFonts w:ascii="Times New Roman" w:hAnsi="Times New Roman" w:eastAsia="楷体"/>
-          <w:b w:val="0"/>
-          <w:i w:val="0"/>
-          <w:color w:val="27765C"/>
-          <w:sz w:val="24"/>
-        </w:rPr>
-        <w:t>主键盘区！</w:t>
+        <w:t>生：主键盘区！</w:t>
       </w:r>
     </w:p>
     <w:p>
-      <w:pPr>
-        <w:spacing w:before="0" w:after="60" w:line="336" w:lineRule="auto"/>
-        <w:jc w:val="both"/>
-      </w:pPr>
       <w:r>
-        <w:rPr>
-          <w:rFonts w:ascii="Times New Roman" w:hAnsi="Times New Roman" w:eastAsia="黑体"/>
-          <w:b/>
-          <w:i w:val="0"/>
-          <w:color w:val="000000"/>
-          <w:sz w:val="24"/>
-        </w:rPr>
-        <w:t>师：</w:t>
-      </w:r>
-      <w:r>
-        <w:rPr>
-          <w:rFonts w:ascii="Times New Roman" w:hAnsi="Times New Roman" w:eastAsia="宋体"/>
-          <w:b w:val="0"/>
-          <w:i w:val="0"/>
-          <w:color w:val="000000"/>
-          <w:sz w:val="24"/>
-        </w:rPr>
-        <w:t>对。今天我们先自己尝试涂颜色，再听老师讲、动手修改，认识了五个区域；又用主键盘区，一个一个点亮了色卡。可能有同学还觉得有些键找得慢，没关系，课后多练，就会越来越熟悉。</w:t>
+        <w:t>师：对。今天我们先自己尝试涂颜色，再听老师讲、动手修改，认识了五个区域；又用主键盘区，一个一个点亮了色卡。可能有同学还觉得有些键找得慢，没关系，课后多练，就会越来越熟悉。</w:t>
       </w:r>
     </w:p>
     <w:p>
-      <w:pPr>
-        <w:spacing w:before="0" w:after="60" w:line="336" w:lineRule="auto"/>
-        <w:jc w:val="both"/>
-      </w:pPr>
       <w:r>
-        <w:rPr>
-          <w:rFonts w:ascii="Times New Roman" w:hAnsi="Times New Roman" w:eastAsia="黑体"/>
-          <w:b/>
-          <w:i w:val="0"/>
-          <w:color w:val="000000"/>
-          <w:sz w:val="24"/>
-        </w:rPr>
-        <w:t>师：</w:t>
-      </w:r>
-      <w:r>
-        <w:rPr>
-          <w:rFonts w:ascii="Times New Roman" w:hAnsi="Times New Roman" w:eastAsia="宋体"/>
-          <w:b w:val="0"/>
-          <w:i w:val="0"/>
-          <w:color w:val="000000"/>
-          <w:sz w:val="24"/>
-        </w:rPr>
-        <w:t>今天的作业：基础作业是回家在纸上画一画键盘的五个区域，写上名字，再向爸爸妈妈介绍主键盘区是做什么的；如果家里有电脑，可以输入几组字母和数字，留意一个你最容易找错的键，下节课我们一起交流。</w:t>
+        <w:t>师：今天的作业：基础作业是回家在纸上画一画键盘的五个区域，写上名字，再向爸爸妈妈介绍主键盘区是做什么的；如果家里有电脑，可以输入几组字母和数字，留意一个你最容易找错的键，下节课我们一起交流。</w:t>
       </w:r>
     </w:p>
     <w:p>
-      <w:pPr>
-        <w:spacing w:before="0" w:after="60" w:line="336" w:lineRule="auto"/>
-        <w:jc w:val="both"/>
-      </w:pPr>
       <w:r>
-        <w:rPr>
-          <w:rFonts w:ascii="Times New Roman" w:hAnsi="Times New Roman" w:eastAsia="黑体"/>
-          <w:b/>
-          <w:i w:val="0"/>
-          <w:color w:val="000000"/>
-          <w:sz w:val="24"/>
-        </w:rPr>
-        <w:t>师：</w:t>
-      </w:r>
-      <w:r>
-        <w:rPr>
-          <w:rFonts w:ascii="Times New Roman" w:hAnsi="Times New Roman" w:eastAsia="宋体"/>
-          <w:b w:val="0"/>
-          <w:i w:val="0"/>
-          <w:color w:val="000000"/>
-          <w:sz w:val="24"/>
-        </w:rPr>
-        <w:t>这节课就上到这里，下课！</w:t>
+        <w:t>师：这节课就上到这里，下课！</w:t>
       </w:r>
     </w:p>
     <w:p>
-      <w:pPr>
-        <w:spacing w:before="0" w:after="60" w:line="336" w:lineRule="auto"/>
-      </w:pPr>
       <w:r>
-        <w:rPr>
-          <w:rFonts w:ascii="Times New Roman" w:hAnsi="Times New Roman" w:eastAsia="黑体"/>
-          <w:b/>
-          <w:i w:val="0"/>
-          <w:color w:val="27765C"/>
-          <w:sz w:val="24"/>
-        </w:rPr>
-        <w:t>生：</w:t>
-      </w:r>
-      <w:r>
-        <w:rPr>
-          <w:rFonts w:ascii="Times New Roman" w:hAnsi="Times New Roman" w:eastAsia="楷体"/>
-          <w:b w:val="0"/>
-          <w:i w:val="0"/>
-          <w:color w:val="27765C"/>
-          <w:sz w:val="24"/>
-        </w:rPr>
-        <w:t>老师再见！</w:t>
+        <w:t>生：老师再见！</w:t>
       </w:r>
     </w:p>
     <w:p>
-      <w:pPr>
-        <w:spacing w:before="0" w:after="60" w:line="336" w:lineRule="auto"/>
-        <w:jc w:val="both"/>
-      </w:pPr>
       <w:r>
-        <w:rPr>
-          <w:rFonts w:ascii="Times New Roman" w:hAnsi="Times New Roman" w:eastAsia="黑体"/>
-          <w:b/>
-          <w:i w:val="0"/>
-          <w:color w:val="000000"/>
-          <w:sz w:val="24"/>
-        </w:rPr>
-        <w:t>师：</w:t>
-      </w:r>
-      <w:r>
-        <w:rPr>
-          <w:rFonts w:ascii="Times New Roman" w:hAnsi="Times New Roman" w:eastAsia="宋体"/>
-          <w:b w:val="0"/>
-          <w:i w:val="0"/>
-          <w:color w:val="000000"/>
-          <w:sz w:val="24"/>
-        </w:rPr>
-        <w:t>同学们再见！</w:t>
+        <w:t>师：同学们再见！</w:t>
       </w:r>
     </w:p>
     <w:p>
-      <w:pPr>
-        <w:spacing w:before="0" w:after="60" w:line="336" w:lineRule="auto"/>
-        <w:shd w:val="clear" w:color="auto" w:fill="F2F4F1"/>
-      </w:pPr>
       <w:r>
-        <w:rPr>
-          <w:rFonts w:ascii="Times New Roman" w:hAnsi="Times New Roman" w:eastAsia="黑体"/>
-          <w:b/>
-          <w:i w:val="0"/>
-          <w:color w:val="595959"/>
-          <w:sz w:val="21"/>
-        </w:rPr>
-        <w:t>【操作】</w:t>
-      </w:r>
-      <w:r>
-        <w:rPr>
-          <w:rFonts w:ascii="Times New Roman" w:hAnsi="Times New Roman" w:eastAsia="宋体"/>
-          <w:b w:val="0"/>
-          <w:i/>
-          <w:color w:val="595959"/>
-          <w:sz w:val="21"/>
-        </w:rPr>
-        <w:t>板书：认识键盘；主键盘区 / 功能键区 / 编辑键区 / 小键盘区 / 指示灯区；主键盘区：输入字母和数字。</w:t>
+        <w:t>【操作】板书：认识键盘；主键盘区 / 功能键区 / 编辑键区 / 小键盘区 / 指示灯区；主键盘区：输入字母和数字。</w:t>
       </w:r>
     </w:p>
     <w:sectPr>
-      <w:footerReference w:type="default" r:id="rId9"/>
-      <w:pgSz w:w="11906" w:h="16838"/>
-      <w:pgMar w:top="1247" w:right="1304" w:bottom="1247" w:left="1304" w:header="720" w:footer="720" w:gutter="0"/>
+      <w:pgSz w:w="12240" w:h="15840"/>
+      <w:pgMar w:top="1440" w:right="1800" w:bottom="1440" w:left="1800" w:header="720" w:footer="720" w:gutter="0"/>
       <w:cols w:space="720"/>
       <w:docGrid w:linePitch="360"/>
     </w:sectPr>
   </w:body>
 </w:document>
-</file>
-
-<file path=word/footer1.xml><?xml version="1.0" encoding="utf-8"?>
-<w:ftr xmlns:m="http://schemas.openxmlformats.org/officeDocument/2006/math" xmlns:mc="http://schemas.openxmlformats.org/markup-compatibility/2006" xmlns:mo="http://schemas.microsoft.com/office/mac/office/2008/main" xmlns:mv="urn:schemas-microsoft-com:mac:vml" xmlns:o="urn:schemas-microsoft-com:office:office" xmlns:r="http://schemas.openxmlformats.org/officeDocument/2006/relationships" xmlns:v="urn:schemas-microsoft-com:vml" xmlns:w10="urn:schemas-microsoft-com:office:word" xmlns:w14="http://schemas.microsoft.com/office/word/2010/wordml" xmlns:w="http://schemas.openxmlformats.org/wordprocessingml/2006/main" xmlns:wne="http://schemas.microsoft.com/office/word/2006/wordml" xmlns:wp14="http://schemas.microsoft.com/office/word/2010/wordprocessingDrawing" xmlns:wp="http://schemas.openxmlformats.org/drawingml/2006/wordprocessingDrawing" xmlns:wpc="http://schemas.microsoft.com/office/word/2010/wordprocessingCanvas" xmlns:wpg="http://schemas.microsoft.com/office/word/2010/wordprocessingGroup" xmlns:wpi="http://schemas.microsoft.com/office/word/2010/wordprocessingInk" xmlns:wps="http://schemas.microsoft.com/office/word/2010/wordprocessingShape" mc:Ignorable="w14 wp14">
-  <w:p>
-    <w:pPr>
-      <w:pStyle w:val="Footer"/>
-      <w:jc w:val="center"/>
-    </w:pPr>
-    <w:r>
-      <w:rPr>
-        <w:rFonts w:ascii="Times New Roman" w:hAnsi="Times New Roman" w:eastAsia="宋体"/>
-        <w:b w:val="0"/>
-        <w:i w:val="0"/>
-        <w:color w:val="595959"/>
-        <w:sz w:val="20"/>
-      </w:rPr>
-      <w:fldChar w:fldCharType="begin"/>
-      <w:instrText xml:space="preserve">PAGE</w:instrText>
-      <w:fldChar w:fldCharType="end"/>
-    </w:r>
-  </w:p>
-</w:ftr>
 </file>
 
 <file path=word/numbering.xml><?xml version="1.0" encoding="utf-8"?>

--- a/邱梓钊 三年级《认识键盘》课堂逐字稿.docx
+++ b/邱梓钊 三年级《认识键盘》课堂逐字稿.docx
@@ -64,67 +64,12 @@
     </w:p>
     <w:p>
       <w:r>
-        <w:t>师：前面几节课，我们认识了一位电脑好帮手，还学会了它的五种用法。大家还记得是哪一位好帮手吗？</w:t>
+        <w:t>师：前面几节课，我们认识了鼠标，并且学习和练习了它的五种用法：指向、拖动、单击、双击、右击。</w:t>
       </w:r>
     </w:p>
     <w:p>
       <w:r>
-        <w:t>生：鼠标！</w:t>
-      </w:r>
-    </w:p>
-    <w:p>
-      <w:r>
-        <w:t>师：对，是鼠标。谁还记得鼠标的五种用法？我们一边做一边说。老师把鼠标移动一下，这叫——</w:t>
-      </w:r>
-    </w:p>
-    <w:p>
-      <w:r>
-        <w:t>生：指向！</w:t>
-      </w:r>
-    </w:p>
-    <w:p>
-      <w:r>
-        <w:t>师：（按住鼠标移动）这样呢？</w:t>
-      </w:r>
-    </w:p>
-    <w:p>
-      <w:r>
-        <w:t>生：拖动！</w:t>
-      </w:r>
-    </w:p>
-    <w:p>
-      <w:r>
-        <w:t>师：（轻按一下左键）</w:t>
-      </w:r>
-    </w:p>
-    <w:p>
-      <w:r>
-        <w:t>生：单击！</w:t>
-      </w:r>
-    </w:p>
-    <w:p>
-      <w:r>
-        <w:t>师：（快速按两下）</w:t>
-      </w:r>
-    </w:p>
-    <w:p>
-      <w:r>
-        <w:t>生：双击！</w:t>
-      </w:r>
-    </w:p>
-    <w:p>
-      <w:r>
-        <w:t>师：（按一下右键）</w:t>
-      </w:r>
-    </w:p>
-    <w:p>
-      <w:r>
-        <w:t>生：右击！</w:t>
-      </w:r>
-    </w:p>
-    <w:p>
-      <w:r>
-        <w:t>师：真棒，五种用法都还记得。鼠标可以帮我们向电脑发出指令。那老师有个问题：如果想在电脑上输入字母和数字、写点什么，光靠鼠标点来点去，行不行？</w:t>
+        <w:t>师：鼠标可以帮我们向电脑发出指令。如果想在电脑上输入字母和数字、写点什么，光靠鼠标点来点去，行不行？</w:t>
       </w:r>
     </w:p>
     <w:p>

--- a/邱梓钊 三年级《认识键盘》课堂逐字稿.docx
+++ b/邱梓钊 三年级《认识键盘》课堂逐字稿.docx
@@ -69,27 +69,12 @@
     </w:p>
     <w:p>
       <w:r>
-        <w:t>师：鼠标可以帮我们向电脑发出指令。如果想在电脑上输入字母和数字、写点什么，光靠鼠标点来点去，行不行？</w:t>
+        <w:t>师：鼠标可以帮我们控制电脑。在我们的电脑上，除了鼠标之外，还有一个非常重要的设备，可以用来输入文字、字母和数字——那就是键盘。</w:t>
       </w:r>
     </w:p>
     <w:p>
       <w:r>
-        <w:t>生：不行。</w:t>
-      </w:r>
-    </w:p>
-    <w:p>
-      <w:r>
-        <w:t>师：那要请哪位好帮手来帮忙呢？</w:t>
-      </w:r>
-    </w:p>
-    <w:p>
-      <w:r>
-        <w:t>生：键盘！</w:t>
-      </w:r>
-    </w:p>
-    <w:p>
-      <w:r>
-        <w:t>师：没错！键盘也是电脑非常重要的输入设备。今天这节课，我们就一起来——认识键盘。</w:t>
+        <w:t>师：今天这节课，我们就一起来——认识键盘。</w:t>
       </w:r>
     </w:p>
     <w:p>

--- a/邱梓钊 三年级《认识键盘》课堂逐字稿.docx
+++ b/邱梓钊 三年级《认识键盘》课堂逐字稿.docx
@@ -69,12 +69,17 @@
     </w:p>
     <w:p>
       <w:r>
-        <w:t>师：鼠标可以帮我们控制电脑。在我们的电脑上，除了鼠标之外，还有一个非常重要的设备，可以用来输入文字、字母和数字——那就是键盘。</w:t>
+        <w:t>师：鼠标可以帮我们控制电脑。在我们的电脑上，除了鼠标之外，还有一个非常重要的设备，可以用来输入文字、字母和数字——它是什么？</w:t>
       </w:r>
     </w:p>
     <w:p>
       <w:r>
-        <w:t>师：今天这节课，我们就一起来——认识键盘。</w:t>
+        <w:t>生：键盘！</w:t>
+      </w:r>
+    </w:p>
+    <w:p>
+      <w:r>
+        <w:t>师：对，就是键盘。今天这节课，我们就一起来——认识键盘。</w:t>
       </w:r>
     </w:p>
     <w:p>

--- a/邱梓钊 三年级《认识键盘》课堂逐字稿.docx
+++ b/邱梓钊 三年级《认识键盘》课堂逐字稿.docx
@@ -3,443 +3,1853 @@
 <w:document xmlns:wpc="http://schemas.microsoft.com/office/word/2010/wordprocessingCanvas" xmlns:mo="http://schemas.microsoft.com/office/mac/office/2008/main" xmlns:mc="http://schemas.openxmlformats.org/markup-compatibility/2006" xmlns:mv="urn:schemas-microsoft-com:mac:vml" xmlns:o="urn:schemas-microsoft-com:office:office" xmlns:r="http://schemas.openxmlformats.org/officeDocument/2006/relationships" xmlns:m="http://schemas.openxmlformats.org/officeDocument/2006/math" xmlns:v="urn:schemas-microsoft-com:vml" xmlns:wp14="http://schemas.microsoft.com/office/word/2010/wordprocessingDrawing" xmlns:wp="http://schemas.openxmlformats.org/drawingml/2006/wordprocessingDrawing" xmlns:w10="urn:schemas-microsoft-com:office:word" xmlns:w="http://schemas.openxmlformats.org/wordprocessingml/2006/main" xmlns:w14="http://schemas.microsoft.com/office/word/2010/wordml" xmlns:wpg="http://schemas.microsoft.com/office/word/2010/wordprocessingGroup" xmlns:wpi="http://schemas.microsoft.com/office/word/2010/wordprocessingInk" xmlns:wne="http://schemas.microsoft.com/office/word/2006/wordml" xmlns:wps="http://schemas.microsoft.com/office/word/2010/wordprocessingShape" mc:Ignorable="w14 wp14">
   <w:body>
     <w:p>
+      <w:pPr>
+        <w:jc w:val="center"/>
+      </w:pPr>
       <w:r>
+        <w:rPr>
+          <w:rFonts w:ascii="微软雅黑" w:hAnsi="微软雅黑" w:eastAsia="微软雅黑"/>
+          <w:b/>
+          <w:color w:val="27765C"/>
+          <w:sz w:val="36"/>
+        </w:rPr>
         <w:t>《认识键盘》课堂逐字稿</w:t>
       </w:r>
     </w:p>
     <w:p>
+      <w:pPr>
+        <w:jc w:val="center"/>
+      </w:pPr>
       <w:r>
+        <w:rPr>
+          <w:rFonts w:ascii="微软雅黑" w:hAnsi="微软雅黑" w:eastAsia="微软雅黑"/>
+          <w:b w:val="0"/>
+          <w:color w:val="697871"/>
+          <w:sz w:val="20"/>
+        </w:rPr>
         <w:t>小学三年级 · 信息科技公开课 · 1课时（40分钟） · 执教：邱梓钊</w:t>
       </w:r>
     </w:p>
     <w:p>
       <w:r>
-        <w:t>活动主线：键盘填色 → 认识五区 → 打字点亮色卡</w:t>
+        <w:rPr>
+          <w:rFonts w:ascii="微软雅黑" w:hAnsi="微软雅黑" w:eastAsia="微软雅黑"/>
+          <w:b/>
+          <w:color w:val="27765C"/>
+          <w:sz w:val="22"/>
+        </w:rPr>
+        <w:t>活动主线：</w:t>
+      </w:r>
+      <w:r>
+        <w:rPr>
+          <w:rFonts w:ascii="微软雅黑" w:hAnsi="微软雅黑" w:eastAsia="微软雅黑"/>
+          <w:b w:val="0"/>
+          <w:color w:val="273632"/>
+          <w:sz w:val="22"/>
+        </w:rPr>
+        <w:t>键盘填色 → 认识五区 → 打字点亮色卡</w:t>
       </w:r>
     </w:p>
     <w:p>
       <w:r>
-        <w:t>使用说明：“师：”后为教师可直接照念的话；“生：”为预设学生回答，仅供参考；【操作】【巡视】为课件、网页和动作提示，不需要念出。全程约29分钟为学生自主操作，教师讲述集中在导入、讲解、示范和总结。</w:t>
+        <w:rPr>
+          <w:rFonts w:ascii="微软雅黑" w:hAnsi="微软雅黑" w:eastAsia="微软雅黑"/>
+          <w:b/>
+          <w:color w:val="27765C"/>
+          <w:sz w:val="22"/>
+        </w:rPr>
+        <w:t>使用说明：</w:t>
+      </w:r>
+      <w:r>
+        <w:rPr>
+          <w:rFonts w:ascii="微软雅黑" w:hAnsi="微软雅黑" w:eastAsia="微软雅黑"/>
+          <w:b w:val="0"/>
+          <w:color w:val="273632"/>
+          <w:sz w:val="22"/>
+        </w:rPr>
+        <w:t>“师：”后为教师可直接照念的话；“生：”为预设学生回答，仅供参考；【操作】【巡视】为课件、网页和动作提示，不需要念出。全程约29分钟为学生自主操作，教师讲述集中在导入、讲解、示范和总结。</w:t>
       </w:r>
     </w:p>
     <w:p>
+      <w:pPr>
+        <w:spacing w:before="280" w:after="120"/>
+      </w:pPr>
       <w:r>
+        <w:rPr>
+          <w:rFonts w:ascii="微软雅黑" w:hAnsi="微软雅黑" w:eastAsia="微软雅黑"/>
+          <w:b/>
+          <w:color w:val="273632"/>
+          <w:sz w:val="28"/>
+        </w:rPr>
         <w:t>课前准备（不计入40分钟）</w:t>
       </w:r>
     </w:p>
     <w:p>
+      <w:pPr>
+        <w:pStyle w:val="ListBullet"/>
+      </w:pPr>
       <w:r>
-        <w:t>· 提前在教师机登录填色、打字两套教师看板，先在填色看板“新建课堂”，把填色学生链接分发到学生电脑；打字链接在第二个活动前再分发。</w:t>
+        <w:rPr>
+          <w:rFonts w:ascii="微软雅黑" w:hAnsi="微软雅黑" w:eastAsia="微软雅黑"/>
+          <w:b w:val="0"/>
+          <w:color w:val="273632"/>
+          <w:sz w:val="22"/>
+        </w:rPr>
+        <w:t>提前在教师机登录填色、打字两套教师看板，先在填色看板“新建课堂”，把填色学生链接分发到学生电脑；打字链接在第二个活动前再分发。</w:t>
       </w:r>
     </w:p>
     <w:p>
+      <w:pPr>
+        <w:pStyle w:val="ListBullet"/>
+      </w:pPr>
       <w:r>
-        <w:t>· 逐一检查学生机能否正常打开网页、键盘是否就位，确认网络与看板同步正常。</w:t>
+        <w:rPr>
+          <w:rFonts w:ascii="微软雅黑" w:hAnsi="微软雅黑" w:eastAsia="微软雅黑"/>
+          <w:b w:val="0"/>
+          <w:color w:val="273632"/>
+          <w:sz w:val="22"/>
+        </w:rPr>
+        <w:t>逐一检查学生机能否正常打开网页、键盘是否就位，确认网络与看板同步正常。</w:t>
       </w:r>
     </w:p>
     <w:p>
+      <w:pPr>
+        <w:spacing w:before="40" w:after="40"/>
+      </w:pPr>
       <w:r>
-        <w:t>【预备】预备铃后，学生坐好，把键盘轻轻放到面前正中。</w:t>
+        <w:rPr>
+          <w:rFonts w:ascii="微软雅黑" w:hAnsi="微软雅黑" w:eastAsia="微软雅黑"/>
+          <w:b/>
+          <w:color w:val="27765C"/>
+          <w:sz w:val="20"/>
+        </w:rPr>
+        <w:t>【预备】</w:t>
+      </w:r>
+      <w:r>
+        <w:rPr>
+          <w:rFonts w:ascii="微软雅黑" w:hAnsi="微软雅黑" w:eastAsia="微软雅黑"/>
+          <w:b w:val="0"/>
+          <w:color w:val="697871"/>
+          <w:sz w:val="20"/>
+        </w:rPr>
+        <w:t>预备铃后，学生坐好，把键盘轻轻放到面前正中。</w:t>
       </w:r>
     </w:p>
     <w:p>
+      <w:pPr>
+        <w:spacing w:before="280" w:after="120"/>
+      </w:pPr>
       <w:r>
-        <w:t>一、复习导入，引出键盘（0—2分钟）</w:t>
+        <w:rPr>
+          <w:rFonts w:ascii="微软雅黑" w:hAnsi="微软雅黑" w:eastAsia="微软雅黑"/>
+          <w:b/>
+          <w:color w:val="273632"/>
+          <w:sz w:val="28"/>
+        </w:rPr>
+        <w:t>一、复习导入，引出键盘</w:t>
+      </w:r>
+      <w:r>
+        <w:rPr>
+          <w:rFonts w:ascii="微软雅黑" w:hAnsi="微软雅黑" w:eastAsia="微软雅黑"/>
+          <w:b w:val="0"/>
+          <w:color w:val="27765C"/>
+          <w:sz w:val="22"/>
+        </w:rPr>
+        <w:t xml:space="preserve">  0—2分钟</w:t>
       </w:r>
     </w:p>
     <w:p>
+      <w:pPr>
+        <w:spacing w:before="60" w:after="60"/>
+      </w:pPr>
       <w:r>
-        <w:t>师：上课！</w:t>
+        <w:rPr>
+          <w:rFonts w:ascii="微软雅黑" w:hAnsi="微软雅黑" w:eastAsia="微软雅黑"/>
+          <w:b/>
+          <w:color w:val="27765C"/>
+          <w:sz w:val="22"/>
+        </w:rPr>
+        <w:t>师：</w:t>
+      </w:r>
+      <w:r>
+        <w:rPr>
+          <w:rFonts w:ascii="微软雅黑" w:hAnsi="微软雅黑" w:eastAsia="微软雅黑"/>
+          <w:b w:val="0"/>
+          <w:color w:val="273632"/>
+          <w:sz w:val="22"/>
+        </w:rPr>
+        <w:t>前面几节课，我们认识了鼠标，并且学习和练习了它的五种用法：指向、拖动、单击、双击、右击。</w:t>
       </w:r>
     </w:p>
     <w:p>
+      <w:pPr>
+        <w:spacing w:before="60" w:after="60"/>
+      </w:pPr>
       <w:r>
-        <w:t>生：老师好！</w:t>
+        <w:rPr>
+          <w:rFonts w:ascii="微软雅黑" w:hAnsi="微软雅黑" w:eastAsia="微软雅黑"/>
+          <w:b/>
+          <w:color w:val="27765C"/>
+          <w:sz w:val="22"/>
+        </w:rPr>
+        <w:t>师：</w:t>
+      </w:r>
+      <w:r>
+        <w:rPr>
+          <w:rFonts w:ascii="微软雅黑" w:hAnsi="微软雅黑" w:eastAsia="微软雅黑"/>
+          <w:b w:val="0"/>
+          <w:color w:val="273632"/>
+          <w:sz w:val="22"/>
+        </w:rPr>
+        <w:t>鼠标可以帮我们控制电脑。在我们的电脑上，除了鼠标之外，还有一个非常重要的设备，可以用来输入文字、字母和数字——它是什么？</w:t>
       </w:r>
     </w:p>
     <w:p>
+      <w:pPr>
+        <w:spacing w:before="40" w:after="40"/>
+      </w:pPr>
       <w:r>
-        <w:t>师：同学们好，请坐。</w:t>
+        <w:rPr>
+          <w:rFonts w:ascii="微软雅黑" w:hAnsi="微软雅黑" w:eastAsia="微软雅黑"/>
+          <w:b/>
+          <w:color w:val="27765C"/>
+          <w:sz w:val="22"/>
+        </w:rPr>
+        <w:t>生：</w:t>
+      </w:r>
+      <w:r>
+        <w:rPr>
+          <w:rFonts w:ascii="微软雅黑" w:hAnsi="微软雅黑" w:eastAsia="微软雅黑"/>
+          <w:b w:val="0"/>
+          <w:color w:val="273632"/>
+          <w:sz w:val="22"/>
+        </w:rPr>
+        <w:t>键盘！</w:t>
       </w:r>
     </w:p>
     <w:p>
+      <w:pPr>
+        <w:spacing w:before="60" w:after="60"/>
+      </w:pPr>
       <w:r>
-        <w:t>师：前面几节课，我们认识了鼠标，并且学习和练习了它的五种用法：指向、拖动、单击、双击、右击。</w:t>
+        <w:rPr>
+          <w:rFonts w:ascii="微软雅黑" w:hAnsi="微软雅黑" w:eastAsia="微软雅黑"/>
+          <w:b/>
+          <w:color w:val="27765C"/>
+          <w:sz w:val="22"/>
+        </w:rPr>
+        <w:t>师：</w:t>
+      </w:r>
+      <w:r>
+        <w:rPr>
+          <w:rFonts w:ascii="微软雅黑" w:hAnsi="微软雅黑" w:eastAsia="微软雅黑"/>
+          <w:b w:val="0"/>
+          <w:color w:val="273632"/>
+          <w:sz w:val="22"/>
+        </w:rPr>
+        <w:t>对，就是键盘。今天这节课，我们就一起来——认识键盘。</w:t>
       </w:r>
     </w:p>
     <w:p>
+      <w:pPr>
+        <w:spacing w:before="40" w:after="40"/>
+      </w:pPr>
       <w:r>
-        <w:t>师：鼠标可以帮我们控制电脑。在我们的电脑上，除了鼠标之外，还有一个非常重要的设备，可以用来输入文字、字母和数字——它是什么？</w:t>
+        <w:rPr>
+          <w:rFonts w:ascii="微软雅黑" w:hAnsi="微软雅黑" w:eastAsia="微软雅黑"/>
+          <w:b/>
+          <w:color w:val="27765C"/>
+          <w:sz w:val="20"/>
+        </w:rPr>
+        <w:t>【操作】</w:t>
+      </w:r>
+      <w:r>
+        <w:rPr>
+          <w:rFonts w:ascii="微软雅黑" w:hAnsi="微软雅黑" w:eastAsia="微软雅黑"/>
+          <w:b w:val="0"/>
+          <w:color w:val="697871"/>
+          <w:sz w:val="20"/>
+        </w:rPr>
+        <w:t>板书课题：认识键盘。</w:t>
       </w:r>
     </w:p>
     <w:p>
+      <w:pPr>
+        <w:spacing w:before="280" w:after="120"/>
+      </w:pPr>
       <w:r>
-        <w:t>生：键盘！</w:t>
+        <w:rPr>
+          <w:rFonts w:ascii="微软雅黑" w:hAnsi="微软雅黑" w:eastAsia="微软雅黑"/>
+          <w:b/>
+          <w:color w:val="273632"/>
+          <w:sz w:val="28"/>
+        </w:rPr>
+        <w:t>二、明确任务，学习操作</w:t>
+      </w:r>
+      <w:r>
+        <w:rPr>
+          <w:rFonts w:ascii="微软雅黑" w:hAnsi="微软雅黑" w:eastAsia="微软雅黑"/>
+          <w:b w:val="0"/>
+          <w:color w:val="27765C"/>
+          <w:sz w:val="22"/>
+        </w:rPr>
+        <w:t xml:space="preserve">  2—3分钟</w:t>
       </w:r>
     </w:p>
     <w:p>
+      <w:pPr>
+        <w:spacing w:before="60" w:after="60"/>
+      </w:pPr>
       <w:r>
-        <w:t>师：对，就是键盘。今天这节课，我们就一起来——认识键盘。</w:t>
+        <w:rPr>
+          <w:rFonts w:ascii="微软雅黑" w:hAnsi="微软雅黑" w:eastAsia="微软雅黑"/>
+          <w:b/>
+          <w:color w:val="27765C"/>
+          <w:sz w:val="22"/>
+        </w:rPr>
+        <w:t>师：</w:t>
+      </w:r>
+      <w:r>
+        <w:rPr>
+          <w:rFonts w:ascii="微软雅黑" w:hAnsi="微软雅黑" w:eastAsia="微软雅黑"/>
+          <w:b w:val="0"/>
+          <w:color w:val="273632"/>
+          <w:sz w:val="22"/>
+        </w:rPr>
+        <w:t>大家看面前的键盘，上面有好多键，排得整整齐齐。其实这些键是分成五个区域的，就像我们的教室分成了不同的功能区一样。</w:t>
       </w:r>
     </w:p>
     <w:p>
+      <w:pPr>
+        <w:spacing w:before="60" w:after="60"/>
+      </w:pPr>
       <w:r>
-        <w:t>【操作】板书课题：认识键盘。</w:t>
+        <w:rPr>
+          <w:rFonts w:ascii="微软雅黑" w:hAnsi="微软雅黑" w:eastAsia="微软雅黑"/>
+          <w:b/>
+          <w:color w:val="27765C"/>
+          <w:sz w:val="22"/>
+        </w:rPr>
+        <w:t>师：</w:t>
+      </w:r>
+      <w:r>
+        <w:rPr>
+          <w:rFonts w:ascii="微软雅黑" w:hAnsi="微软雅黑" w:eastAsia="微软雅黑"/>
+          <w:b w:val="0"/>
+          <w:color w:val="273632"/>
+          <w:sz w:val="22"/>
+        </w:rPr>
+        <w:t>请看大屏幕。老师给五个区域准备了五种颜色：主键盘区是红色，功能键区是黄色，编辑键区是蓝色，小键盘区是绿色，指示灯区是紫色。</w:t>
       </w:r>
     </w:p>
     <w:p>
+      <w:pPr>
+        <w:spacing w:before="60" w:after="60"/>
+      </w:pPr>
       <w:r>
-        <w:t>二、明确任务，学习操作（2—3分钟）</w:t>
+        <w:rPr>
+          <w:rFonts w:ascii="微软雅黑" w:hAnsi="微软雅黑" w:eastAsia="微软雅黑"/>
+          <w:b/>
+          <w:color w:val="27765C"/>
+          <w:sz w:val="22"/>
+        </w:rPr>
+        <w:t>师：</w:t>
+      </w:r>
+      <w:r>
+        <w:rPr>
+          <w:rFonts w:ascii="微软雅黑" w:hAnsi="微软雅黑" w:eastAsia="微软雅黑"/>
+          <w:b w:val="0"/>
+          <w:color w:val="273632"/>
+          <w:sz w:val="22"/>
+        </w:rPr>
+        <w:t>等会儿请你在网页上先选一种颜色，再点一个键，就能给它涂色。先看老师做一遍：点一下红色，再点这个键，你看——变红了。还可以按住鼠标左键轻轻拖过去，连着涂一片。万一涂错了呢？换一种颜色，再点一下，就改过来了。</w:t>
       </w:r>
     </w:p>
     <w:p>
+      <w:pPr>
+        <w:spacing w:before="60" w:after="60"/>
+      </w:pPr>
       <w:r>
-        <w:t>师：大家看面前的键盘，上面有好多键，排得整整齐齐。其实这些键是分成五个区域的，就像我们的教室分成了不同的功能区一样。</w:t>
+        <w:rPr>
+          <w:rFonts w:ascii="微软雅黑" w:hAnsi="微软雅黑" w:eastAsia="微软雅黑"/>
+          <w:b/>
+          <w:color w:val="27765C"/>
+          <w:sz w:val="22"/>
+        </w:rPr>
+        <w:t>师：</w:t>
+      </w:r>
+      <w:r>
+        <w:rPr>
+          <w:rFonts w:ascii="微软雅黑" w:hAnsi="微软雅黑" w:eastAsia="微软雅黑"/>
+          <w:b w:val="0"/>
+          <w:color w:val="273632"/>
+          <w:sz w:val="22"/>
+        </w:rPr>
+        <w:t>老师先不公布标准答案。请你看看网页上的键盘，也看看面前真正的键盘，按自己的判断大胆试一试。能做到吗？</w:t>
       </w:r>
     </w:p>
     <w:p>
+      <w:pPr>
+        <w:spacing w:before="40" w:after="40"/>
+      </w:pPr>
       <w:r>
-        <w:t>师：请看大屏幕。老师给五个区域准备了五种颜色：主键盘区是红色，功能键区是黄色，编辑键区是蓝色，小键盘区是绿色，指示灯区是紫色。</w:t>
+        <w:rPr>
+          <w:rFonts w:ascii="微软雅黑" w:hAnsi="微软雅黑" w:eastAsia="微软雅黑"/>
+          <w:b/>
+          <w:color w:val="27765C"/>
+          <w:sz w:val="22"/>
+        </w:rPr>
+        <w:t>生：</w:t>
+      </w:r>
+      <w:r>
+        <w:rPr>
+          <w:rFonts w:ascii="微软雅黑" w:hAnsi="微软雅黑" w:eastAsia="微软雅黑"/>
+          <w:b w:val="0"/>
+          <w:color w:val="273632"/>
+          <w:sz w:val="22"/>
+        </w:rPr>
+        <w:t>能！</w:t>
       </w:r>
     </w:p>
     <w:p>
+      <w:pPr>
+        <w:spacing w:before="40" w:after="40"/>
+      </w:pPr>
       <w:r>
-        <w:t>师：等会儿请你在网页上先选一种颜色，再点一个键，就能给它涂色。先看老师做一遍：点一下红色，再点这个键，你看——变红了。还可以按住鼠标左键轻轻拖过去，连着涂一片。万一涂错了呢？换一种颜色，再点一下，就改过来了。</w:t>
+        <w:rPr>
+          <w:rFonts w:ascii="微软雅黑" w:hAnsi="微软雅黑" w:eastAsia="微软雅黑"/>
+          <w:b/>
+          <w:color w:val="27765C"/>
+          <w:sz w:val="20"/>
+        </w:rPr>
+        <w:t>【操作】</w:t>
+      </w:r>
+      <w:r>
+        <w:rPr>
+          <w:rFonts w:ascii="微软雅黑" w:hAnsi="微软雅黑" w:eastAsia="微软雅黑"/>
+          <w:b w:val="0"/>
+          <w:color w:val="697871"/>
+          <w:sz w:val="20"/>
+        </w:rPr>
+        <w:t>切到填色学生网页，确认链接已分发；学生端颜色图例常驻。</w:t>
       </w:r>
     </w:p>
     <w:p>
+      <w:pPr>
+        <w:spacing w:before="280" w:after="120"/>
+      </w:pPr>
       <w:r>
-        <w:t>师：老师先不公布标准答案。请你看看网页上的键盘，也看看面前真正的键盘，按自己的判断大胆试一试。能做到吗？</w:t>
+        <w:rPr>
+          <w:rFonts w:ascii="微软雅黑" w:hAnsi="微软雅黑" w:eastAsia="微软雅黑"/>
+          <w:b/>
+          <w:color w:val="273632"/>
+          <w:sz w:val="28"/>
+        </w:rPr>
+        <w:t>三、自主尝试，键盘填色</w:t>
+      </w:r>
+      <w:r>
+        <w:rPr>
+          <w:rFonts w:ascii="微软雅黑" w:hAnsi="微软雅黑" w:eastAsia="微软雅黑"/>
+          <w:b w:val="0"/>
+          <w:color w:val="27765C"/>
+          <w:sz w:val="22"/>
+        </w:rPr>
+        <w:t xml:space="preserve">  3—13分钟，约10分钟</w:t>
       </w:r>
     </w:p>
     <w:p>
+      <w:pPr>
+        <w:spacing w:before="60" w:after="60"/>
+      </w:pPr>
       <w:r>
-        <w:t>生：能！</w:t>
+        <w:rPr>
+          <w:rFonts w:ascii="微软雅黑" w:hAnsi="微软雅黑" w:eastAsia="微软雅黑"/>
+          <w:b/>
+          <w:color w:val="27765C"/>
+          <w:sz w:val="22"/>
+        </w:rPr>
+        <w:t>师：</w:t>
+      </w:r>
+      <w:r>
+        <w:rPr>
+          <w:rFonts w:ascii="微软雅黑" w:hAnsi="微软雅黑" w:eastAsia="微软雅黑"/>
+          <w:b w:val="0"/>
+          <w:color w:val="273632"/>
+          <w:sz w:val="22"/>
+        </w:rPr>
+        <w:t>好，开始！请大家一边看真键盘，一边在网页上涂色。</w:t>
       </w:r>
     </w:p>
     <w:p>
+      <w:pPr>
+        <w:spacing w:before="40" w:after="40"/>
+      </w:pPr>
       <w:r>
-        <w:t>【操作】切到填色学生网页，确认链接已分发；学生端颜色图例常驻。</w:t>
+        <w:rPr>
+          <w:rFonts w:ascii="微软雅黑" w:hAnsi="微软雅黑" w:eastAsia="微软雅黑"/>
+          <w:b/>
+          <w:color w:val="27765C"/>
+          <w:sz w:val="20"/>
+        </w:rPr>
+        <w:t>【操作】</w:t>
+      </w:r>
+      <w:r>
+        <w:rPr>
+          <w:rFonts w:ascii="微软雅黑" w:hAnsi="微软雅黑" w:eastAsia="微软雅黑"/>
+          <w:b w:val="0"/>
+          <w:color w:val="697871"/>
+          <w:sz w:val="20"/>
+        </w:rPr>
+        <w:t>学生对照实物键盘自主填色，页面自动同步。教师巡视并打开教师混色看板，悬停查看各键颜色人数与比例，记录易混淆位置；本轮不公布答案。</w:t>
       </w:r>
     </w:p>
     <w:p>
+      <w:pPr>
+        <w:spacing w:before="160" w:after="80"/>
+      </w:pPr>
       <w:r>
-        <w:t>三、自主尝试，键盘填色（3—13分钟，约10分钟）</w:t>
-      </w:r>
-    </w:p>
-    <w:p>
-      <w:r>
-        <w:t>师：好，开始！请大家一边看真键盘，一边在网页上涂色。</w:t>
-      </w:r>
-    </w:p>
-    <w:p>
-      <w:r>
-        <w:t>【操作】学生对照实物键盘自主填色，页面自动同步。教师巡视并打开教师混色看板，悬停查看各键颜色人数与比例，记录易混淆位置；本轮不公布答案。</w:t>
-      </w:r>
-    </w:p>
-    <w:p>
-      <w:r>
+        <w:rPr>
+          <w:rFonts w:ascii="微软雅黑" w:hAnsi="微软雅黑" w:eastAsia="微软雅黑"/>
+          <w:b/>
+          <w:color w:val="273632"/>
+          <w:sz w:val="24"/>
+        </w:rPr>
         <w:t>巡视引导（学生问“这个涂什么颜色”时）</w:t>
       </w:r>
     </w:p>
     <w:p>
+      <w:pPr>
+        <w:spacing w:before="60" w:after="60"/>
+      </w:pPr>
       <w:r>
-        <w:t>师：你先别急，看看它在什么位置、周围都是些什么键，再想想它属于哪个区域，按你的想法涂，错了也没关系。</w:t>
+        <w:rPr>
+          <w:rFonts w:ascii="微软雅黑" w:hAnsi="微软雅黑" w:eastAsia="微软雅黑"/>
+          <w:b/>
+          <w:color w:val="27765C"/>
+          <w:sz w:val="22"/>
+        </w:rPr>
+        <w:t>师：</w:t>
+      </w:r>
+      <w:r>
+        <w:rPr>
+          <w:rFonts w:ascii="微软雅黑" w:hAnsi="微软雅黑" w:eastAsia="微软雅黑"/>
+          <w:b w:val="0"/>
+          <w:color w:val="273632"/>
+          <w:sz w:val="22"/>
+        </w:rPr>
+        <w:t>你先别急，看看它在什么位置、周围都是些什么键，再想想它属于哪个区域，按你的想法涂，错了也没关系。</w:t>
       </w:r>
     </w:p>
     <w:p>
+      <w:pPr>
+        <w:spacing w:before="160" w:after="80"/>
+      </w:pPr>
       <w:r>
+        <w:rPr>
+          <w:rFonts w:ascii="微软雅黑" w:hAnsi="微软雅黑" w:eastAsia="微软雅黑"/>
+          <w:b/>
+          <w:color w:val="273632"/>
+          <w:sz w:val="24"/>
+        </w:rPr>
         <w:t>个别应对</w:t>
       </w:r>
     </w:p>
     <w:p>
+      <w:pPr>
+        <w:spacing w:before="60" w:after="60"/>
+      </w:pPr>
       <w:r>
-        <w:t>师：（对不会操作的学生）先点上面的颜色，再点下面的键，你试试看。</w:t>
+        <w:rPr>
+          <w:rFonts w:ascii="微软雅黑" w:hAnsi="微软雅黑" w:eastAsia="微软雅黑"/>
+          <w:b/>
+          <w:color w:val="27765C"/>
+          <w:sz w:val="22"/>
+        </w:rPr>
+        <w:t>师：</w:t>
+      </w:r>
+      <w:r>
+        <w:rPr>
+          <w:rFonts w:ascii="微软雅黑" w:hAnsi="微软雅黑" w:eastAsia="微软雅黑"/>
+          <w:b w:val="0"/>
+          <w:color w:val="273632"/>
+          <w:sz w:val="22"/>
+        </w:rPr>
+        <w:t>（对不会操作的学生）先点上面的颜色，再点下面的键，你试试看。</w:t>
       </w:r>
     </w:p>
     <w:p>
+      <w:pPr>
+        <w:spacing w:before="60" w:after="60"/>
+      </w:pPr>
       <w:r>
-        <w:t>师：（对很快涂完的学生）可以再看看真键盘，检查有没有涂得不一样的地方。</w:t>
+        <w:rPr>
+          <w:rFonts w:ascii="微软雅黑" w:hAnsi="微软雅黑" w:eastAsia="微软雅黑"/>
+          <w:b/>
+          <w:color w:val="27765C"/>
+          <w:sz w:val="22"/>
+        </w:rPr>
+        <w:t>师：</w:t>
+      </w:r>
+      <w:r>
+        <w:rPr>
+          <w:rFonts w:ascii="微软雅黑" w:hAnsi="微软雅黑" w:eastAsia="微软雅黑"/>
+          <w:b w:val="0"/>
+          <w:color w:val="273632"/>
+          <w:sz w:val="22"/>
+        </w:rPr>
+        <w:t>（对很快涂完的学生）可以再看看真键盘，检查有没有涂得不一样的地方。</w:t>
       </w:r>
     </w:p>
     <w:p>
+      <w:pPr>
+        <w:spacing w:before="60" w:after="60"/>
+      </w:pPr>
       <w:r>
-        <w:t>师：（巡视提醒）背挺直，手指轻轻按，不要用力敲键盘。</w:t>
+        <w:rPr>
+          <w:rFonts w:ascii="微软雅黑" w:hAnsi="微软雅黑" w:eastAsia="微软雅黑"/>
+          <w:b/>
+          <w:color w:val="27765C"/>
+          <w:sz w:val="22"/>
+        </w:rPr>
+        <w:t>师：</w:t>
+      </w:r>
+      <w:r>
+        <w:rPr>
+          <w:rFonts w:ascii="微软雅黑" w:hAnsi="微软雅黑" w:eastAsia="微软雅黑"/>
+          <w:b w:val="0"/>
+          <w:color w:val="273632"/>
+          <w:sz w:val="22"/>
+        </w:rPr>
+        <w:t>（巡视提醒）背挺直，手指轻轻按，不要用力敲键盘。</w:t>
       </w:r>
     </w:p>
     <w:p>
+      <w:pPr>
+        <w:spacing w:before="60" w:after="60"/>
+      </w:pPr>
       <w:r>
-        <w:t>师：（约第12分钟）还没涂完的同学抓紧时间，把每一个键都涂上颜色。</w:t>
+        <w:rPr>
+          <w:rFonts w:ascii="微软雅黑" w:hAnsi="微软雅黑" w:eastAsia="微软雅黑"/>
+          <w:b/>
+          <w:color w:val="27765C"/>
+          <w:sz w:val="22"/>
+        </w:rPr>
+        <w:t>师：</w:t>
+      </w:r>
+      <w:r>
+        <w:rPr>
+          <w:rFonts w:ascii="微软雅黑" w:hAnsi="微软雅黑" w:eastAsia="微软雅黑"/>
+          <w:b w:val="0"/>
+          <w:color w:val="273632"/>
+          <w:sz w:val="22"/>
+        </w:rPr>
+        <w:t>（约第12分钟）还没涂完的同学抓紧时间，把每一个键都涂上颜色。</w:t>
       </w:r>
     </w:p>
     <w:p>
+      <w:pPr>
+        <w:spacing w:before="40" w:after="40"/>
+      </w:pPr>
       <w:r>
-        <w:t>【操作】教师在看板保存“讲解前”全班快照。</w:t>
+        <w:rPr>
+          <w:rFonts w:ascii="微软雅黑" w:hAnsi="微软雅黑" w:eastAsia="微软雅黑"/>
+          <w:b/>
+          <w:color w:val="27765C"/>
+          <w:sz w:val="20"/>
+        </w:rPr>
+        <w:t>【操作】</w:t>
+      </w:r>
+      <w:r>
+        <w:rPr>
+          <w:rFonts w:ascii="微软雅黑" w:hAnsi="微软雅黑" w:eastAsia="微软雅黑"/>
+          <w:b w:val="0"/>
+          <w:color w:val="697871"/>
+          <w:sz w:val="20"/>
+        </w:rPr>
+        <w:t>教师在看板保存“讲解前”全班快照。</w:t>
       </w:r>
     </w:p>
     <w:p>
+      <w:pPr>
+        <w:spacing w:before="280" w:after="120"/>
+      </w:pPr>
       <w:r>
-        <w:t>四、查看反馈，认识五区（13—16分钟，约3分钟）</w:t>
+        <w:rPr>
+          <w:rFonts w:ascii="微软雅黑" w:hAnsi="微软雅黑" w:eastAsia="微软雅黑"/>
+          <w:b/>
+          <w:color w:val="273632"/>
+          <w:sz w:val="28"/>
+        </w:rPr>
+        <w:t>四、查看反馈，认识五区</w:t>
+      </w:r>
+      <w:r>
+        <w:rPr>
+          <w:rFonts w:ascii="微软雅黑" w:hAnsi="微软雅黑" w:eastAsia="微软雅黑"/>
+          <w:b w:val="0"/>
+          <w:color w:val="27765C"/>
+          <w:sz w:val="22"/>
+        </w:rPr>
+        <w:t xml:space="preserve">  13—16分钟，约3分钟</w:t>
       </w:r>
     </w:p>
     <w:p>
+      <w:pPr>
+        <w:spacing w:before="60" w:after="60"/>
+      </w:pPr>
       <w:r>
-        <w:t>师：好，时间到，请大家先停下，手放好，眼睛看大屏幕。</w:t>
+        <w:rPr>
+          <w:rFonts w:ascii="微软雅黑" w:hAnsi="微软雅黑" w:eastAsia="微软雅黑"/>
+          <w:b/>
+          <w:color w:val="27765C"/>
+          <w:sz w:val="22"/>
+        </w:rPr>
+        <w:t>师：</w:t>
+      </w:r>
+      <w:r>
+        <w:rPr>
+          <w:rFonts w:ascii="微软雅黑" w:hAnsi="微软雅黑" w:eastAsia="微软雅黑"/>
+          <w:b w:val="0"/>
+          <w:color w:val="273632"/>
+          <w:sz w:val="22"/>
+        </w:rPr>
+        <w:t>好，时间到，请大家先停下，手放好，眼睛看大屏幕。</w:t>
       </w:r>
     </w:p>
     <w:p>
+      <w:pPr>
+        <w:spacing w:before="40" w:after="40"/>
+      </w:pPr>
       <w:r>
-        <w:t>【操作】打开教师混色看板，展示全班填色结果；随后切换到标准分区图。</w:t>
+        <w:rPr>
+          <w:rFonts w:ascii="微软雅黑" w:hAnsi="微软雅黑" w:eastAsia="微软雅黑"/>
+          <w:b/>
+          <w:color w:val="27765C"/>
+          <w:sz w:val="20"/>
+        </w:rPr>
+        <w:t>【操作】</w:t>
+      </w:r>
+      <w:r>
+        <w:rPr>
+          <w:rFonts w:ascii="微软雅黑" w:hAnsi="微软雅黑" w:eastAsia="微软雅黑"/>
+          <w:b w:val="0"/>
+          <w:color w:val="697871"/>
+          <w:sz w:val="20"/>
+        </w:rPr>
+        <w:t>打开教师混色看板，展示全班填色结果；随后切换到标准分区图。</w:t>
       </w:r>
     </w:p>
     <w:p>
+      <w:pPr>
+        <w:spacing w:before="60" w:after="60"/>
+      </w:pPr>
       <w:r>
-        <w:t>师：我们一起来看看大家的作品。老师发现，有些地方大家涂的颜色特别一致，可有的地方五颜六色，意见不太一样。这说明我们对键盘区域是怎么划分的，心里还有不同的想法。没关系，接下来我们一起把这五个区域认清楚。</w:t>
+        <w:rPr>
+          <w:rFonts w:ascii="微软雅黑" w:hAnsi="微软雅黑" w:eastAsia="微软雅黑"/>
+          <w:b/>
+          <w:color w:val="27765C"/>
+          <w:sz w:val="22"/>
+        </w:rPr>
+        <w:t>师：</w:t>
+      </w:r>
+      <w:r>
+        <w:rPr>
+          <w:rFonts w:ascii="微软雅黑" w:hAnsi="微软雅黑" w:eastAsia="微软雅黑"/>
+          <w:b w:val="0"/>
+          <w:color w:val="273632"/>
+          <w:sz w:val="22"/>
+        </w:rPr>
+        <w:t>我们一起来看看大家的作品。老师发现，有些地方大家涂的颜色特别一致，可有的地方五颜六色，意见不太一样。这说明我们对键盘区域是怎么划分的，心里还有不同的想法。没关系，接下来我们一起把这五个区域认清楚。</w:t>
       </w:r>
     </w:p>
     <w:p>
+      <w:pPr>
+        <w:spacing w:before="60" w:after="60"/>
+      </w:pPr>
       <w:r>
-        <w:t>师：（指中间较大区域）先看中间这一大块，面积最大，上面有字母、有数字，我们今天打字、输入主要就靠它，它叫——主键盘区。大家在自己的键盘上找到主键盘区，用手指一指。</w:t>
+        <w:rPr>
+          <w:rFonts w:ascii="微软雅黑" w:hAnsi="微软雅黑" w:eastAsia="微软雅黑"/>
+          <w:b/>
+          <w:color w:val="27765C"/>
+          <w:sz w:val="22"/>
+        </w:rPr>
+        <w:t>师：</w:t>
+      </w:r>
+      <w:r>
+        <w:rPr>
+          <w:rFonts w:ascii="微软雅黑" w:hAnsi="微软雅黑" w:eastAsia="微软雅黑"/>
+          <w:b w:val="0"/>
+          <w:color w:val="273632"/>
+          <w:sz w:val="22"/>
+        </w:rPr>
+        <w:t>（指中间较大区域）先看中间这一大块，面积最大，上面有字母、有数字，我们今天打字、输入主要就靠它，它叫——主键盘区。大家在自己的键盘上找到主键盘区，用手指一指。</w:t>
       </w:r>
     </w:p>
     <w:p>
+      <w:pPr>
+        <w:spacing w:before="40" w:after="40"/>
+      </w:pPr>
       <w:r>
-        <w:t>生：（指认主键盘区）</w:t>
+        <w:rPr>
+          <w:rFonts w:ascii="微软雅黑" w:hAnsi="微软雅黑" w:eastAsia="微软雅黑"/>
+          <w:b/>
+          <w:color w:val="27765C"/>
+          <w:sz w:val="22"/>
+        </w:rPr>
+        <w:t>生：</w:t>
+      </w:r>
+      <w:r>
+        <w:rPr>
+          <w:rFonts w:ascii="微软雅黑" w:hAnsi="微软雅黑" w:eastAsia="微软雅黑"/>
+          <w:b w:val="0"/>
+          <w:color w:val="273632"/>
+          <w:sz w:val="22"/>
+        </w:rPr>
+        <w:t>（指认主键盘区）</w:t>
       </w:r>
     </w:p>
     <w:p>
+      <w:pPr>
+        <w:spacing w:before="60" w:after="60"/>
+      </w:pPr>
       <w:r>
-        <w:t>师：再看最上面一排，有 Esc，还有 F1 到 F12，它们能帮我们完成一些快捷的功能操作，这是功能键区。找一找。</w:t>
+        <w:rPr>
+          <w:rFonts w:ascii="微软雅黑" w:hAnsi="微软雅黑" w:eastAsia="微软雅黑"/>
+          <w:b/>
+          <w:color w:val="27765C"/>
+          <w:sz w:val="22"/>
+        </w:rPr>
+        <w:t>师：</w:t>
+      </w:r>
+      <w:r>
+        <w:rPr>
+          <w:rFonts w:ascii="微软雅黑" w:hAnsi="微软雅黑" w:eastAsia="微软雅黑"/>
+          <w:b w:val="0"/>
+          <w:color w:val="273632"/>
+          <w:sz w:val="22"/>
+        </w:rPr>
+        <w:t>再看最上面一排，有 Esc，还有 F1 到 F12，它们能帮我们完成一些快捷的功能操作，这是功能键区。找一找。</w:t>
       </w:r>
     </w:p>
     <w:p>
+      <w:pPr>
+        <w:spacing w:before="60" w:after="60"/>
+      </w:pPr>
       <w:r>
-        <w:t>师：在主键盘区右边，这里有上下左右四个方向键，还有 Home、Page Up、Delete 这些键，用来移动光标、翻页和编辑内容，叫编辑键区。指一指。</w:t>
+        <w:rPr>
+          <w:rFonts w:ascii="微软雅黑" w:hAnsi="微软雅黑" w:eastAsia="微软雅黑"/>
+          <w:b/>
+          <w:color w:val="27765C"/>
+          <w:sz w:val="22"/>
+        </w:rPr>
+        <w:t>师：</w:t>
+      </w:r>
+      <w:r>
+        <w:rPr>
+          <w:rFonts w:ascii="微软雅黑" w:hAnsi="微软雅黑" w:eastAsia="微软雅黑"/>
+          <w:b w:val="0"/>
+          <w:color w:val="273632"/>
+          <w:sz w:val="22"/>
+        </w:rPr>
+        <w:t>在主键盘区右边，这里有上下左右四个方向键，还有 Home、Page Up、Delete 这些键，用来移动光标、翻页和编辑内容，叫编辑键区。指一指。</w:t>
       </w:r>
     </w:p>
     <w:p>
+      <w:pPr>
+        <w:spacing w:before="60" w:after="60"/>
+      </w:pPr>
       <w:r>
-        <w:t>师：最右边，数字密密麻麻集中在一起，方便我们快速输入大量数字，这是小键盘区。</w:t>
+        <w:rPr>
+          <w:rFonts w:ascii="微软雅黑" w:hAnsi="微软雅黑" w:eastAsia="微软雅黑"/>
+          <w:b/>
+          <w:color w:val="27765C"/>
+          <w:sz w:val="22"/>
+        </w:rPr>
+        <w:t>师：</w:t>
+      </w:r>
+      <w:r>
+        <w:rPr>
+          <w:rFonts w:ascii="微软雅黑" w:hAnsi="微软雅黑" w:eastAsia="微软雅黑"/>
+          <w:b w:val="0"/>
+          <w:color w:val="273632"/>
+          <w:sz w:val="22"/>
+        </w:rPr>
+        <w:t>最右边，数字密密麻麻集中在一起，方便我们快速输入大量数字，这是小键盘区。</w:t>
       </w:r>
     </w:p>
     <w:p>
+      <w:pPr>
+        <w:spacing w:before="60" w:after="60"/>
+      </w:pPr>
       <w:r>
-        <w:t>师：最后看右上角，有三盏小灯，它能显示键盘的状态，这是指示灯区。</w:t>
+        <w:rPr>
+          <w:rFonts w:ascii="微软雅黑" w:hAnsi="微软雅黑" w:eastAsia="微软雅黑"/>
+          <w:b/>
+          <w:color w:val="27765C"/>
+          <w:sz w:val="22"/>
+        </w:rPr>
+        <w:t>师：</w:t>
+      </w:r>
+      <w:r>
+        <w:rPr>
+          <w:rFonts w:ascii="微软雅黑" w:hAnsi="微软雅黑" w:eastAsia="微软雅黑"/>
+          <w:b w:val="0"/>
+          <w:color w:val="273632"/>
+          <w:sz w:val="22"/>
+        </w:rPr>
+        <w:t>最后看右上角，有三盏小灯，它能显示键盘的状态，这是指示灯区。</w:t>
       </w:r>
     </w:p>
     <w:p>
+      <w:pPr>
+        <w:spacing w:before="60" w:after="60"/>
+      </w:pPr>
       <w:r>
-        <w:t>师：我们一起读一遍：主键盘区、功能键区、编辑键区、小键盘区、指示灯区。</w:t>
+        <w:rPr>
+          <w:rFonts w:ascii="微软雅黑" w:hAnsi="微软雅黑" w:eastAsia="微软雅黑"/>
+          <w:b/>
+          <w:color w:val="27765C"/>
+          <w:sz w:val="22"/>
+        </w:rPr>
+        <w:t>师：</w:t>
+      </w:r>
+      <w:r>
+        <w:rPr>
+          <w:rFonts w:ascii="微软雅黑" w:hAnsi="微软雅黑" w:eastAsia="微软雅黑"/>
+          <w:b w:val="0"/>
+          <w:color w:val="273632"/>
+          <w:sz w:val="22"/>
+        </w:rPr>
+        <w:t>我们一起读一遍：主键盘区、功能键区、编辑键区、小键盘区、指示灯区。</w:t>
       </w:r>
     </w:p>
     <w:p>
+      <w:pPr>
+        <w:spacing w:before="40" w:after="40"/>
+      </w:pPr>
       <w:r>
-        <w:t>生：（齐读五个区域名称）</w:t>
+        <w:rPr>
+          <w:rFonts w:ascii="微软雅黑" w:hAnsi="微软雅黑" w:eastAsia="微软雅黑"/>
+          <w:b/>
+          <w:color w:val="27765C"/>
+          <w:sz w:val="22"/>
+        </w:rPr>
+        <w:t>生：</w:t>
+      </w:r>
+      <w:r>
+        <w:rPr>
+          <w:rFonts w:ascii="微软雅黑" w:hAnsi="微软雅黑" w:eastAsia="微软雅黑"/>
+          <w:b w:val="0"/>
+          <w:color w:val="273632"/>
+          <w:sz w:val="22"/>
+        </w:rPr>
+        <w:t>（齐读五个区域名称）</w:t>
       </w:r>
     </w:p>
     <w:p>
+      <w:pPr>
+        <w:spacing w:before="40" w:after="40"/>
+      </w:pPr>
       <w:r>
-        <w:t>【操作】只讲分区位置和用途；本环节不展开双字符键、控制键和大小写转换。</w:t>
+        <w:rPr>
+          <w:rFonts w:ascii="微软雅黑" w:hAnsi="微软雅黑" w:eastAsia="微软雅黑"/>
+          <w:b/>
+          <w:color w:val="27765C"/>
+          <w:sz w:val="20"/>
+        </w:rPr>
+        <w:t>【操作】</w:t>
+      </w:r>
+      <w:r>
+        <w:rPr>
+          <w:rFonts w:ascii="微软雅黑" w:hAnsi="微软雅黑" w:eastAsia="微软雅黑"/>
+          <w:b w:val="0"/>
+          <w:color w:val="697871"/>
+          <w:sz w:val="20"/>
+        </w:rPr>
+        <w:t>只讲分区位置和用途；本环节不展开双字符键、控制键和大小写转换。</w:t>
       </w:r>
     </w:p>
     <w:p>
+      <w:pPr>
+        <w:spacing w:before="280" w:after="120"/>
+      </w:pPr>
       <w:r>
-        <w:t>五、修改填色，巩固认识（16—19分钟，约3分钟）</w:t>
+        <w:rPr>
+          <w:rFonts w:ascii="微软雅黑" w:hAnsi="微软雅黑" w:eastAsia="微软雅黑"/>
+          <w:b/>
+          <w:color w:val="273632"/>
+          <w:sz w:val="28"/>
+        </w:rPr>
+        <w:t>五、修改填色，巩固认识</w:t>
+      </w:r>
+      <w:r>
+        <w:rPr>
+          <w:rFonts w:ascii="微软雅黑" w:hAnsi="微软雅黑" w:eastAsia="微软雅黑"/>
+          <w:b w:val="0"/>
+          <w:color w:val="27765C"/>
+          <w:sz w:val="22"/>
+        </w:rPr>
+        <w:t xml:space="preserve">  16—19分钟，约3分钟</w:t>
       </w:r>
     </w:p>
     <w:p>
+      <w:pPr>
+        <w:spacing w:before="60" w:after="60"/>
+      </w:pPr>
       <w:r>
-        <w:t>师：现在请大家回到自己的网页，对照刚刚学到的五个区域，把涂错的地方改过来。改的时候再看一眼面前的真键盘，确认它们是一一对应的。</w:t>
+        <w:rPr>
+          <w:rFonts w:ascii="微软雅黑" w:hAnsi="微软雅黑" w:eastAsia="微软雅黑"/>
+          <w:b/>
+          <w:color w:val="27765C"/>
+          <w:sz w:val="22"/>
+        </w:rPr>
+        <w:t>师：</w:t>
+      </w:r>
+      <w:r>
+        <w:rPr>
+          <w:rFonts w:ascii="微软雅黑" w:hAnsi="微软雅黑" w:eastAsia="微软雅黑"/>
+          <w:b w:val="0"/>
+          <w:color w:val="273632"/>
+          <w:sz w:val="22"/>
+        </w:rPr>
+        <w:t>现在请大家回到自己的网页，对照刚刚学到的五个区域，把涂错的地方改过来。改的时候再看一眼面前的真键盘，确认它们是一一对应的。</w:t>
       </w:r>
     </w:p>
     <w:p>
+      <w:pPr>
+        <w:spacing w:before="40" w:after="40"/>
+      </w:pPr>
       <w:r>
-        <w:t>【操作】学生修改填色；教师对仍有混淆的学生个别辅导。</w:t>
+        <w:rPr>
+          <w:rFonts w:ascii="微软雅黑" w:hAnsi="微软雅黑" w:eastAsia="微软雅黑"/>
+          <w:b/>
+          <w:color w:val="27765C"/>
+          <w:sz w:val="20"/>
+        </w:rPr>
+        <w:t>【操作】</w:t>
+      </w:r>
+      <w:r>
+        <w:rPr>
+          <w:rFonts w:ascii="微软雅黑" w:hAnsi="微软雅黑" w:eastAsia="微软雅黑"/>
+          <w:b w:val="0"/>
+          <w:color w:val="697871"/>
+          <w:sz w:val="20"/>
+        </w:rPr>
+        <w:t>学生修改填色；教师对仍有混淆的学生个别辅导。</w:t>
       </w:r>
     </w:p>
     <w:p>
+      <w:pPr>
+        <w:spacing w:before="60" w:after="60"/>
+      </w:pPr>
       <w:r>
-        <w:t>师：（对完成快的学生）改好了的同学，可以跟同桌互相考一考：“请你指出主键盘区”“哪个区域是用小灯显示状态的？”</w:t>
+        <w:rPr>
+          <w:rFonts w:ascii="微软雅黑" w:hAnsi="微软雅黑" w:eastAsia="微软雅黑"/>
+          <w:b/>
+          <w:color w:val="27765C"/>
+          <w:sz w:val="22"/>
+        </w:rPr>
+        <w:t>师：</w:t>
+      </w:r>
+      <w:r>
+        <w:rPr>
+          <w:rFonts w:ascii="微软雅黑" w:hAnsi="微软雅黑" w:eastAsia="微软雅黑"/>
+          <w:b w:val="0"/>
+          <w:color w:val="273632"/>
+          <w:sz w:val="22"/>
+        </w:rPr>
+        <w:t>（对完成快的学生）改好了的同学，可以跟同桌互相考一考：“请你指出主键盘区”“哪个区域是用小灯显示状态的？”</w:t>
       </w:r>
     </w:p>
     <w:p>
+      <w:pPr>
+        <w:spacing w:before="40" w:after="40"/>
+      </w:pPr>
       <w:r>
-        <w:t>【操作】教师保存“修正后”快照。</w:t>
+        <w:rPr>
+          <w:rFonts w:ascii="微软雅黑" w:hAnsi="微软雅黑" w:eastAsia="微软雅黑"/>
+          <w:b/>
+          <w:color w:val="27765C"/>
+          <w:sz w:val="20"/>
+        </w:rPr>
+        <w:t>【操作】</w:t>
+      </w:r>
+      <w:r>
+        <w:rPr>
+          <w:rFonts w:ascii="微软雅黑" w:hAnsi="微软雅黑" w:eastAsia="微软雅黑"/>
+          <w:b w:val="0"/>
+          <w:color w:val="697871"/>
+          <w:sz w:val="20"/>
+        </w:rPr>
+        <w:t>教师保存“修正后”快照。</w:t>
       </w:r>
     </w:p>
     <w:p>
+      <w:pPr>
+        <w:spacing w:before="60" w:after="60"/>
+      </w:pPr>
       <w:r>
-        <w:t>师：（约第18分半）大家看，刚才这一块五颜六色，现在颜色统一多了，说明大家都学会了。</w:t>
+        <w:rPr>
+          <w:rFonts w:ascii="微软雅黑" w:hAnsi="微软雅黑" w:eastAsia="微软雅黑"/>
+          <w:b/>
+          <w:color w:val="27765C"/>
+          <w:sz w:val="22"/>
+        </w:rPr>
+        <w:t>师：</w:t>
+      </w:r>
+      <w:r>
+        <w:rPr>
+          <w:rFonts w:ascii="微软雅黑" w:hAnsi="微软雅黑" w:eastAsia="微软雅黑"/>
+          <w:b w:val="0"/>
+          <w:color w:val="273632"/>
+          <w:sz w:val="22"/>
+        </w:rPr>
+        <w:t>（约第18分半）大家看，刚才这一块五颜六色，现在颜色统一多了，说明大家都学会了。</w:t>
       </w:r>
     </w:p>
     <w:p>
+      <w:pPr>
+        <w:spacing w:before="280" w:after="120"/>
+      </w:pPr>
       <w:r>
-        <w:t>六、示范玩法，进入打字（19—21分钟，约2分钟）</w:t>
+        <w:rPr>
+          <w:rFonts w:ascii="微软雅黑" w:hAnsi="微软雅黑" w:eastAsia="微软雅黑"/>
+          <w:b/>
+          <w:color w:val="273632"/>
+          <w:sz w:val="28"/>
+        </w:rPr>
+        <w:t>六、示范玩法，进入打字</w:t>
+      </w:r>
+      <w:r>
+        <w:rPr>
+          <w:rFonts w:ascii="微软雅黑" w:hAnsi="微软雅黑" w:eastAsia="微软雅黑"/>
+          <w:b w:val="0"/>
+          <w:color w:val="27765C"/>
+          <w:sz w:val="22"/>
+        </w:rPr>
+        <w:t xml:space="preserve">  19—21分钟，约2分钟</w:t>
       </w:r>
     </w:p>
     <w:p>
+      <w:pPr>
+        <w:spacing w:before="60" w:after="60"/>
+      </w:pPr>
       <w:r>
-        <w:t>师：认识了五个区域，我们就要真正用键盘来打字了。请大家打开第二个网页——打字。</w:t>
+        <w:rPr>
+          <w:rFonts w:ascii="微软雅黑" w:hAnsi="微软雅黑" w:eastAsia="微软雅黑"/>
+          <w:b/>
+          <w:color w:val="27765C"/>
+          <w:sz w:val="22"/>
+        </w:rPr>
+        <w:t>师：</w:t>
+      </w:r>
+      <w:r>
+        <w:rPr>
+          <w:rFonts w:ascii="微软雅黑" w:hAnsi="微软雅黑" w:eastAsia="微软雅黑"/>
+          <w:b w:val="0"/>
+          <w:color w:val="273632"/>
+          <w:sz w:val="22"/>
+        </w:rPr>
+        <w:t>认识了五个区域，我们就要真正用键盘来打字了。请大家打开第二个网页——打字。</w:t>
       </w:r>
     </w:p>
     <w:p>
+      <w:pPr>
+        <w:spacing w:before="40" w:after="40"/>
+      </w:pPr>
       <w:r>
-        <w:t>【操作】切换/分发打字学生链接，打开打字学生页。</w:t>
+        <w:rPr>
+          <w:rFonts w:ascii="微软雅黑" w:hAnsi="微软雅黑" w:eastAsia="微软雅黑"/>
+          <w:b/>
+          <w:color w:val="27765C"/>
+          <w:sz w:val="20"/>
+        </w:rPr>
+        <w:t>【操作】</w:t>
+      </w:r>
+      <w:r>
+        <w:rPr>
+          <w:rFonts w:ascii="微软雅黑" w:hAnsi="微软雅黑" w:eastAsia="微软雅黑"/>
+          <w:b w:val="0"/>
+          <w:color w:val="697871"/>
+          <w:sz w:val="20"/>
+        </w:rPr>
+        <w:t>切换/分发打字学生链接，打开打字学生页。</w:t>
       </w:r>
     </w:p>
     <w:p>
+      <w:pPr>
+        <w:spacing w:before="60" w:after="60"/>
+      </w:pPr>
       <w:r>
-        <w:t>师：打字之前，先找到我们刚才说的主键盘区。今天输入字母和数字，主要就用它。</w:t>
+        <w:rPr>
+          <w:rFonts w:ascii="微软雅黑" w:hAnsi="微软雅黑" w:eastAsia="微软雅黑"/>
+          <w:b/>
+          <w:color w:val="27765C"/>
+          <w:sz w:val="22"/>
+        </w:rPr>
+        <w:t>师：</w:t>
+      </w:r>
+      <w:r>
+        <w:rPr>
+          <w:rFonts w:ascii="微软雅黑" w:hAnsi="微软雅黑" w:eastAsia="微软雅黑"/>
+          <w:b w:val="0"/>
+          <w:color w:val="273632"/>
+          <w:sz w:val="22"/>
+        </w:rPr>
+        <w:t>打字之前，先找到我们刚才说的主键盘区。今天输入字母和数字，主要就用它。</w:t>
       </w:r>
     </w:p>
     <w:p>
+      <w:pPr>
+        <w:spacing w:before="60" w:after="60"/>
+      </w:pPr>
       <w:r>
-        <w:t>师：先跟老师一起做好准备：身体坐正，两脚放平，手指轻轻放在键盘上，轻轻按，不要用力敲。</w:t>
+        <w:rPr>
+          <w:rFonts w:ascii="微软雅黑" w:hAnsi="微软雅黑" w:eastAsia="微软雅黑"/>
+          <w:b/>
+          <w:color w:val="27765C"/>
+          <w:sz w:val="22"/>
+        </w:rPr>
+        <w:t>师：</w:t>
+      </w:r>
+      <w:r>
+        <w:rPr>
+          <w:rFonts w:ascii="微软雅黑" w:hAnsi="微软雅黑" w:eastAsia="微软雅黑"/>
+          <w:b w:val="0"/>
+          <w:color w:val="273632"/>
+          <w:sz w:val="22"/>
+        </w:rPr>
+        <w:t>先跟老师一起做好准备：身体坐正，两脚放平，手指轻轻放在键盘上，轻轻按，不要用力敲。</w:t>
       </w:r>
     </w:p>
     <w:p>
+      <w:pPr>
+        <w:spacing w:before="60" w:after="60"/>
+      </w:pPr>
       <w:r>
-        <w:t>师：（示范）看屏幕，上面有一个绿色的目标字符，比如这个“a”。你直接在键盘上找到 a 键按一下——注意，不用点输入框，直接按键就可以。按对了，你看，点亮了一个格子！</w:t>
+        <w:rPr>
+          <w:rFonts w:ascii="微软雅黑" w:hAnsi="微软雅黑" w:eastAsia="微软雅黑"/>
+          <w:b/>
+          <w:color w:val="27765C"/>
+          <w:sz w:val="22"/>
+        </w:rPr>
+        <w:t>师：</w:t>
+      </w:r>
+      <w:r>
+        <w:rPr>
+          <w:rFonts w:ascii="微软雅黑" w:hAnsi="微软雅黑" w:eastAsia="微软雅黑"/>
+          <w:b w:val="0"/>
+          <w:color w:val="273632"/>
+          <w:sz w:val="22"/>
+        </w:rPr>
+        <w:t>（示范）看屏幕，上面有一个绿色的目标字符，比如这个“a”。你直接在键盘上找到 a 键按一下——注意，不用点输入框，直接按键就可以。按对了，你看，点亮了一个格子！</w:t>
       </w:r>
     </w:p>
     <w:p>
+      <w:pPr>
+        <w:spacing w:before="60" w:after="60"/>
+      </w:pPr>
       <w:r>
-        <w:t>师：如果按错了呢？没关系，已经点亮的格子不会少，你再找一找、重新按，按对了它照样亮。</w:t>
+        <w:rPr>
+          <w:rFonts w:ascii="微软雅黑" w:hAnsi="微软雅黑" w:eastAsia="微软雅黑"/>
+          <w:b/>
+          <w:color w:val="27765C"/>
+          <w:sz w:val="22"/>
+        </w:rPr>
+        <w:t>师：</w:t>
+      </w:r>
+      <w:r>
+        <w:rPr>
+          <w:rFonts w:ascii="微软雅黑" w:hAnsi="微软雅黑" w:eastAsia="微软雅黑"/>
+          <w:b w:val="0"/>
+          <w:color w:val="273632"/>
+          <w:sz w:val="22"/>
+        </w:rPr>
+        <w:t>如果按错了呢？没关系，已经点亮的格子不会少，你再找一找、重新按，按对了它照样亮。</w:t>
       </w:r>
     </w:p>
     <w:p>
+      <w:pPr>
+        <w:spacing w:before="60" w:after="60"/>
+      </w:pPr>
       <w:r>
-        <w:t>师：一张色卡上，第一关有 12 个格子，第二关 20 个，再往后一关有 30 个。把这张色卡的格子全部点亮，就可以收藏它，自动进入下一关。</w:t>
+        <w:rPr>
+          <w:rFonts w:ascii="微软雅黑" w:hAnsi="微软雅黑" w:eastAsia="微软雅黑"/>
+          <w:b/>
+          <w:color w:val="27765C"/>
+          <w:sz w:val="22"/>
+        </w:rPr>
+        <w:t>师：</w:t>
+      </w:r>
+      <w:r>
+        <w:rPr>
+          <w:rFonts w:ascii="微软雅黑" w:hAnsi="微软雅黑" w:eastAsia="微软雅黑"/>
+          <w:b w:val="0"/>
+          <w:color w:val="273632"/>
+          <w:sz w:val="22"/>
+        </w:rPr>
+        <w:t>一张色卡上，第一关有 12 个格子，第二关 20 个，再往后一关有 30 个。把这张色卡的格子全部点亮，就可以收藏它，自动进入下一关。</w:t>
       </w:r>
     </w:p>
     <w:p>
+      <w:pPr>
+        <w:spacing w:before="60" w:after="60"/>
+      </w:pPr>
       <w:r>
-        <w:t>师：小提示：大小写都可以，今天不要求大小写转换，按对字母就行；请大家把输入法调到英文状态。准备好了吗？</w:t>
+        <w:rPr>
+          <w:rFonts w:ascii="微软雅黑" w:hAnsi="微软雅黑" w:eastAsia="微软雅黑"/>
+          <w:b/>
+          <w:color w:val="27765C"/>
+          <w:sz w:val="22"/>
+        </w:rPr>
+        <w:t>师：</w:t>
+      </w:r>
+      <w:r>
+        <w:rPr>
+          <w:rFonts w:ascii="微软雅黑" w:hAnsi="微软雅黑" w:eastAsia="微软雅黑"/>
+          <w:b w:val="0"/>
+          <w:color w:val="273632"/>
+          <w:sz w:val="22"/>
+        </w:rPr>
+        <w:t>小提示：大小写都可以，今天不要求大小写转换，按对字母就行；请大家把输入法调到英文状态。准备好了吗？</w:t>
       </w:r>
     </w:p>
     <w:p>
+      <w:pPr>
+        <w:spacing w:before="40" w:after="40"/>
+      </w:pPr>
       <w:r>
-        <w:t>生：准备好了！</w:t>
+        <w:rPr>
+          <w:rFonts w:ascii="微软雅黑" w:hAnsi="微软雅黑" w:eastAsia="微软雅黑"/>
+          <w:b/>
+          <w:color w:val="27765C"/>
+          <w:sz w:val="22"/>
+        </w:rPr>
+        <w:t>生：</w:t>
+      </w:r>
+      <w:r>
+        <w:rPr>
+          <w:rFonts w:ascii="微软雅黑" w:hAnsi="微软雅黑" w:eastAsia="微软雅黑"/>
+          <w:b w:val="0"/>
+          <w:color w:val="273632"/>
+          <w:sz w:val="22"/>
+        </w:rPr>
+        <w:t>准备好了！</w:t>
       </w:r>
     </w:p>
     <w:p>
+      <w:pPr>
+        <w:spacing w:before="280" w:after="120"/>
+      </w:pPr>
       <w:r>
-        <w:t>七、打字闯关，收集色卡（21—37分钟，约16分钟）</w:t>
+        <w:rPr>
+          <w:rFonts w:ascii="微软雅黑" w:hAnsi="微软雅黑" w:eastAsia="微软雅黑"/>
+          <w:b/>
+          <w:color w:val="273632"/>
+          <w:sz w:val="28"/>
+        </w:rPr>
+        <w:t>七、打字闯关，收集色卡</w:t>
+      </w:r>
+      <w:r>
+        <w:rPr>
+          <w:rFonts w:ascii="微软雅黑" w:hAnsi="微软雅黑" w:eastAsia="微软雅黑"/>
+          <w:b w:val="0"/>
+          <w:color w:val="27765C"/>
+          <w:sz w:val="22"/>
+        </w:rPr>
+        <w:t xml:space="preserve">  21—37分钟，约16分钟</w:t>
       </w:r>
     </w:p>
     <w:p>
+      <w:pPr>
+        <w:spacing w:before="60" w:after="60"/>
+      </w:pPr>
       <w:r>
-        <w:t>师：好，开始闯关！请大家看清目标，找到键，再轻轻按下去。</w:t>
+        <w:rPr>
+          <w:rFonts w:ascii="微软雅黑" w:hAnsi="微软雅黑" w:eastAsia="微软雅黑"/>
+          <w:b/>
+          <w:color w:val="27765C"/>
+          <w:sz w:val="22"/>
+        </w:rPr>
+        <w:t>师：</w:t>
+      </w:r>
+      <w:r>
+        <w:rPr>
+          <w:rFonts w:ascii="微软雅黑" w:hAnsi="微软雅黑" w:eastAsia="微软雅黑"/>
+          <w:b w:val="0"/>
+          <w:color w:val="273632"/>
+          <w:sz w:val="22"/>
+        </w:rPr>
+        <w:t>好，开始闯关！请大家看清目标，找到键，再轻轻按下去。</w:t>
       </w:r>
     </w:p>
     <w:p>
+      <w:pPr>
+        <w:spacing w:before="40" w:after="40"/>
+      </w:pPr>
       <w:r>
-        <w:t>【操作】学生按自己节奏练习：先单字母，再字母短序列，然后主键盘区数字，最后简单字母数字组合；每关收集一种色系色卡。教师巡视，用进度看板查看最高关卡、平均关卡和前25%、50%、75%学生到达的关卡，允许进度快的学生继续。</w:t>
+        <w:rPr>
+          <w:rFonts w:ascii="微软雅黑" w:hAnsi="微软雅黑" w:eastAsia="微软雅黑"/>
+          <w:b/>
+          <w:color w:val="27765C"/>
+          <w:sz w:val="20"/>
+        </w:rPr>
+        <w:t>【操作】</w:t>
+      </w:r>
+      <w:r>
+        <w:rPr>
+          <w:rFonts w:ascii="微软雅黑" w:hAnsi="微软雅黑" w:eastAsia="微软雅黑"/>
+          <w:b w:val="0"/>
+          <w:color w:val="697871"/>
+          <w:sz w:val="20"/>
+        </w:rPr>
+        <w:t>学生按自己节奏练习：先单字母，再字母短序列，然后主键盘区数字，最后简单字母数字组合；每关收集一种色系色卡。教师巡视，用进度看板查看最高关卡、平均关卡和前25%、50%、75%学生到达的关卡，允许进度快的学生继续。</w:t>
       </w:r>
     </w:p>
     <w:p>
+      <w:pPr>
+        <w:spacing w:before="160" w:after="80"/>
+      </w:pPr>
       <w:r>
+        <w:rPr>
+          <w:rFonts w:ascii="微软雅黑" w:hAnsi="微软雅黑" w:eastAsia="微软雅黑"/>
+          <w:b/>
+          <w:color w:val="273632"/>
+          <w:sz w:val="24"/>
+        </w:rPr>
         <w:t>巡视指导</w:t>
       </w:r>
     </w:p>
     <w:p>
+      <w:pPr>
+        <w:spacing w:before="60" w:after="60"/>
+      </w:pPr>
       <w:r>
-        <w:t>师：（对找不到键的学生）别着急，一个字母一个字母找，你看字母是排在一起的，先找到它旁边的字母。</w:t>
+        <w:rPr>
+          <w:rFonts w:ascii="微软雅黑" w:hAnsi="微软雅黑" w:eastAsia="微软雅黑"/>
+          <w:b/>
+          <w:color w:val="27765C"/>
+          <w:sz w:val="22"/>
+        </w:rPr>
+        <w:t>师：</w:t>
+      </w:r>
+      <w:r>
+        <w:rPr>
+          <w:rFonts w:ascii="微软雅黑" w:hAnsi="微软雅黑" w:eastAsia="微软雅黑"/>
+          <w:b w:val="0"/>
+          <w:color w:val="273632"/>
+          <w:sz w:val="22"/>
+        </w:rPr>
+        <w:t>（对找不到键的学生）别着急，一个字母一个字母找，你看字母是排在一起的，先找到它旁边的字母。</w:t>
       </w:r>
     </w:p>
     <w:p>
+      <w:pPr>
+        <w:spacing w:before="60" w:after="60"/>
+      </w:pPr>
       <w:r>
-        <w:t>师：（对误用小键盘数字的学生）今天我们用中间主键盘区的数字，你看，在最上面一排。</w:t>
+        <w:rPr>
+          <w:rFonts w:ascii="微软雅黑" w:hAnsi="微软雅黑" w:eastAsia="微软雅黑"/>
+          <w:b/>
+          <w:color w:val="27765C"/>
+          <w:sz w:val="22"/>
+        </w:rPr>
+        <w:t>师：</w:t>
+      </w:r>
+      <w:r>
+        <w:rPr>
+          <w:rFonts w:ascii="微软雅黑" w:hAnsi="微软雅黑" w:eastAsia="微软雅黑"/>
+          <w:b w:val="0"/>
+          <w:color w:val="273632"/>
+          <w:sz w:val="22"/>
+        </w:rPr>
+        <w:t>（对误用小键盘数字的学生）今天我们用中间主键盘区的数字，你看，在最上面一排。</w:t>
       </w:r>
     </w:p>
     <w:p>
+      <w:pPr>
+        <w:spacing w:before="60" w:after="60"/>
+      </w:pPr>
       <w:r>
-        <w:t>师：（对用力敲的学生）轻轻一按就行，键盘很灵敏。</w:t>
+        <w:rPr>
+          <w:rFonts w:ascii="微软雅黑" w:hAnsi="微软雅黑" w:eastAsia="微软雅黑"/>
+          <w:b/>
+          <w:color w:val="27765C"/>
+          <w:sz w:val="22"/>
+        </w:rPr>
+        <w:t>师：</w:t>
+      </w:r>
+      <w:r>
+        <w:rPr>
+          <w:rFonts w:ascii="微软雅黑" w:hAnsi="微软雅黑" w:eastAsia="微软雅黑"/>
+          <w:b w:val="0"/>
+          <w:color w:val="273632"/>
+          <w:sz w:val="22"/>
+        </w:rPr>
+        <w:t>（对用力敲的学生）轻轻一按就行，键盘很灵敏。</w:t>
       </w:r>
     </w:p>
     <w:p>
+      <w:pPr>
+        <w:spacing w:before="60" w:after="60"/>
+      </w:pPr>
       <w:r>
-        <w:t>师：（对进度快的学生）已经点亮一张色卡了，真棒！继续挑战下一关。</w:t>
+        <w:rPr>
+          <w:rFonts w:ascii="微软雅黑" w:hAnsi="微软雅黑" w:eastAsia="微软雅黑"/>
+          <w:b/>
+          <w:color w:val="27765C"/>
+          <w:sz w:val="22"/>
+        </w:rPr>
+        <w:t>师：</w:t>
+      </w:r>
+      <w:r>
+        <w:rPr>
+          <w:rFonts w:ascii="微软雅黑" w:hAnsi="微软雅黑" w:eastAsia="微软雅黑"/>
+          <w:b w:val="0"/>
+          <w:color w:val="273632"/>
+          <w:sz w:val="22"/>
+        </w:rPr>
+        <w:t>（对进度快的学生）已经点亮一张色卡了，真棒！继续挑战下一关。</w:t>
       </w:r>
     </w:p>
     <w:p>
+      <w:pPr>
+        <w:spacing w:before="160" w:after="80"/>
+      </w:pPr>
       <w:r>
+        <w:rPr>
+          <w:rFonts w:ascii="微软雅黑" w:hAnsi="微软雅黑" w:eastAsia="微软雅黑"/>
+          <w:b/>
+          <w:color w:val="273632"/>
+          <w:sz w:val="24"/>
+        </w:rPr>
         <w:t>共性提醒（若较多学生卡在起步关，约第28分钟）</w:t>
       </w:r>
     </w:p>
     <w:p>
+      <w:pPr>
+        <w:spacing w:before="60" w:after="60"/>
+      </w:pPr>
       <w:r>
-        <w:t>师：大家停一下，看老师这个键——它在……（指认一个易错键的位置）。好，继续。</w:t>
+        <w:rPr>
+          <w:rFonts w:ascii="微软雅黑" w:hAnsi="微软雅黑" w:eastAsia="微软雅黑"/>
+          <w:b/>
+          <w:color w:val="27765C"/>
+          <w:sz w:val="22"/>
+        </w:rPr>
+        <w:t>师：</w:t>
+      </w:r>
+      <w:r>
+        <w:rPr>
+          <w:rFonts w:ascii="微软雅黑" w:hAnsi="微软雅黑" w:eastAsia="微软雅黑"/>
+          <w:b w:val="0"/>
+          <w:color w:val="273632"/>
+          <w:sz w:val="22"/>
+        </w:rPr>
+        <w:t>大家停一下，看老师这个键——它在……（指认一个易错键的位置）。好，继续。</w:t>
       </w:r>
     </w:p>
     <w:p>
+      <w:pPr>
+        <w:spacing w:before="60" w:after="60"/>
+      </w:pPr>
       <w:r>
-        <w:t>师：（约第36分钟）还有最后一分钟，请大家完成手上这一组，看看今天已经收集了几张色卡。</w:t>
+        <w:rPr>
+          <w:rFonts w:ascii="微软雅黑" w:hAnsi="微软雅黑" w:eastAsia="微软雅黑"/>
+          <w:b/>
+          <w:color w:val="27765C"/>
+          <w:sz w:val="22"/>
+        </w:rPr>
+        <w:t>师：</w:t>
+      </w:r>
+      <w:r>
+        <w:rPr>
+          <w:rFonts w:ascii="微软雅黑" w:hAnsi="微软雅黑" w:eastAsia="微软雅黑"/>
+          <w:b w:val="0"/>
+          <w:color w:val="273632"/>
+          <w:sz w:val="22"/>
+        </w:rPr>
+        <w:t>（约第36分钟）还有最后一分钟，请大家完成手上这一组，看看今天已经收集了几张色卡。</w:t>
       </w:r>
     </w:p>
     <w:p>
+      <w:pPr>
+        <w:spacing w:before="280" w:after="120"/>
+      </w:pPr>
       <w:r>
-        <w:t>八、交流收获，回顾总结（37—40分钟，约3分钟）</w:t>
+        <w:rPr>
+          <w:rFonts w:ascii="微软雅黑" w:hAnsi="微软雅黑" w:eastAsia="微软雅黑"/>
+          <w:b/>
+          <w:color w:val="273632"/>
+          <w:sz w:val="28"/>
+        </w:rPr>
+        <w:t>八、交流收获，回顾总结</w:t>
+      </w:r>
+      <w:r>
+        <w:rPr>
+          <w:rFonts w:ascii="微软雅黑" w:hAnsi="微软雅黑" w:eastAsia="微软雅黑"/>
+          <w:b w:val="0"/>
+          <w:color w:val="27765C"/>
+          <w:sz w:val="22"/>
+        </w:rPr>
+        <w:t xml:space="preserve">  37—40分钟，约3分钟</w:t>
       </w:r>
     </w:p>
     <w:p>
+      <w:pPr>
+        <w:spacing w:before="60" w:after="60"/>
+      </w:pPr>
       <w:r>
-        <w:t>师：好，请大家停下操作，把椅子轻轻转过来，面向老师。</w:t>
+        <w:rPr>
+          <w:rFonts w:ascii="微软雅黑" w:hAnsi="微软雅黑" w:eastAsia="微软雅黑"/>
+          <w:b/>
+          <w:color w:val="27765C"/>
+          <w:sz w:val="22"/>
+        </w:rPr>
+        <w:t>师：</w:t>
+      </w:r>
+      <w:r>
+        <w:rPr>
+          <w:rFonts w:ascii="微软雅黑" w:hAnsi="微软雅黑" w:eastAsia="微软雅黑"/>
+          <w:b w:val="0"/>
+          <w:color w:val="273632"/>
+          <w:sz w:val="22"/>
+        </w:rPr>
+        <w:t>好，请大家停下操作，把椅子轻轻转过来，面向老师。</w:t>
       </w:r>
     </w:p>
     <w:p>
+      <w:pPr>
+        <w:spacing w:before="60" w:after="60"/>
+      </w:pPr>
       <w:r>
-        <w:t>师：这节课我们一起认识了键盘。谁来说说，键盘可以分成哪五个区域？</w:t>
+        <w:rPr>
+          <w:rFonts w:ascii="微软雅黑" w:hAnsi="微软雅黑" w:eastAsia="微软雅黑"/>
+          <w:b/>
+          <w:color w:val="27765C"/>
+          <w:sz w:val="22"/>
+        </w:rPr>
+        <w:t>师：</w:t>
+      </w:r>
+      <w:r>
+        <w:rPr>
+          <w:rFonts w:ascii="微软雅黑" w:hAnsi="微软雅黑" w:eastAsia="微软雅黑"/>
+          <w:b w:val="0"/>
+          <w:color w:val="273632"/>
+          <w:sz w:val="22"/>
+        </w:rPr>
+        <w:t>这节课我们一起认识了键盘。谁来说说，键盘可以分成哪五个区域？</w:t>
       </w:r>
     </w:p>
     <w:p>
+      <w:pPr>
+        <w:spacing w:before="40" w:after="40"/>
+      </w:pPr>
       <w:r>
-        <w:t>生：主键盘区、功能键区、编辑键区、小键盘区、指示灯区。</w:t>
+        <w:rPr>
+          <w:rFonts w:ascii="微软雅黑" w:hAnsi="微软雅黑" w:eastAsia="微软雅黑"/>
+          <w:b/>
+          <w:color w:val="27765C"/>
+          <w:sz w:val="22"/>
+        </w:rPr>
+        <w:t>生：</w:t>
+      </w:r>
+      <w:r>
+        <w:rPr>
+          <w:rFonts w:ascii="微软雅黑" w:hAnsi="微软雅黑" w:eastAsia="微软雅黑"/>
+          <w:b w:val="0"/>
+          <w:color w:val="273632"/>
+          <w:sz w:val="22"/>
+        </w:rPr>
+        <w:t>主键盘区、功能键区、编辑键区、小键盘区、指示灯区。</w:t>
       </w:r>
     </w:p>
     <w:p>
+      <w:pPr>
+        <w:spacing w:before="60" w:after="60"/>
+      </w:pPr>
       <w:r>
-        <w:t>师：非常好！那今天我们输入字母和数字，主要用的是哪个区域？</w:t>
+        <w:rPr>
+          <w:rFonts w:ascii="微软雅黑" w:hAnsi="微软雅黑" w:eastAsia="微软雅黑"/>
+          <w:b/>
+          <w:color w:val="27765C"/>
+          <w:sz w:val="22"/>
+        </w:rPr>
+        <w:t>师：</w:t>
+      </w:r>
+      <w:r>
+        <w:rPr>
+          <w:rFonts w:ascii="微软雅黑" w:hAnsi="微软雅黑" w:eastAsia="微软雅黑"/>
+          <w:b w:val="0"/>
+          <w:color w:val="273632"/>
+          <w:sz w:val="22"/>
+        </w:rPr>
+        <w:t>非常好！那今天我们输入字母和数字，主要用的是哪个区域？</w:t>
       </w:r>
     </w:p>
     <w:p>
+      <w:pPr>
+        <w:spacing w:before="40" w:after="40"/>
+      </w:pPr>
       <w:r>
-        <w:t>生：主键盘区！</w:t>
+        <w:rPr>
+          <w:rFonts w:ascii="微软雅黑" w:hAnsi="微软雅黑" w:eastAsia="微软雅黑"/>
+          <w:b/>
+          <w:color w:val="27765C"/>
+          <w:sz w:val="22"/>
+        </w:rPr>
+        <w:t>生：</w:t>
+      </w:r>
+      <w:r>
+        <w:rPr>
+          <w:rFonts w:ascii="微软雅黑" w:hAnsi="微软雅黑" w:eastAsia="微软雅黑"/>
+          <w:b w:val="0"/>
+          <w:color w:val="273632"/>
+          <w:sz w:val="22"/>
+        </w:rPr>
+        <w:t>主键盘区！</w:t>
       </w:r>
     </w:p>
     <w:p>
+      <w:pPr>
+        <w:spacing w:before="60" w:after="60"/>
+      </w:pPr>
       <w:r>
-        <w:t>师：对。今天我们先自己尝试涂颜色，再听老师讲、动手修改，认识了五个区域；又用主键盘区，一个一个点亮了色卡。可能有同学还觉得有些键找得慢，没关系，课后多练，就会越来越熟悉。</w:t>
+        <w:rPr>
+          <w:rFonts w:ascii="微软雅黑" w:hAnsi="微软雅黑" w:eastAsia="微软雅黑"/>
+          <w:b/>
+          <w:color w:val="27765C"/>
+          <w:sz w:val="22"/>
+        </w:rPr>
+        <w:t>师：</w:t>
+      </w:r>
+      <w:r>
+        <w:rPr>
+          <w:rFonts w:ascii="微软雅黑" w:hAnsi="微软雅黑" w:eastAsia="微软雅黑"/>
+          <w:b w:val="0"/>
+          <w:color w:val="273632"/>
+          <w:sz w:val="22"/>
+        </w:rPr>
+        <w:t>对。今天我们先自己尝试涂颜色，再听老师讲、动手修改，认识了五个区域；又用主键盘区，一个一个点亮了色卡。可能有同学还觉得有些键找得慢，没关系，课后多练，就会越来越熟悉。</w:t>
       </w:r>
     </w:p>
     <w:p>
+      <w:pPr>
+        <w:spacing w:before="60" w:after="60"/>
+      </w:pPr>
       <w:r>
-        <w:t>师：今天的作业：基础作业是回家在纸上画一画键盘的五个区域，写上名字，再向爸爸妈妈介绍主键盘区是做什么的；如果家里有电脑，可以输入几组字母和数字，留意一个你最容易找错的键，下节课我们一起交流。</w:t>
+        <w:rPr>
+          <w:rFonts w:ascii="微软雅黑" w:hAnsi="微软雅黑" w:eastAsia="微软雅黑"/>
+          <w:b/>
+          <w:color w:val="27765C"/>
+          <w:sz w:val="22"/>
+        </w:rPr>
+        <w:t>师：</w:t>
+      </w:r>
+      <w:r>
+        <w:rPr>
+          <w:rFonts w:ascii="微软雅黑" w:hAnsi="微软雅黑" w:eastAsia="微软雅黑"/>
+          <w:b w:val="0"/>
+          <w:color w:val="273632"/>
+          <w:sz w:val="22"/>
+        </w:rPr>
+        <w:t>今天的作业：基础作业是回家在纸上画一画键盘的五个区域，写上名字，再向爸爸妈妈介绍主键盘区是做什么的；如果家里有电脑，可以输入几组字母和数字，留意一个你最容易找错的键，下节课我们一起交流。</w:t>
       </w:r>
     </w:p>
     <w:p>
+      <w:pPr>
+        <w:spacing w:before="60" w:after="60"/>
+      </w:pPr>
       <w:r>
-        <w:t>师：这节课就上到这里，下课！</w:t>
+        <w:rPr>
+          <w:rFonts w:ascii="微软雅黑" w:hAnsi="微软雅黑" w:eastAsia="微软雅黑"/>
+          <w:b/>
+          <w:color w:val="27765C"/>
+          <w:sz w:val="22"/>
+        </w:rPr>
+        <w:t>师：</w:t>
+      </w:r>
+      <w:r>
+        <w:rPr>
+          <w:rFonts w:ascii="微软雅黑" w:hAnsi="微软雅黑" w:eastAsia="微软雅黑"/>
+          <w:b w:val="0"/>
+          <w:color w:val="273632"/>
+          <w:sz w:val="22"/>
+        </w:rPr>
+        <w:t>这节课就上到这里，下课！</w:t>
       </w:r>
     </w:p>
     <w:p>
+      <w:pPr>
+        <w:spacing w:before="40" w:after="40"/>
+      </w:pPr>
       <w:r>
-        <w:t>生：老师再见！</w:t>
+        <w:rPr>
+          <w:rFonts w:ascii="微软雅黑" w:hAnsi="微软雅黑" w:eastAsia="微软雅黑"/>
+          <w:b/>
+          <w:color w:val="27765C"/>
+          <w:sz w:val="22"/>
+        </w:rPr>
+        <w:t>生：</w:t>
+      </w:r>
+      <w:r>
+        <w:rPr>
+          <w:rFonts w:ascii="微软雅黑" w:hAnsi="微软雅黑" w:eastAsia="微软雅黑"/>
+          <w:b w:val="0"/>
+          <w:color w:val="273632"/>
+          <w:sz w:val="22"/>
+        </w:rPr>
+        <w:t>老师再见！</w:t>
       </w:r>
     </w:p>
     <w:p>
+      <w:pPr>
+        <w:spacing w:before="60" w:after="60"/>
+      </w:pPr>
       <w:r>
-        <w:t>师：同学们再见！</w:t>
+        <w:rPr>
+          <w:rFonts w:ascii="微软雅黑" w:hAnsi="微软雅黑" w:eastAsia="微软雅黑"/>
+          <w:b/>
+          <w:color w:val="27765C"/>
+          <w:sz w:val="22"/>
+        </w:rPr>
+        <w:t>师：</w:t>
+      </w:r>
+      <w:r>
+        <w:rPr>
+          <w:rFonts w:ascii="微软雅黑" w:hAnsi="微软雅黑" w:eastAsia="微软雅黑"/>
+          <w:b w:val="0"/>
+          <w:color w:val="273632"/>
+          <w:sz w:val="22"/>
+        </w:rPr>
+        <w:t>同学们再见！</w:t>
       </w:r>
     </w:p>
     <w:p>
+      <w:pPr>
+        <w:spacing w:before="40" w:after="40"/>
+      </w:pPr>
       <w:r>
-        <w:t>【操作】板书：认识键盘；主键盘区 / 功能键区 / 编辑键区 / 小键盘区 / 指示灯区；主键盘区：输入字母和数字。</w:t>
+        <w:rPr>
+          <w:rFonts w:ascii="微软雅黑" w:hAnsi="微软雅黑" w:eastAsia="微软雅黑"/>
+          <w:b/>
+          <w:color w:val="27765C"/>
+          <w:sz w:val="20"/>
+        </w:rPr>
+        <w:t>【操作】</w:t>
+      </w:r>
+      <w:r>
+        <w:rPr>
+          <w:rFonts w:ascii="微软雅黑" w:hAnsi="微软雅黑" w:eastAsia="微软雅黑"/>
+          <w:b w:val="0"/>
+          <w:color w:val="697871"/>
+          <w:sz w:val="20"/>
+        </w:rPr>
+        <w:t>板书：认识键盘；主键盘区 / 功能键区 / 编辑键区 / 小键盘区 / 指示灯区；主键盘区：输入字母和数字。</w:t>
       </w:r>
     </w:p>
     <w:sectPr>
       <w:pgSz w:w="12240" w:h="15840"/>
-      <w:pgMar w:top="1440" w:right="1800" w:bottom="1440" w:left="1800" w:header="720" w:footer="720" w:gutter="0"/>
+      <w:pgMar w:top="1077" w:right="1361" w:bottom="1077" w:left="1361" w:header="720" w:footer="720" w:gutter="0"/>
       <w:cols w:space="720"/>
       <w:docGrid w:linePitch="360"/>
     </w:sectPr>

--- a/邱梓钊 三年级《认识键盘》课堂逐字稿.docx
+++ b/邱梓钊 三年级《认识键盘》课堂逐字稿.docx
@@ -330,7 +330,7 @@
           <w:color w:val="27765C"/>
           <w:sz w:val="22"/>
         </w:rPr>
-        <w:t>师：</w:t>
+        <w:t>师：如果让你来分，你会怎么分？先自己想一想，不用回答。给大家大约十秒钟。</w:t>
       </w:r>
       <w:r>
         <w:rPr>
@@ -339,7 +339,14 @@
           <w:color w:val="273632"/>
           <w:sz w:val="22"/>
         </w:rPr>
-        <w:t>请看大屏幕。老师给五个区域准备了五种颜色：主键盘区是红色，功能键区是黄色，编辑键区是蓝色，小键盘区是绿色，指示灯区是紫色。</w:t>
+      </w:r>
+    </w:p>
+    <w:p>
+      <w:pPr>
+        <w:spacing w:before="60" w:after="60"/>
+      </w:pPr>
+      <w:r>
+        <w:t>【操作】留约10秒思考时间；学生不必口头回答。</w:t>
       </w:r>
     </w:p>
     <w:p>
@@ -353,7 +360,7 @@
           <w:color w:val="27765C"/>
           <w:sz w:val="22"/>
         </w:rPr>
-        <w:t>师：</w:t>
+        <w:t>师：好，请看大屏幕。一会儿我们要在网页上给键盘涂颜色。屏幕上有五种颜色，分别对应五个区域：主键盘区红色、功能键区黄色、编辑键区蓝色、小键盘区绿色、指示灯区紫色。</w:t>
       </w:r>
       <w:r>
         <w:rPr>
@@ -362,7 +369,14 @@
           <w:color w:val="273632"/>
           <w:sz w:val="22"/>
         </w:rPr>
-        <w:t>等会儿请你在网页上先选一种颜色，再点一个键，就能给它涂色。先看老师做一遍：点一下红色，再点这个键，你看——变红了。还可以按住鼠标左键轻轻拖过去，连着涂一片。万一涂错了呢？换一种颜色，再点一下，就改过来了。</w:t>
+      </w:r>
+    </w:p>
+    <w:p>
+      <w:pPr>
+        <w:spacing w:before="60" w:after="60"/>
+      </w:pPr>
+      <w:r>
+        <w:t>师：先看老师怎么操作：先选一种颜色，再点一个键，就能给它涂上色。你看——点一下红色，再点这个键，变红了。还可以按住鼠标左键轻轻拖过去，连着涂一片。万一涂错了呢？换一种颜色，再点一下，就改过来了。</w:t>
       </w:r>
     </w:p>
     <w:p>

--- a/邱梓钊 三年级《认识键盘》课堂逐字稿.docx
+++ b/邱梓钊 三年级《认识键盘》课堂逐字稿.docx
@@ -316,7 +316,7 @@
           <w:color w:val="273632"/>
           <w:sz w:val="22"/>
         </w:rPr>
-        <w:t>大家看面前的键盘，上面有好多键，排得整整齐齐。其实这些键是分成五个区域的，就像我们的教室分成了不同的功能区一样。</w:t>
+        <w:t>请大家看到屏幕上的键盘，这个键盘，就跟我们桌面上的键盘一模一样，有着很多按键。其实这些键是分成五个区域的，就像我们的教室分成了不同的功能区一样。</w:t>
       </w:r>
     </w:p>
     <w:p>

--- a/邱梓钊 三年级《认识键盘》课堂逐字稿.docx
+++ b/邱梓钊 三年级《认识键盘》课堂逐字稿.docx
@@ -330,7 +330,21 @@
           <w:color w:val="27765C"/>
           <w:sz w:val="22"/>
         </w:rPr>
-        <w:t>师：如果让你来分，你会怎么分？先自己想一想，不用回答。给大家大约十秒钟。</w:t>
+        <w:t>师：这五个区域分别是：主键盘区、功能键区、编辑键区、小键盘区、指示灯区。</w:t>
+      </w:r>
+    </w:p>
+    <w:p>
+      <w:pPr>
+        <w:spacing w:before="60" w:after="60"/>
+      </w:pPr>
+      <w:r>
+        <w:rPr>
+          <w:rFonts w:ascii="微软雅黑" w:hAnsi="微软雅黑" w:eastAsia="微软雅黑"/>
+          <w:b/>
+          <w:color w:val="27765C"/>
+          <w:sz w:val="22"/>
+        </w:rPr>
+        <w:t>师：如果让你来分，你会怎么分？想一想，给大家10秒钟思考一下。手放下，不用回答。</w:t>
       </w:r>
       <w:r>
         <w:rPr>

--- a/邱梓钊 三年级《认识键盘》课堂逐字稿.docx
+++ b/邱梓钊 三年级《认识键盘》课堂逐字稿.docx
@@ -391,52 +391,6 @@
       </w:pPr>
       <w:r>
         <w:t>师：先看老师怎么操作：先选一种颜色，再点一个键，就能给它涂上色。你看——点一下红色，再点这个键，变红了。还可以按住鼠标左键轻轻拖过去，连着涂一片。万一涂错了呢？换一种颜色，再点一下，就改过来了。</w:t>
-      </w:r>
-    </w:p>
-    <w:p>
-      <w:pPr>
-        <w:spacing w:before="60" w:after="60"/>
-      </w:pPr>
-      <w:r>
-        <w:rPr>
-          <w:rFonts w:ascii="微软雅黑" w:hAnsi="微软雅黑" w:eastAsia="微软雅黑"/>
-          <w:b/>
-          <w:color w:val="27765C"/>
-          <w:sz w:val="22"/>
-        </w:rPr>
-        <w:t>师：</w:t>
-      </w:r>
-      <w:r>
-        <w:rPr>
-          <w:rFonts w:ascii="微软雅黑" w:hAnsi="微软雅黑" w:eastAsia="微软雅黑"/>
-          <w:b w:val="0"/>
-          <w:color w:val="273632"/>
-          <w:sz w:val="22"/>
-        </w:rPr>
-        <w:t>老师先不公布标准答案。请你看看网页上的键盘，也看看面前真正的键盘，按自己的判断大胆试一试。能做到吗？</w:t>
-      </w:r>
-    </w:p>
-    <w:p>
-      <w:pPr>
-        <w:spacing w:before="40" w:after="40"/>
-      </w:pPr>
-      <w:r>
-        <w:rPr>
-          <w:rFonts w:ascii="微软雅黑" w:hAnsi="微软雅黑" w:eastAsia="微软雅黑"/>
-          <w:b/>
-          <w:color w:val="27765C"/>
-          <w:sz w:val="22"/>
-        </w:rPr>
-        <w:t>生：</w:t>
-      </w:r>
-      <w:r>
-        <w:rPr>
-          <w:rFonts w:ascii="微软雅黑" w:hAnsi="微软雅黑" w:eastAsia="微软雅黑"/>
-          <w:b w:val="0"/>
-          <w:color w:val="273632"/>
-          <w:sz w:val="22"/>
-        </w:rPr>
-        <w:t>能！</w:t>
       </w:r>
     </w:p>
     <w:p>

--- a/邱梓钊 三年级《认识键盘》课堂逐字稿.docx
+++ b/邱梓钊 三年级《认识键盘》课堂逐字稿.docx
@@ -374,7 +374,7 @@
           <w:color w:val="27765C"/>
           <w:sz w:val="22"/>
         </w:rPr>
-        <w:t>师：好，请看大屏幕。一会儿我们要在网页上给键盘涂颜色。屏幕上有五种颜色，分别对应五个区域：主键盘区红色、功能键区黄色、编辑键区蓝色、小键盘区绿色、指示灯区紫色。</w:t>
+        <w:t>师：好，相信大家都已经有了自己的想法，那么接下来，我们就一起来尝试一下，给键盘分区。</w:t>
       </w:r>
       <w:r>
         <w:rPr>
@@ -390,7 +390,21 @@
         <w:spacing w:before="60" w:after="60"/>
       </w:pPr>
       <w:r>
-        <w:t>师：先看老师怎么操作：先选一种颜色，再点一个键，就能给它涂上色。你看——点一下红色，再点这个键，变红了。还可以按住鼠标左键轻轻拖过去，连着涂一片。万一涂错了呢？换一种颜色，再点一下，就改过来了。</w:t>
+        <w:rPr>
+          <w:rFonts w:ascii="微软雅黑" w:hAnsi="微软雅黑" w:eastAsia="微软雅黑"/>
+          <w:b/>
+          <w:color w:val="27765C"/>
+          <w:sz w:val="22"/>
+        </w:rPr>
+        <w:t>师：在这里，我们可以看到，一共可以分成五个区域，每个区域都对应着一种颜色：主键盘区红色、功能键区黄色、编辑键区蓝色、小键盘区绿色、指示灯区紫色。</w:t>
+      </w:r>
+    </w:p>
+    <w:p>
+      <w:pPr>
+        <w:spacing w:before="60" w:after="60"/>
+      </w:pPr>
+      <w:r>
+        <w:t>师：那怎么给键盘涂色呢？先看老师演示：先点上面的一种颜色，再点键盘上的一个键，这个键就被涂上颜色了。你看——我点一下红色，再点这个键，它就变红了。如果想一次涂好几个键，可以按住鼠标左键轻轻拖过去，连着涂一片。万一涂错了，没关系，换一种颜色，再点一下那个键，就改过来了。</w:t>
       </w:r>
     </w:p>
     <w:p>

--- a/邱梓钊 三年级《认识键盘》课堂逐字稿.docx
+++ b/邱梓钊 三年级《认识键盘》课堂逐字稿.docx
@@ -397,6 +397,20 @@
           <w:sz w:val="22"/>
         </w:rPr>
         <w:t>师：在这里，我们可以看到，一共可以分成五个区域，每个区域都对应着一种颜色：主键盘区红色、功能键区黄色、编辑键区蓝色、小键盘区绿色、指示灯区紫色。</w:t>
+      </w:r>
+    </w:p>
+    <w:p>
+      <w:pPr>
+        <w:spacing w:before="60" w:after="60"/>
+      </w:pPr>
+      <w:r>
+        <w:rPr>
+          <w:rFonts w:ascii="微软雅黑" w:hAnsi="微软雅黑" w:eastAsia="微软雅黑"/>
+          <w:b/>
+          <w:color w:val="27765C"/>
+          <w:sz w:val="22"/>
+        </w:rPr>
+        <w:t>师：我们接下来，就按照我们给键盘分区的想法，把键盘上的按键，填上对应区域的颜色。</w:t>
       </w:r>
     </w:p>
     <w:p>

--- a/邱梓钊 三年级《认识键盘》课堂逐字稿.docx
+++ b/邱梓钊 三年级《认识键盘》课堂逐字稿.docx
@@ -307,30 +307,7 @@
           <w:color w:val="27765C"/>
           <w:sz w:val="22"/>
         </w:rPr>
-        <w:t>师：</w:t>
-      </w:r>
-      <w:r>
-        <w:rPr>
-          <w:rFonts w:ascii="微软雅黑" w:hAnsi="微软雅黑" w:eastAsia="微软雅黑"/>
-          <w:b w:val="0"/>
-          <w:color w:val="273632"/>
-          <w:sz w:val="22"/>
-        </w:rPr>
-        <w:t>请大家看到屏幕上的键盘，这个键盘，就跟我们桌面上的键盘一模一样，有着很多按键。其实这些键是分成五个区域的，就像我们的教室分成了不同的功能区一样。</w:t>
-      </w:r>
-    </w:p>
-    <w:p>
-      <w:pPr>
-        <w:spacing w:before="60" w:after="60"/>
-      </w:pPr>
-      <w:r>
-        <w:rPr>
-          <w:rFonts w:ascii="微软雅黑" w:hAnsi="微软雅黑" w:eastAsia="微软雅黑"/>
-          <w:b/>
-          <w:color w:val="27765C"/>
-          <w:sz w:val="22"/>
-        </w:rPr>
-        <w:t>师：这五个区域分别是：主键盘区、功能键区、编辑键区、小键盘区、指示灯区。</w:t>
+        <w:t>师：请大家看到屏幕上的键盘，这个键盘，就跟我们桌面上的键盘一模一样，有着很多按键。这些按键，可以把它们划分成五个不同的区域，这五个区域分别是：主键盘区、功能键区、编辑键区、小键盘区、指示灯区。</w:t>
       </w:r>
     </w:p>
     <w:p>

--- a/邱梓钊 三年级《认识键盘》课堂逐字稿.docx
+++ b/邱梓钊 三年级《认识键盘》课堂逐字稿.docx
@@ -351,7 +351,7 @@
           <w:color w:val="27765C"/>
           <w:sz w:val="22"/>
         </w:rPr>
-        <w:t>师：好，相信大家都已经有了自己的想法，那么接下来，我们就一起来尝试一下，给键盘分区。</w:t>
+        <w:t>师：好，那么接下来，我们就带着自己的想法，一起来尝试一下，给键盘上的按键分区。</w:t>
       </w:r>
       <w:r>
         <w:rPr>

--- a/邱梓钊 三年级《认识键盘》课堂逐字稿.docx
+++ b/邱梓钊 三年级《认识键盘》课堂逐字稿.docx
@@ -373,21 +373,7 @@
           <w:color w:val="27765C"/>
           <w:sz w:val="22"/>
         </w:rPr>
-        <w:t>师：在这里，我们可以看到，一共可以分成五个区域，每个区域都对应着一种颜色：主键盘区红色、功能键区黄色、编辑键区蓝色、小键盘区绿色、指示灯区紫色。</w:t>
-      </w:r>
-    </w:p>
-    <w:p>
-      <w:pPr>
-        <w:spacing w:before="60" w:after="60"/>
-      </w:pPr>
-      <w:r>
-        <w:rPr>
-          <w:rFonts w:ascii="微软雅黑" w:hAnsi="微软雅黑" w:eastAsia="微软雅黑"/>
-          <w:b/>
-          <w:color w:val="27765C"/>
-          <w:sz w:val="22"/>
-        </w:rPr>
-        <w:t>师：我们接下来，就按照我们给键盘分区的想法，把键盘上的按键，填上对应区域的颜色。</w:t>
+        <w:t>师：先看到屏幕，我们可以看到，这里的五个区域，每个区域都对应着一种颜色：主键盘区红色、功能键区黄色、编辑键区蓝色、小键盘区绿色、指示灯区紫色。我们要做的，就是按照我们的想法，把键盘上的按键，填上对应区域的颜色。</w:t>
       </w:r>
     </w:p>
     <w:p>

--- a/邱梓钊 三年级《认识键盘》课堂逐字稿.docx
+++ b/邱梓钊 三年级《认识键盘》课堂逐字稿.docx
@@ -428,29 +428,6 @@
           <w:sz w:val="22"/>
         </w:rPr>
         <w:t xml:space="preserve">  3—13分钟，约10分钟</w:t>
-      </w:r>
-    </w:p>
-    <w:p>
-      <w:pPr>
-        <w:spacing w:before="60" w:after="60"/>
-      </w:pPr>
-      <w:r>
-        <w:rPr>
-          <w:rFonts w:ascii="微软雅黑" w:hAnsi="微软雅黑" w:eastAsia="微软雅黑"/>
-          <w:b/>
-          <w:color w:val="27765C"/>
-          <w:sz w:val="22"/>
-        </w:rPr>
-        <w:t>师：</w:t>
-      </w:r>
-      <w:r>
-        <w:rPr>
-          <w:rFonts w:ascii="微软雅黑" w:hAnsi="微软雅黑" w:eastAsia="微软雅黑"/>
-          <w:b w:val="0"/>
-          <w:color w:val="273632"/>
-          <w:sz w:val="22"/>
-        </w:rPr>
-        <w:t>好，开始！请大家一边看真键盘，一边在网页上涂色。</w:t>
       </w:r>
     </w:p>
     <w:p>

--- a/邱梓钊 三年级《认识键盘》课堂逐字稿.docx
+++ b/邱梓钊 三年级《认识键盘》课堂逐字稿.docx
@@ -451,149 +451,6 @@
           <w:sz w:val="20"/>
         </w:rPr>
         <w:t>学生对照实物键盘自主填色，页面自动同步。教师巡视并打开教师混色看板，悬停查看各键颜色人数与比例，记录易混淆位置；本轮不公布答案。</w:t>
-      </w:r>
-    </w:p>
-    <w:p>
-      <w:pPr>
-        <w:spacing w:before="160" w:after="80"/>
-      </w:pPr>
-      <w:r>
-        <w:rPr>
-          <w:rFonts w:ascii="微软雅黑" w:hAnsi="微软雅黑" w:eastAsia="微软雅黑"/>
-          <w:b/>
-          <w:color w:val="273632"/>
-          <w:sz w:val="24"/>
-        </w:rPr>
-        <w:t>巡视引导（学生问“这个涂什么颜色”时）</w:t>
-      </w:r>
-    </w:p>
-    <w:p>
-      <w:pPr>
-        <w:spacing w:before="60" w:after="60"/>
-      </w:pPr>
-      <w:r>
-        <w:rPr>
-          <w:rFonts w:ascii="微软雅黑" w:hAnsi="微软雅黑" w:eastAsia="微软雅黑"/>
-          <w:b/>
-          <w:color w:val="27765C"/>
-          <w:sz w:val="22"/>
-        </w:rPr>
-        <w:t>师：</w:t>
-      </w:r>
-      <w:r>
-        <w:rPr>
-          <w:rFonts w:ascii="微软雅黑" w:hAnsi="微软雅黑" w:eastAsia="微软雅黑"/>
-          <w:b w:val="0"/>
-          <w:color w:val="273632"/>
-          <w:sz w:val="22"/>
-        </w:rPr>
-        <w:t>你先别急，看看它在什么位置、周围都是些什么键，再想想它属于哪个区域，按你的想法涂，错了也没关系。</w:t>
-      </w:r>
-    </w:p>
-    <w:p>
-      <w:pPr>
-        <w:spacing w:before="160" w:after="80"/>
-      </w:pPr>
-      <w:r>
-        <w:rPr>
-          <w:rFonts w:ascii="微软雅黑" w:hAnsi="微软雅黑" w:eastAsia="微软雅黑"/>
-          <w:b/>
-          <w:color w:val="273632"/>
-          <w:sz w:val="24"/>
-        </w:rPr>
-        <w:t>个别应对</w:t>
-      </w:r>
-    </w:p>
-    <w:p>
-      <w:pPr>
-        <w:spacing w:before="60" w:after="60"/>
-      </w:pPr>
-      <w:r>
-        <w:rPr>
-          <w:rFonts w:ascii="微软雅黑" w:hAnsi="微软雅黑" w:eastAsia="微软雅黑"/>
-          <w:b/>
-          <w:color w:val="27765C"/>
-          <w:sz w:val="22"/>
-        </w:rPr>
-        <w:t>师：</w:t>
-      </w:r>
-      <w:r>
-        <w:rPr>
-          <w:rFonts w:ascii="微软雅黑" w:hAnsi="微软雅黑" w:eastAsia="微软雅黑"/>
-          <w:b w:val="0"/>
-          <w:color w:val="273632"/>
-          <w:sz w:val="22"/>
-        </w:rPr>
-        <w:t>（对不会操作的学生）先点上面的颜色，再点下面的键，你试试看。</w:t>
-      </w:r>
-    </w:p>
-    <w:p>
-      <w:pPr>
-        <w:spacing w:before="60" w:after="60"/>
-      </w:pPr>
-      <w:r>
-        <w:rPr>
-          <w:rFonts w:ascii="微软雅黑" w:hAnsi="微软雅黑" w:eastAsia="微软雅黑"/>
-          <w:b/>
-          <w:color w:val="27765C"/>
-          <w:sz w:val="22"/>
-        </w:rPr>
-        <w:t>师：</w:t>
-      </w:r>
-      <w:r>
-        <w:rPr>
-          <w:rFonts w:ascii="微软雅黑" w:hAnsi="微软雅黑" w:eastAsia="微软雅黑"/>
-          <w:b w:val="0"/>
-          <w:color w:val="273632"/>
-          <w:sz w:val="22"/>
-        </w:rPr>
-        <w:t>（对很快涂完的学生）可以再看看真键盘，检查有没有涂得不一样的地方。</w:t>
-      </w:r>
-    </w:p>
-    <w:p>
-      <w:pPr>
-        <w:spacing w:before="60" w:after="60"/>
-      </w:pPr>
-      <w:r>
-        <w:rPr>
-          <w:rFonts w:ascii="微软雅黑" w:hAnsi="微软雅黑" w:eastAsia="微软雅黑"/>
-          <w:b/>
-          <w:color w:val="27765C"/>
-          <w:sz w:val="22"/>
-        </w:rPr>
-        <w:t>师：</w:t>
-      </w:r>
-      <w:r>
-        <w:rPr>
-          <w:rFonts w:ascii="微软雅黑" w:hAnsi="微软雅黑" w:eastAsia="微软雅黑"/>
-          <w:b w:val="0"/>
-          <w:color w:val="273632"/>
-          <w:sz w:val="22"/>
-        </w:rPr>
-        <w:t>（巡视提醒）背挺直，手指轻轻按，不要用力敲键盘。</w:t>
-      </w:r>
-    </w:p>
-    <w:p>
-      <w:pPr>
-        <w:spacing w:before="60" w:after="60"/>
-      </w:pPr>
-      <w:r>
-        <w:rPr>
-          <w:rFonts w:ascii="微软雅黑" w:hAnsi="微软雅黑" w:eastAsia="微软雅黑"/>
-          <w:b/>
-          <w:color w:val="27765C"/>
-          <w:sz w:val="22"/>
-        </w:rPr>
-        <w:t>师：</w:t>
-      </w:r>
-      <w:r>
-        <w:rPr>
-          <w:rFonts w:ascii="微软雅黑" w:hAnsi="微软雅黑" w:eastAsia="微软雅黑"/>
-          <w:b w:val="0"/>
-          <w:color w:val="273632"/>
-          <w:sz w:val="22"/>
-        </w:rPr>
-        <w:t>（约第12分钟）还没涂完的同学抓紧时间，把每一个键都涂上颜色。</w:t>
       </w:r>
     </w:p>
     <w:p>

--- a/邱梓钊 三年级《认识键盘》课堂逐字稿.docx
+++ b/邱梓钊 三年级《认识键盘》课堂逐字稿.docx
@@ -519,7 +519,7 @@
           <w:color w:val="273632"/>
           <w:sz w:val="22"/>
         </w:rPr>
-        <w:t>好，时间到，请大家先停下，手放好，眼睛看大屏幕。</w:t>
+        <w:t>好，时间到。</w:t>
       </w:r>
     </w:p>
     <w:p>

--- a/邱梓钊 三年级《认识键盘》课堂逐字稿.docx
+++ b/邱梓钊 三年级《认识键盘》课堂逐字稿.docx
@@ -556,16 +556,21 @@
           <w:color w:val="27765C"/>
           <w:sz w:val="22"/>
         </w:rPr>
-        <w:t>师：</w:t>
+        <w:t>师：大家看大屏幕，这是混色看板。它把全班每个人涂的颜色叠在一起看：同一个键上颜色越纯，说明大家涂得越一致；颜色越花，说明大家的想法不一样。</w:t>
       </w:r>
+    </w:p>
+    <w:p>
+      <w:pPr>
+        <w:spacing w:before="60" w:after="60"/>
+      </w:pPr>
       <w:r>
         <w:rPr>
           <w:rFonts w:ascii="微软雅黑" w:hAnsi="微软雅黑" w:eastAsia="微软雅黑"/>
-          <w:b w:val="0"/>
-          <w:color w:val="273632"/>
+          <w:b/>
+          <w:color w:val="27765C"/>
           <w:sz w:val="22"/>
         </w:rPr>
-        <w:t>我们一起来看看大家的作品。老师发现，有些地方大家涂的颜色特别一致，可有的地方五颜六色，意见不太一样。这说明我们对键盘区域是怎么划分的，心里还有不同的想法。没关系，接下来我们一起把这五个区域认清楚。</w:t>
+        <w:t>师：你看，有的地方颜色特别一致，有的地方却五颜六色。没关系，接下来我们一起把这五个区域认清楚。</w:t>
       </w:r>
     </w:p>
     <w:p>

--- a/邱梓钊 三年级《认识键盘》课堂逐字稿.docx
+++ b/邱梓钊 三年级《认识键盘》课堂逐字稿.docx
@@ -450,7 +450,7 @@
           <w:color w:val="697871"/>
           <w:sz w:val="20"/>
         </w:rPr>
-        <w:t>学生对照实物键盘自主填色，页面自动同步。教师巡视并打开教师混色看板，悬停查看各键颜色人数与比例，记录易混淆位置；本轮不公布答案。</w:t>
+        <w:t>学生对照实物键盘自主填色，页面自动同步。教师巡视并打开教师混色键盘看板，悬停查看各键颜色人数与比例，记录易混淆位置；本轮不公布答案。</w:t>
       </w:r>
     </w:p>
     <w:p>
@@ -542,7 +542,7 @@
           <w:color w:val="697871"/>
           <w:sz w:val="20"/>
         </w:rPr>
-        <w:t>打开教师混色看板，展示全班填色结果；随后切换到标准分区图。</w:t>
+        <w:t>打开教师混色键盘看板，展示全班填色结果；随后切换到标准分区图。</w:t>
       </w:r>
     </w:p>
     <w:p>
@@ -556,7 +556,7 @@
           <w:color w:val="27765C"/>
           <w:sz w:val="22"/>
         </w:rPr>
-        <w:t>师：大家看大屏幕，这是混色看板。它把全班每个人涂的颜色叠在一起看：同一个键上颜色越纯，说明大家涂得越一致；颜色越花，说明大家的想法不一样。</w:t>
+        <w:t>师：大家看大屏幕，这是混色键盘看板。它把全班每个人涂的颜色叠在一起看：同一个键上颜色越纯，说明大家涂得越一致；颜色越花，说明大家的想法不一样。</w:t>
       </w:r>
     </w:p>
     <w:p>

--- a/邱梓钊 三年级《认识键盘》课堂逐字稿.docx
+++ b/邱梓钊 三年级《认识键盘》课堂逐字稿.docx
@@ -570,7 +570,7 @@
           <w:color w:val="27765C"/>
           <w:sz w:val="22"/>
         </w:rPr>
-        <w:t>师：你看，有的地方颜色特别一致，有的地方却五颜六色。没关系，接下来我们一起把这五个区域认清楚。</w:t>
+        <w:t>师：你看，有的地方颜色特别一致，有的地方却五颜六色。说明同学们对于怎么划分键盘的五个区域，有着不同的想法。那么接下来，我们先来一起把这五个区域认清楚。</w:t>
       </w:r>
     </w:p>
     <w:p>

--- a/邱梓钊 三年级《认识键盘》课堂逐字稿.docx
+++ b/邱梓钊 三年级《认识键盘》课堂逐字稿.docx
@@ -593,7 +593,7 @@
           <w:color w:val="273632"/>
           <w:sz w:val="22"/>
         </w:rPr>
-        <w:t>（指中间较大区域）先看中间这一大块，面积最大，上面有字母、有数字，我们今天打字、输入主要就靠它，它叫——主键盘区。大家在自己的键盘上找到主键盘区，用手指一指。</w:t>
+        <w:t>（指中间较大区域）先看中间这一大块，面积最大，上面有字母、有数字，还有一些标点符号，我们今天打字、输入主要就靠它， 这里就是——主键盘区。大家在自己的键盘上找到主键盘区，用手指一指。</w:t>
       </w:r>
     </w:p>
     <w:p>

--- a/邱梓钊 三年级《认识键盘》课堂逐字稿.docx
+++ b/邱梓钊 三年级《认识键盘》课堂逐字稿.docx
@@ -639,7 +639,7 @@
           <w:color w:val="273632"/>
           <w:sz w:val="22"/>
         </w:rPr>
-        <w:t>再看最上面一排，有 Esc，还有 F1 到 F12，它们能帮我们完成一些快捷的功能操作，这是功能键区。找一找。</w:t>
+        <w:t>再看最上面一排，有 Esc，还有 F1 到 F12，这一整排，他们都是功能按键，能帮我们完成一些快捷的功能操作，这是功能键区。其中要注意一下，这里的F1到F12，他们不是数字按键，是功能按键，不能够用来输入数字。</w:t>
       </w:r>
     </w:p>
     <w:p>

--- a/邱梓钊 三年级《认识键盘》课堂逐字稿.docx
+++ b/邱梓钊 三年级《认识键盘》课堂逐字稿.docx
@@ -593,7 +593,7 @@
           <w:color w:val="273632"/>
           <w:sz w:val="22"/>
         </w:rPr>
-        <w:t>（指中间较大区域）先看中间这一大块，面积最大，上面有字母、有数字，还有一些标点符号，我们今天打字、输入主要就靠它， 这里就是——主键盘区。大家在自己的键盘上找到主键盘区，用手指一指。</w:t>
+        <w:t>（指中间较大区域）先看中间这一大块，面积最大，上面有字母、有数字，还有一些标点符号，我们今天打字、输入主要就靠它， 这里就是——主键盘区。大家在自己的键盘上找到主键盘区，找一找。</w:t>
       </w:r>
     </w:p>
     <w:p>
@@ -662,7 +662,7 @@
           <w:color w:val="273632"/>
           <w:sz w:val="22"/>
         </w:rPr>
-        <w:t>在主键盘区右边，这里有上下左右四个方向键，还有 Home、Page Up、Delete 这些键，用来移动光标、翻页和编辑内容，叫编辑键区。指一指。</w:t>
+        <w:t>在主键盘区右边，这里有上下左右四个方向键，还有 Home、Page Up、Delete 这些键，用来移动光标、翻页和编辑内容，叫编辑键区。找一找。</w:t>
       </w:r>
     </w:p>
     <w:p>

--- a/邱梓钊 三年级《认识键盘》课堂逐字稿.docx
+++ b/邱梓钊 三年级《认识键盘》课堂逐字稿.docx
@@ -708,7 +708,7 @@
           <w:color w:val="273632"/>
           <w:sz w:val="22"/>
         </w:rPr>
-        <w:t>最后看右上角，有三盏小灯，它能显示键盘的状态，这是指示灯区。</w:t>
+        <w:t>最后看右上角，有三盏小灯，在自己的键盘上找一找，有没有找到？这三个小灯能显示键盘的状态，这里就是指示灯区。</w:t>
       </w:r>
     </w:p>
     <w:p>

--- a/邱梓钊 三年级《认识键盘》课堂逐字稿.docx
+++ b/邱梓钊 三年级《认识键盘》课堂逐字稿.docx
@@ -731,7 +731,7 @@
           <w:color w:val="273632"/>
           <w:sz w:val="22"/>
         </w:rPr>
-        <w:t>我们一起读一遍：主键盘区、功能键区、编辑键区、小键盘区、指示灯区。</w:t>
+        <w:t>我们一起读一遍这五个区域，主键盘区，预备读……</w:t>
       </w:r>
     </w:p>
     <w:p>

--- a/邱梓钊 三年级《认识键盘》课堂逐字稿.docx
+++ b/邱梓钊 三年级《认识键盘》课堂逐字稿.docx
@@ -847,29 +847,6 @@
           <w:sz w:val="20"/>
         </w:rPr>
         <w:t>学生修改填色；教师对仍有混淆的学生个别辅导。</w:t>
-      </w:r>
-    </w:p>
-    <w:p>
-      <w:pPr>
-        <w:spacing w:before="60" w:after="60"/>
-      </w:pPr>
-      <w:r>
-        <w:rPr>
-          <w:rFonts w:ascii="微软雅黑" w:hAnsi="微软雅黑" w:eastAsia="微软雅黑"/>
-          <w:b/>
-          <w:color w:val="27765C"/>
-          <w:sz w:val="22"/>
-        </w:rPr>
-        <w:t>师：</w:t>
-      </w:r>
-      <w:r>
-        <w:rPr>
-          <w:rFonts w:ascii="微软雅黑" w:hAnsi="微软雅黑" w:eastAsia="微软雅黑"/>
-          <w:b w:val="0"/>
-          <w:color w:val="273632"/>
-          <w:sz w:val="22"/>
-        </w:rPr>
-        <w:t>（对完成快的学生）改好了的同学，可以跟同桌互相考一考：“请你指出主键盘区”“哪个区域是用小灯显示状态的？”</w:t>
       </w:r>
     </w:p>
     <w:p>

--- a/邱梓钊 三年级《认识键盘》课堂逐字稿.docx
+++ b/邱梓钊 三年级《认识键盘》课堂逐字稿.docx
@@ -938,7 +938,7 @@
           <w:color w:val="273632"/>
           <w:sz w:val="22"/>
         </w:rPr>
-        <w:t>认识了五个区域，我们就要真正用键盘来打字了。请大家打开第二个网页——打字。</w:t>
+        <w:t>刚才，我们已经认识了键盘五个区域，那么现在，我们就要真正开始用键盘来打字了。</w:t>
       </w:r>
     </w:p>
     <w:p>

--- a/邱梓钊 三年级《认识键盘》课堂逐字稿.docx
+++ b/邱梓钊 三年级《认识键盘》课堂逐字稿.docx
@@ -1007,53 +1007,7 @@
           <w:color w:val="273632"/>
           <w:sz w:val="22"/>
         </w:rPr>
-        <w:t>先跟老师一起做好准备：身体坐正，两脚放平，手指轻轻放在键盘上，轻轻按，不要用力敲。</w:t>
-      </w:r>
-    </w:p>
-    <w:p>
-      <w:pPr>
-        <w:spacing w:before="60" w:after="60"/>
-      </w:pPr>
-      <w:r>
-        <w:rPr>
-          <w:rFonts w:ascii="微软雅黑" w:hAnsi="微软雅黑" w:eastAsia="微软雅黑"/>
-          <w:b/>
-          <w:color w:val="27765C"/>
-          <w:sz w:val="22"/>
-        </w:rPr>
-        <w:t>师：</w:t>
-      </w:r>
-      <w:r>
-        <w:rPr>
-          <w:rFonts w:ascii="微软雅黑" w:hAnsi="微软雅黑" w:eastAsia="微软雅黑"/>
-          <w:b w:val="0"/>
-          <w:color w:val="273632"/>
-          <w:sz w:val="22"/>
-        </w:rPr>
         <w:t>（示范）看屏幕，上面有一个绿色的目标字符，比如这个“a”。你直接在键盘上找到 a 键按一下——注意，不用点输入框，直接按键就可以。按对了，你看，点亮了一个格子！</w:t>
-      </w:r>
-    </w:p>
-    <w:p>
-      <w:pPr>
-        <w:spacing w:before="60" w:after="60"/>
-      </w:pPr>
-      <w:r>
-        <w:rPr>
-          <w:rFonts w:ascii="微软雅黑" w:hAnsi="微软雅黑" w:eastAsia="微软雅黑"/>
-          <w:b/>
-          <w:color w:val="27765C"/>
-          <w:sz w:val="22"/>
-        </w:rPr>
-        <w:t>师：</w:t>
-      </w:r>
-      <w:r>
-        <w:rPr>
-          <w:rFonts w:ascii="微软雅黑" w:hAnsi="微软雅黑" w:eastAsia="微软雅黑"/>
-          <w:b w:val="0"/>
-          <w:color w:val="273632"/>
-          <w:sz w:val="22"/>
-        </w:rPr>
-        <w:t>如果按错了呢？没关系，已经点亮的格子不会少，你再找一找、重新按，按对了它照样亮。</w:t>
       </w:r>
     </w:p>
     <w:p>

--- a/邱梓钊 三年级《认识键盘》课堂逐字稿.docx
+++ b/邱梓钊 三年级《认识键盘》课堂逐字稿.docx
@@ -1007,29 +1007,6 @@
           <w:color w:val="273632"/>
           <w:sz w:val="22"/>
         </w:rPr>
-        <w:t>（示范）看屏幕，上面有一个绿色的目标字符，比如这个“a”。你直接在键盘上找到 a 键按一下——注意，不用点输入框，直接按键就可以。按对了，你看，点亮了一个格子！</w:t>
-      </w:r>
-    </w:p>
-    <w:p>
-      <w:pPr>
-        <w:spacing w:before="60" w:after="60"/>
-      </w:pPr>
-      <w:r>
-        <w:rPr>
-          <w:rFonts w:ascii="微软雅黑" w:hAnsi="微软雅黑" w:eastAsia="微软雅黑"/>
-          <w:b/>
-          <w:color w:val="27765C"/>
-          <w:sz w:val="22"/>
-        </w:rPr>
-        <w:t>师：</w:t>
-      </w:r>
-      <w:r>
-        <w:rPr>
-          <w:rFonts w:ascii="微软雅黑" w:hAnsi="微软雅黑" w:eastAsia="微软雅黑"/>
-          <w:b w:val="0"/>
-          <w:color w:val="273632"/>
-          <w:sz w:val="22"/>
-        </w:rPr>
         <w:t>一张色卡上，第一关有 12 个格子，第二关 20 个，再往后一关有 30 个。把这张色卡的格子全部点亮，就可以收藏它，自动进入下一关。</w:t>
       </w:r>
     </w:p>

--- a/邱梓钊 三年级《认识键盘》课堂逐字稿.docx
+++ b/邱梓钊 三年级《认识键盘》课堂逐字稿.docx
@@ -1127,172 +1127,6 @@
     </w:p>
     <w:p>
       <w:pPr>
-        <w:spacing w:before="160" w:after="80"/>
-      </w:pPr>
-      <w:r>
-        <w:rPr>
-          <w:rFonts w:ascii="微软雅黑" w:hAnsi="微软雅黑" w:eastAsia="微软雅黑"/>
-          <w:b/>
-          <w:color w:val="273632"/>
-          <w:sz w:val="24"/>
-        </w:rPr>
-        <w:t>巡视指导</w:t>
-      </w:r>
-    </w:p>
-    <w:p>
-      <w:pPr>
-        <w:spacing w:before="60" w:after="60"/>
-      </w:pPr>
-      <w:r>
-        <w:rPr>
-          <w:rFonts w:ascii="微软雅黑" w:hAnsi="微软雅黑" w:eastAsia="微软雅黑"/>
-          <w:b/>
-          <w:color w:val="27765C"/>
-          <w:sz w:val="22"/>
-        </w:rPr>
-        <w:t>师：</w:t>
-      </w:r>
-      <w:r>
-        <w:rPr>
-          <w:rFonts w:ascii="微软雅黑" w:hAnsi="微软雅黑" w:eastAsia="微软雅黑"/>
-          <w:b w:val="0"/>
-          <w:color w:val="273632"/>
-          <w:sz w:val="22"/>
-        </w:rPr>
-        <w:t>（对找不到键的学生）别着急，一个字母一个字母找，你看字母是排在一起的，先找到它旁边的字母。</w:t>
-      </w:r>
-    </w:p>
-    <w:p>
-      <w:pPr>
-        <w:spacing w:before="60" w:after="60"/>
-      </w:pPr>
-      <w:r>
-        <w:rPr>
-          <w:rFonts w:ascii="微软雅黑" w:hAnsi="微软雅黑" w:eastAsia="微软雅黑"/>
-          <w:b/>
-          <w:color w:val="27765C"/>
-          <w:sz w:val="22"/>
-        </w:rPr>
-        <w:t>师：</w:t>
-      </w:r>
-      <w:r>
-        <w:rPr>
-          <w:rFonts w:ascii="微软雅黑" w:hAnsi="微软雅黑" w:eastAsia="微软雅黑"/>
-          <w:b w:val="0"/>
-          <w:color w:val="273632"/>
-          <w:sz w:val="22"/>
-        </w:rPr>
-        <w:t>（对误用小键盘数字的学生）今天我们用中间主键盘区的数字，你看，在最上面一排。</w:t>
-      </w:r>
-    </w:p>
-    <w:p>
-      <w:pPr>
-        <w:spacing w:before="60" w:after="60"/>
-      </w:pPr>
-      <w:r>
-        <w:rPr>
-          <w:rFonts w:ascii="微软雅黑" w:hAnsi="微软雅黑" w:eastAsia="微软雅黑"/>
-          <w:b/>
-          <w:color w:val="27765C"/>
-          <w:sz w:val="22"/>
-        </w:rPr>
-        <w:t>师：</w:t>
-      </w:r>
-      <w:r>
-        <w:rPr>
-          <w:rFonts w:ascii="微软雅黑" w:hAnsi="微软雅黑" w:eastAsia="微软雅黑"/>
-          <w:b w:val="0"/>
-          <w:color w:val="273632"/>
-          <w:sz w:val="22"/>
-        </w:rPr>
-        <w:t>（对用力敲的学生）轻轻一按就行，键盘很灵敏。</w:t>
-      </w:r>
-    </w:p>
-    <w:p>
-      <w:pPr>
-        <w:spacing w:before="60" w:after="60"/>
-      </w:pPr>
-      <w:r>
-        <w:rPr>
-          <w:rFonts w:ascii="微软雅黑" w:hAnsi="微软雅黑" w:eastAsia="微软雅黑"/>
-          <w:b/>
-          <w:color w:val="27765C"/>
-          <w:sz w:val="22"/>
-        </w:rPr>
-        <w:t>师：</w:t>
-      </w:r>
-      <w:r>
-        <w:rPr>
-          <w:rFonts w:ascii="微软雅黑" w:hAnsi="微软雅黑" w:eastAsia="微软雅黑"/>
-          <w:b w:val="0"/>
-          <w:color w:val="273632"/>
-          <w:sz w:val="22"/>
-        </w:rPr>
-        <w:t>（对进度快的学生）已经点亮一张色卡了，真棒！继续挑战下一关。</w:t>
-      </w:r>
-    </w:p>
-    <w:p>
-      <w:pPr>
-        <w:spacing w:before="160" w:after="80"/>
-      </w:pPr>
-      <w:r>
-        <w:rPr>
-          <w:rFonts w:ascii="微软雅黑" w:hAnsi="微软雅黑" w:eastAsia="微软雅黑"/>
-          <w:b/>
-          <w:color w:val="273632"/>
-          <w:sz w:val="24"/>
-        </w:rPr>
-        <w:t>共性提醒（若较多学生卡在起步关，约第28分钟）</w:t>
-      </w:r>
-    </w:p>
-    <w:p>
-      <w:pPr>
-        <w:spacing w:before="60" w:after="60"/>
-      </w:pPr>
-      <w:r>
-        <w:rPr>
-          <w:rFonts w:ascii="微软雅黑" w:hAnsi="微软雅黑" w:eastAsia="微软雅黑"/>
-          <w:b/>
-          <w:color w:val="27765C"/>
-          <w:sz w:val="22"/>
-        </w:rPr>
-        <w:t>师：</w:t>
-      </w:r>
-      <w:r>
-        <w:rPr>
-          <w:rFonts w:ascii="微软雅黑" w:hAnsi="微软雅黑" w:eastAsia="微软雅黑"/>
-          <w:b w:val="0"/>
-          <w:color w:val="273632"/>
-          <w:sz w:val="22"/>
-        </w:rPr>
-        <w:t>大家停一下，看老师这个键——它在……（指认一个易错键的位置）。好，继续。</w:t>
-      </w:r>
-    </w:p>
-    <w:p>
-      <w:pPr>
-        <w:spacing w:before="60" w:after="60"/>
-      </w:pPr>
-      <w:r>
-        <w:rPr>
-          <w:rFonts w:ascii="微软雅黑" w:hAnsi="微软雅黑" w:eastAsia="微软雅黑"/>
-          <w:b/>
-          <w:color w:val="27765C"/>
-          <w:sz w:val="22"/>
-        </w:rPr>
-        <w:t>师：</w:t>
-      </w:r>
-      <w:r>
-        <w:rPr>
-          <w:rFonts w:ascii="微软雅黑" w:hAnsi="微软雅黑" w:eastAsia="微软雅黑"/>
-          <w:b w:val="0"/>
-          <w:color w:val="273632"/>
-          <w:sz w:val="22"/>
-        </w:rPr>
-        <w:t>（约第36分钟）还有最后一分钟，请大家完成手上这一组，看看今天已经收集了几张色卡。</w:t>
-      </w:r>
-    </w:p>
-    <w:p>
-      <w:pPr>
         <w:spacing w:before="280" w:after="120"/>
       </w:pPr>
       <w:r>

--- a/邱梓钊 三年级《认识键盘》课堂逐字稿.docx
+++ b/邱梓钊 三年级《认识键盘》课堂逐字稿.docx
@@ -1341,52 +1341,6 @@
           <w:rFonts w:ascii="微软雅黑" w:hAnsi="微软雅黑" w:eastAsia="微软雅黑"/>
           <w:b/>
           <w:color w:val="27765C"/>
-          <w:sz w:val="22"/>
-        </w:rPr>
-        <w:t>生：</w:t>
-      </w:r>
-      <w:r>
-        <w:rPr>
-          <w:rFonts w:ascii="微软雅黑" w:hAnsi="微软雅黑" w:eastAsia="微软雅黑"/>
-          <w:b w:val="0"/>
-          <w:color w:val="273632"/>
-          <w:sz w:val="22"/>
-        </w:rPr>
-        <w:t>老师再见！</w:t>
-      </w:r>
-    </w:p>
-    <w:p>
-      <w:pPr>
-        <w:spacing w:before="60" w:after="60"/>
-      </w:pPr>
-      <w:r>
-        <w:rPr>
-          <w:rFonts w:ascii="微软雅黑" w:hAnsi="微软雅黑" w:eastAsia="微软雅黑"/>
-          <w:b/>
-          <w:color w:val="27765C"/>
-          <w:sz w:val="22"/>
-        </w:rPr>
-        <w:t>师：</w:t>
-      </w:r>
-      <w:r>
-        <w:rPr>
-          <w:rFonts w:ascii="微软雅黑" w:hAnsi="微软雅黑" w:eastAsia="微软雅黑"/>
-          <w:b w:val="0"/>
-          <w:color w:val="273632"/>
-          <w:sz w:val="22"/>
-        </w:rPr>
-        <w:t>同学们再见！</w:t>
-      </w:r>
-    </w:p>
-    <w:p>
-      <w:pPr>
-        <w:spacing w:before="40" w:after="40"/>
-      </w:pPr>
-      <w:r>
-        <w:rPr>
-          <w:rFonts w:ascii="微软雅黑" w:hAnsi="微软雅黑" w:eastAsia="微软雅黑"/>
-          <w:b/>
-          <w:color w:val="27765C"/>
           <w:sz w:val="20"/>
         </w:rPr>
         <w:t>【操作】</w:t>

--- a/邱梓钊 三年级《认识键盘》课堂逐字稿.docx
+++ b/邱梓钊 三年级《认识键盘》课堂逐字稿.docx
@@ -1306,29 +1306,6 @@
           <w:color w:val="273632"/>
           <w:sz w:val="22"/>
         </w:rPr>
-        <w:t>今天的作业：基础作业是回家在纸上画一画键盘的五个区域，写上名字，再向爸爸妈妈介绍主键盘区是做什么的；如果家里有电脑，可以输入几组字母和数字，留意一个你最容易找错的键，下节课我们一起交流。</w:t>
-      </w:r>
-    </w:p>
-    <w:p>
-      <w:pPr>
-        <w:spacing w:before="60" w:after="60"/>
-      </w:pPr>
-      <w:r>
-        <w:rPr>
-          <w:rFonts w:ascii="微软雅黑" w:hAnsi="微软雅黑" w:eastAsia="微软雅黑"/>
-          <w:b/>
-          <w:color w:val="27765C"/>
-          <w:sz w:val="22"/>
-        </w:rPr>
-        <w:t>师：</w:t>
-      </w:r>
-      <w:r>
-        <w:rPr>
-          <w:rFonts w:ascii="微软雅黑" w:hAnsi="微软雅黑" w:eastAsia="微软雅黑"/>
-          <w:b w:val="0"/>
-          <w:color w:val="273632"/>
-          <w:sz w:val="22"/>
-        </w:rPr>
         <w:t>这节课就上到这里，下课！</w:t>
       </w:r>
     </w:p>

--- a/邱梓钊 三年级《认识键盘》课堂逐字稿.docx
+++ b/邱梓钊 三年级《认识键盘》课堂逐字稿.docx
@@ -1168,29 +1168,6 @@
           <w:color w:val="273632"/>
           <w:sz w:val="22"/>
         </w:rPr>
-        <w:t>好，请大家停下操作，把椅子轻轻转过来，面向老师。</w:t>
-      </w:r>
-    </w:p>
-    <w:p>
-      <w:pPr>
-        <w:spacing w:before="60" w:after="60"/>
-      </w:pPr>
-      <w:r>
-        <w:rPr>
-          <w:rFonts w:ascii="微软雅黑" w:hAnsi="微软雅黑" w:eastAsia="微软雅黑"/>
-          <w:b/>
-          <w:color w:val="27765C"/>
-          <w:sz w:val="22"/>
-        </w:rPr>
-        <w:t>师：</w:t>
-      </w:r>
-      <w:r>
-        <w:rPr>
-          <w:rFonts w:ascii="微软雅黑" w:hAnsi="微软雅黑" w:eastAsia="微软雅黑"/>
-          <w:b w:val="0"/>
-          <w:color w:val="273632"/>
-          <w:sz w:val="22"/>
-        </w:rPr>
         <w:t>这节课我们一起认识了键盘。谁来说说，键盘可以分成哪五个区域？</w:t>
       </w:r>
     </w:p>

--- a/邱梓钊 三年级《认识键盘》课堂逐字稿.docx
+++ b/邱梓钊 三年级《认识键盘》课堂逐字稿.docx
@@ -4,13 +4,14 @@
   <w:body>
     <w:p>
       <w:pPr>
-        <w:jc w:val="center"/>
+        <w:spacing w:after="80" w:before="0"/>
+        <w:jc w:val="left"/>
       </w:pPr>
       <w:r>
         <w:rPr>
-          <w:rFonts w:ascii="微软雅黑" w:hAnsi="微软雅黑" w:eastAsia="微软雅黑"/>
+          <w:rFonts w:ascii="宋体" w:hAnsi="宋体" w:eastAsia="宋体"/>
           <w:b/>
-          <w:color w:val="27765C"/>
+          <w:color w:val="273632"/>
           <w:sz w:val="36"/>
         </w:rPr>
         <w:t>《认识键盘》课堂逐字稿</w:t>
@@ -18,11 +19,11 @@
     </w:p>
     <w:p>
       <w:pPr>
-        <w:jc w:val="center"/>
+        <w:spacing w:after="160" w:before="0"/>
       </w:pPr>
       <w:r>
         <w:rPr>
-          <w:rFonts w:ascii="微软雅黑" w:hAnsi="微软雅黑" w:eastAsia="微软雅黑"/>
+          <w:rFonts w:ascii="宋体" w:hAnsi="宋体" w:eastAsia="宋体"/>
           <w:b w:val="0"/>
           <w:color w:val="697871"/>
           <w:sz w:val="20"/>
@@ -31,9 +32,12 @@
       </w:r>
     </w:p>
     <w:p>
+      <w:pPr>
+        <w:spacing w:after="80" w:before="0"/>
+      </w:pPr>
       <w:r>
         <w:rPr>
-          <w:rFonts w:ascii="微软雅黑" w:hAnsi="微软雅黑" w:eastAsia="微软雅黑"/>
+          <w:rFonts w:ascii="宋体" w:hAnsi="宋体" w:eastAsia="宋体"/>
           <w:b/>
           <w:color w:val="27765C"/>
           <w:sz w:val="22"/>
@@ -42,7 +46,7 @@
       </w:r>
       <w:r>
         <w:rPr>
-          <w:rFonts w:ascii="微软雅黑" w:hAnsi="微软雅黑" w:eastAsia="微软雅黑"/>
+          <w:rFonts w:ascii="宋体" w:hAnsi="宋体" w:eastAsia="宋体"/>
           <w:b w:val="0"/>
           <w:color w:val="273632"/>
           <w:sz w:val="22"/>
@@ -51,9 +55,12 @@
       </w:r>
     </w:p>
     <w:p>
+      <w:pPr>
+        <w:spacing w:after="80" w:before="0"/>
+      </w:pPr>
       <w:r>
         <w:rPr>
-          <w:rFonts w:ascii="微软雅黑" w:hAnsi="微软雅黑" w:eastAsia="微软雅黑"/>
+          <w:rFonts w:ascii="宋体" w:hAnsi="宋体" w:eastAsia="宋体"/>
           <w:b/>
           <w:color w:val="27765C"/>
           <w:sz w:val="22"/>
@@ -62,21 +69,21 @@
       </w:r>
       <w:r>
         <w:rPr>
-          <w:rFonts w:ascii="微软雅黑" w:hAnsi="微软雅黑" w:eastAsia="微软雅黑"/>
+          <w:rFonts w:ascii="宋体" w:hAnsi="宋体" w:eastAsia="宋体"/>
           <w:b w:val="0"/>
           <w:color w:val="273632"/>
           <w:sz w:val="22"/>
         </w:rPr>
-        <w:t>“师：”后为教师可直接照念的话；“生：”为预设学生回答，仅供参考；【操作】【巡视】为课件、网页和动作提示，不需要念出。全程约29分钟为学生自主操作，教师讲述集中在导入、讲解、示范和总结。</w:t>
+        <w:t>“师：”后为教师可直接照念的话；“生：”为预设学生回答，仅供参考；【操作】【巡视】为课件、网页和动作提示，不需要念出。学生上色、修改、打字与总结后练习共约25分钟；教师讲述集中在导入、演示、讲解和总结。</w:t>
       </w:r>
     </w:p>
     <w:p>
       <w:pPr>
-        <w:spacing w:before="280" w:after="120"/>
+        <w:spacing w:after="120" w:before="240"/>
       </w:pPr>
       <w:r>
         <w:rPr>
-          <w:rFonts w:ascii="微软雅黑" w:hAnsi="微软雅黑" w:eastAsia="微软雅黑"/>
+          <w:rFonts w:ascii="宋体" w:hAnsi="宋体" w:eastAsia="宋体"/>
           <w:b/>
           <w:color w:val="273632"/>
           <w:sz w:val="28"/>
@@ -87,10 +94,11 @@
     <w:p>
       <w:pPr>
         <w:pStyle w:val="ListBullet"/>
+        <w:spacing w:after="40" w:before="0"/>
       </w:pPr>
       <w:r>
         <w:rPr>
-          <w:rFonts w:ascii="微软雅黑" w:hAnsi="微软雅黑" w:eastAsia="微软雅黑"/>
+          <w:rFonts w:ascii="宋体" w:hAnsi="宋体" w:eastAsia="宋体"/>
           <w:b w:val="0"/>
           <w:color w:val="273632"/>
           <w:sz w:val="22"/>
@@ -101,10 +109,11 @@
     <w:p>
       <w:pPr>
         <w:pStyle w:val="ListBullet"/>
+        <w:spacing w:after="40" w:before="0"/>
       </w:pPr>
       <w:r>
         <w:rPr>
-          <w:rFonts w:ascii="微软雅黑" w:hAnsi="微软雅黑" w:eastAsia="微软雅黑"/>
+          <w:rFonts w:ascii="宋体" w:hAnsi="宋体" w:eastAsia="宋体"/>
           <w:b w:val="0"/>
           <w:color w:val="273632"/>
           <w:sz w:val="22"/>
@@ -114,11 +123,11 @@
     </w:p>
     <w:p>
       <w:pPr>
-        <w:spacing w:before="40" w:after="40"/>
+        <w:spacing w:after="80" w:before="0"/>
       </w:pPr>
       <w:r>
         <w:rPr>
-          <w:rFonts w:ascii="微软雅黑" w:hAnsi="微软雅黑" w:eastAsia="微软雅黑"/>
+          <w:rFonts w:ascii="宋体" w:hAnsi="宋体" w:eastAsia="宋体"/>
           <w:b/>
           <w:color w:val="27765C"/>
           <w:sz w:val="20"/>
@@ -127,7 +136,7 @@
       </w:r>
       <w:r>
         <w:rPr>
-          <w:rFonts w:ascii="微软雅黑" w:hAnsi="微软雅黑" w:eastAsia="微软雅黑"/>
+          <w:rFonts w:ascii="宋体" w:hAnsi="宋体" w:eastAsia="宋体"/>
           <w:b w:val="0"/>
           <w:color w:val="697871"/>
           <w:sz w:val="20"/>
@@ -137,126 +146,90 @@
     </w:p>
     <w:p>
       <w:pPr>
-        <w:spacing w:before="280" w:after="120"/>
+        <w:spacing w:after="120" w:before="240"/>
       </w:pPr>
       <w:r>
         <w:rPr>
-          <w:rFonts w:ascii="微软雅黑" w:hAnsi="微软雅黑" w:eastAsia="微软雅黑"/>
+          <w:rFonts w:ascii="宋体" w:hAnsi="宋体" w:eastAsia="宋体"/>
           <w:b/>
           <w:color w:val="273632"/>
           <w:sz w:val="28"/>
         </w:rPr>
-        <w:t>一、复习导入，引出键盘</w:t>
+        <w:t>一、导入和引出五分区</w:t>
       </w:r>
       <w:r>
         <w:rPr>
-          <w:rFonts w:ascii="微软雅黑" w:hAnsi="微软雅黑" w:eastAsia="微软雅黑"/>
+          <w:rFonts w:ascii="宋体" w:hAnsi="宋体" w:eastAsia="宋体"/>
           <w:b w:val="0"/>
           <w:color w:val="27765C"/>
-          <w:sz w:val="22"/>
+          <w:sz w:val="28"/>
         </w:rPr>
-        <w:t xml:space="preserve">  0—2分钟</w:t>
+        <w:t xml:space="preserve">  约3分钟</w:t>
       </w:r>
     </w:p>
     <w:p>
       <w:pPr>
-        <w:spacing w:before="60" w:after="60"/>
+        <w:spacing w:after="80" w:before="0"/>
       </w:pPr>
       <w:r>
         <w:rPr>
-          <w:rFonts w:ascii="微软雅黑" w:hAnsi="微软雅黑" w:eastAsia="微软雅黑"/>
-          <w:b/>
-          <w:color w:val="27765C"/>
-          <w:sz w:val="22"/>
-        </w:rPr>
-        <w:t>师：</w:t>
-      </w:r>
-      <w:r>
-        <w:rPr>
-          <w:rFonts w:ascii="微软雅黑" w:hAnsi="微软雅黑" w:eastAsia="微软雅黑"/>
+          <w:rFonts w:ascii="宋体" w:hAnsi="宋体" w:eastAsia="宋体"/>
           <w:b w:val="0"/>
           <w:color w:val="273632"/>
           <w:sz w:val="22"/>
         </w:rPr>
-        <w:t>前面几节课，我们认识了鼠标，并且学习和练习了它的五种用法：指向、拖动、单击、双击、右击。</w:t>
+        <w:t>师： 前面几节课，我们认识了鼠标，并且学习和练习了它的五种用法：指向、拖动、单击、双击、右击。</w:t>
       </w:r>
     </w:p>
     <w:p>
       <w:pPr>
-        <w:spacing w:before="60" w:after="60"/>
+        <w:spacing w:after="80" w:before="0"/>
       </w:pPr>
       <w:r>
         <w:rPr>
-          <w:rFonts w:ascii="微软雅黑" w:hAnsi="微软雅黑" w:eastAsia="微软雅黑"/>
-          <w:b/>
-          <w:color w:val="27765C"/>
-          <w:sz w:val="22"/>
-        </w:rPr>
-        <w:t>师：</w:t>
-      </w:r>
-      <w:r>
-        <w:rPr>
-          <w:rFonts w:ascii="微软雅黑" w:hAnsi="微软雅黑" w:eastAsia="微软雅黑"/>
+          <w:rFonts w:ascii="宋体" w:hAnsi="宋体" w:eastAsia="宋体"/>
           <w:b w:val="0"/>
           <w:color w:val="273632"/>
           <w:sz w:val="22"/>
         </w:rPr>
-        <w:t>鼠标可以帮我们控制电脑。在我们的电脑上，除了鼠标之外，还有一个非常重要的设备，可以用来输入文字、字母和数字——它是什么？</w:t>
+        <w:t>师： 鼠标可以帮我们控制电脑。在我们的电脑上，除了鼠标之外，还有一个非常重要的设备，可以用来输入文字、字母和数字——它是什么？</w:t>
       </w:r>
     </w:p>
     <w:p>
       <w:pPr>
-        <w:spacing w:before="40" w:after="40"/>
+        <w:spacing w:after="80" w:before="0"/>
       </w:pPr>
       <w:r>
         <w:rPr>
-          <w:rFonts w:ascii="微软雅黑" w:hAnsi="微软雅黑" w:eastAsia="微软雅黑"/>
-          <w:b/>
-          <w:color w:val="27765C"/>
-          <w:sz w:val="22"/>
-        </w:rPr>
-        <w:t>生：</w:t>
-      </w:r>
-      <w:r>
-        <w:rPr>
-          <w:rFonts w:ascii="微软雅黑" w:hAnsi="微软雅黑" w:eastAsia="微软雅黑"/>
+          <w:rFonts w:ascii="宋体" w:hAnsi="宋体" w:eastAsia="宋体"/>
           <w:b w:val="0"/>
           <w:color w:val="273632"/>
           <w:sz w:val="22"/>
         </w:rPr>
-        <w:t>键盘！</w:t>
+        <w:t>生： 键盘！</w:t>
       </w:r>
     </w:p>
     <w:p>
       <w:pPr>
-        <w:spacing w:before="60" w:after="60"/>
+        <w:spacing w:after="80" w:before="0"/>
       </w:pPr>
       <w:r>
         <w:rPr>
-          <w:rFonts w:ascii="微软雅黑" w:hAnsi="微软雅黑" w:eastAsia="微软雅黑"/>
-          <w:b/>
-          <w:color w:val="27765C"/>
-          <w:sz w:val="22"/>
-        </w:rPr>
-        <w:t>师：</w:t>
-      </w:r>
-      <w:r>
-        <w:rPr>
-          <w:rFonts w:ascii="微软雅黑" w:hAnsi="微软雅黑" w:eastAsia="微软雅黑"/>
+          <w:rFonts w:ascii="宋体" w:hAnsi="宋体" w:eastAsia="宋体"/>
           <w:b w:val="0"/>
           <w:color w:val="273632"/>
           <w:sz w:val="22"/>
         </w:rPr>
-        <w:t>对，就是键盘。今天这节课，我们就一起来——认识键盘。</w:t>
+        <w:t>师： 对，就是键盘。今天这节课，我们就一起来——认识键盘。</w:t>
       </w:r>
     </w:p>
     <w:p>
       <w:pPr>
-        <w:spacing w:before="40" w:after="40"/>
+        <w:spacing w:after="80" w:before="0"/>
       </w:pPr>
       <w:r>
         <w:rPr>
-          <w:rFonts w:ascii="微软雅黑" w:hAnsi="微软雅黑" w:eastAsia="微软雅黑"/>
+          <w:rFonts w:ascii="宋体" w:hAnsi="宋体" w:eastAsia="宋体"/>
           <w:b/>
           <w:color w:val="27765C"/>
           <w:sz w:val="20"/>
@@ -265,7 +238,7 @@
       </w:r>
       <w:r>
         <w:rPr>
-          <w:rFonts w:ascii="微软雅黑" w:hAnsi="微软雅黑" w:eastAsia="微软雅黑"/>
+          <w:rFonts w:ascii="宋体" w:hAnsi="宋体" w:eastAsia="宋体"/>
           <w:b w:val="0"/>
           <w:color w:val="697871"/>
           <w:sz w:val="20"/>
@@ -275,122 +248,39 @@
     </w:p>
     <w:p>
       <w:pPr>
-        <w:spacing w:before="280" w:after="120"/>
+        <w:spacing w:after="80" w:before="0"/>
       </w:pPr>
       <w:r>
         <w:rPr>
-          <w:rFonts w:ascii="微软雅黑" w:hAnsi="微软雅黑" w:eastAsia="微软雅黑"/>
-          <w:b/>
+          <w:rFonts w:ascii="宋体" w:hAnsi="宋体" w:eastAsia="宋体"/>
+          <w:b w:val="0"/>
           <w:color w:val="273632"/>
-          <w:sz w:val="28"/>
-        </w:rPr>
-        <w:t>二、明确任务，学习操作</w:t>
-      </w:r>
-      <w:r>
-        <w:rPr>
-          <w:rFonts w:ascii="微软雅黑" w:hAnsi="微软雅黑" w:eastAsia="微软雅黑"/>
-          <w:b w:val="0"/>
-          <w:color w:val="27765C"/>
           <w:sz w:val="22"/>
         </w:rPr>
-        <w:t xml:space="preserve">  2—3分钟</w:t>
+        <w:t>师： 请大家看到屏幕上的键盘，这个键盘，就跟我们桌面上的键盘一模一样，有着很多按键。这些按键，可以把它们划分成五个不同的区域，这五个区域分别是：主键盘区、功能键区、编辑键区、小键盘区、指示灯区。</w:t>
       </w:r>
     </w:p>
     <w:p>
       <w:pPr>
-        <w:spacing w:before="60" w:after="60"/>
+        <w:spacing w:after="80" w:before="0"/>
       </w:pPr>
       <w:r>
         <w:rPr>
-          <w:rFonts w:ascii="微软雅黑" w:hAnsi="微软雅黑" w:eastAsia="微软雅黑"/>
-          <w:b/>
-          <w:color w:val="27765C"/>
+          <w:rFonts w:ascii="宋体" w:hAnsi="宋体" w:eastAsia="宋体"/>
+          <w:b w:val="0"/>
+          <w:color w:val="273632"/>
           <w:sz w:val="22"/>
         </w:rPr>
-        <w:t>师：请大家看到屏幕上的键盘，这个键盘，就跟我们桌面上的键盘一模一样，有着很多按键。这些按键，可以把它们划分成五个不同的区域，这五个区域分别是：主键盘区、功能键区、编辑键区、小键盘区、指示灯区。</w:t>
+        <w:t>师： 如果让你来分，你会怎么分？想一想，给大家10秒钟思考一下。手放下，不用回答。</w:t>
       </w:r>
     </w:p>
     <w:p>
       <w:pPr>
-        <w:spacing w:before="60" w:after="60"/>
+        <w:spacing w:after="80" w:before="0"/>
       </w:pPr>
       <w:r>
         <w:rPr>
-          <w:rFonts w:ascii="微软雅黑" w:hAnsi="微软雅黑" w:eastAsia="微软雅黑"/>
-          <w:b/>
-          <w:color w:val="27765C"/>
-          <w:sz w:val="22"/>
-        </w:rPr>
-        <w:t>师：如果让你来分，你会怎么分？想一想，给大家10秒钟思考一下。手放下，不用回答。</w:t>
-      </w:r>
-      <w:r>
-        <w:rPr>
-          <w:rFonts w:ascii="微软雅黑" w:hAnsi="微软雅黑" w:eastAsia="微软雅黑"/>
-          <w:b w:val="0"/>
-          <w:color w:val="273632"/>
-          <w:sz w:val="22"/>
-        </w:rPr>
-      </w:r>
-    </w:p>
-    <w:p>
-      <w:pPr>
-        <w:spacing w:before="60" w:after="60"/>
-      </w:pPr>
-      <w:r>
-        <w:t>【操作】留约10秒思考时间；学生不必口头回答。</w:t>
-      </w:r>
-    </w:p>
-    <w:p>
-      <w:pPr>
-        <w:spacing w:before="60" w:after="60"/>
-      </w:pPr>
-      <w:r>
-        <w:rPr>
-          <w:rFonts w:ascii="微软雅黑" w:hAnsi="微软雅黑" w:eastAsia="微软雅黑"/>
-          <w:b/>
-          <w:color w:val="27765C"/>
-          <w:sz w:val="22"/>
-        </w:rPr>
-        <w:t>师：好，那么接下来，我们就带着自己的想法，一起来尝试一下，给键盘上的按键分区。</w:t>
-      </w:r>
-      <w:r>
-        <w:rPr>
-          <w:rFonts w:ascii="微软雅黑" w:hAnsi="微软雅黑" w:eastAsia="微软雅黑"/>
-          <w:b w:val="0"/>
-          <w:color w:val="273632"/>
-          <w:sz w:val="22"/>
-        </w:rPr>
-      </w:r>
-    </w:p>
-    <w:p>
-      <w:pPr>
-        <w:spacing w:before="60" w:after="60"/>
-      </w:pPr>
-      <w:r>
-        <w:rPr>
-          <w:rFonts w:ascii="微软雅黑" w:hAnsi="微软雅黑" w:eastAsia="微软雅黑"/>
-          <w:b/>
-          <w:color w:val="27765C"/>
-          <w:sz w:val="22"/>
-        </w:rPr>
-        <w:t>师：先看到屏幕，我们可以看到，这里的五个区域，每个区域都对应着一种颜色：主键盘区红色、功能键区黄色、编辑键区蓝色、小键盘区绿色、指示灯区紫色。我们要做的，就是按照我们的想法，把键盘上的按键，填上对应区域的颜色。</w:t>
-      </w:r>
-    </w:p>
-    <w:p>
-      <w:pPr>
-        <w:spacing w:before="60" w:after="60"/>
-      </w:pPr>
-      <w:r>
-        <w:t>师：那怎么给键盘涂色呢？先看老师演示：先点上面的一种颜色，再点键盘上的一个键，这个键就被涂上颜色了。你看——我点一下红色，再点这个键，它就变红了。如果想一次涂好几个键，可以按住鼠标左键轻轻拖过去，连着涂一片。万一涂错了，没关系，换一种颜色，再点一下那个键，就改过来了。</w:t>
-      </w:r>
-    </w:p>
-    <w:p>
-      <w:pPr>
-        <w:spacing w:before="40" w:after="40"/>
-      </w:pPr>
-      <w:r>
-        <w:rPr>
-          <w:rFonts w:ascii="微软雅黑" w:hAnsi="微软雅黑" w:eastAsia="微软雅黑"/>
+          <w:rFonts w:ascii="宋体" w:hAnsi="宋体" w:eastAsia="宋体"/>
           <w:b/>
           <w:color w:val="27765C"/>
           <w:sz w:val="20"/>
@@ -399,7 +289,95 @@
       </w:r>
       <w:r>
         <w:rPr>
-          <w:rFonts w:ascii="微软雅黑" w:hAnsi="微软雅黑" w:eastAsia="微软雅黑"/>
+          <w:rFonts w:ascii="宋体" w:hAnsi="宋体" w:eastAsia="宋体"/>
+          <w:b w:val="0"/>
+          <w:color w:val="697871"/>
+          <w:sz w:val="20"/>
+        </w:rPr>
+        <w:t>留约10秒思考时间；学生不必口头回答。</w:t>
+      </w:r>
+    </w:p>
+    <w:p>
+      <w:pPr>
+        <w:spacing w:after="80" w:before="0"/>
+      </w:pPr>
+      <w:r>
+        <w:rPr>
+          <w:rFonts w:ascii="宋体" w:hAnsi="宋体" w:eastAsia="宋体"/>
+          <w:b w:val="0"/>
+          <w:color w:val="273632"/>
+          <w:sz w:val="22"/>
+        </w:rPr>
+        <w:t>师： 好，那么接下来，我们就带着自己的想法，一起来尝试一下，给键盘上的按键分区。</w:t>
+      </w:r>
+    </w:p>
+    <w:p>
+      <w:pPr>
+        <w:spacing w:after="80" w:before="0"/>
+      </w:pPr>
+      <w:r>
+        <w:rPr>
+          <w:rFonts w:ascii="宋体" w:hAnsi="宋体" w:eastAsia="宋体"/>
+          <w:b w:val="0"/>
+          <w:color w:val="273632"/>
+          <w:sz w:val="22"/>
+        </w:rPr>
+        <w:t>师： 先看到屏幕，我们可以看到，这里的五个区域，每个区域都对应着一种颜色：主键盘区红色、功能键区黄色、编辑键区蓝色、小键盘区绿色、指示灯区紫色。我们要做的，就是按照我们的想法，把键盘上的按键，填上对应区域的颜色。</w:t>
+      </w:r>
+    </w:p>
+    <w:p>
+      <w:pPr>
+        <w:spacing w:after="120" w:before="240"/>
+      </w:pPr>
+      <w:r>
+        <w:rPr>
+          <w:rFonts w:ascii="宋体" w:hAnsi="宋体" w:eastAsia="宋体"/>
+          <w:b/>
+          <w:color w:val="273632"/>
+          <w:sz w:val="28"/>
+        </w:rPr>
+        <w:t>二、演示上色，学习操作</w:t>
+      </w:r>
+      <w:r>
+        <w:rPr>
+          <w:rFonts w:ascii="宋体" w:hAnsi="宋体" w:eastAsia="宋体"/>
+          <w:b w:val="0"/>
+          <w:color w:val="27765C"/>
+          <w:sz w:val="28"/>
+        </w:rPr>
+        <w:t xml:space="preserve">  约3分钟</w:t>
+      </w:r>
+    </w:p>
+    <w:p>
+      <w:pPr>
+        <w:spacing w:after="80" w:before="0"/>
+      </w:pPr>
+      <w:r>
+        <w:rPr>
+          <w:rFonts w:ascii="宋体" w:hAnsi="宋体" w:eastAsia="宋体"/>
+          <w:b w:val="0"/>
+          <w:color w:val="273632"/>
+          <w:sz w:val="22"/>
+        </w:rPr>
+        <w:t>师： 那怎么给键盘涂色呢？先看老师演示：先点上面的一种颜色，再点键盘上的一个键，这个键就被涂上颜色了。你看——我点一下红色，再点这个键，它就变红了。如果想一次涂好几个键，可以按住鼠标左键轻轻拖过去，连着涂一片。万一涂错了，没关系，换一种颜色，再点一下那个键，就改过来了。</w:t>
+      </w:r>
+    </w:p>
+    <w:p>
+      <w:pPr>
+        <w:spacing w:after="80" w:before="0"/>
+      </w:pPr>
+      <w:r>
+        <w:rPr>
+          <w:rFonts w:ascii="宋体" w:hAnsi="宋体" w:eastAsia="宋体"/>
+          <w:b/>
+          <w:color w:val="27765C"/>
+          <w:sz w:val="20"/>
+        </w:rPr>
+        <w:t>【操作】</w:t>
+      </w:r>
+      <w:r>
+        <w:rPr>
+          <w:rFonts w:ascii="宋体" w:hAnsi="宋体" w:eastAsia="宋体"/>
           <w:b w:val="0"/>
           <w:color w:val="697871"/>
           <w:sz w:val="20"/>
@@ -409,11 +387,11 @@
     </w:p>
     <w:p>
       <w:pPr>
-        <w:spacing w:before="280" w:after="120"/>
+        <w:spacing w:after="120" w:before="240"/>
       </w:pPr>
       <w:r>
         <w:rPr>
-          <w:rFonts w:ascii="微软雅黑" w:hAnsi="微软雅黑" w:eastAsia="微软雅黑"/>
+          <w:rFonts w:ascii="宋体" w:hAnsi="宋体" w:eastAsia="宋体"/>
           <w:b/>
           <w:color w:val="273632"/>
           <w:sz w:val="28"/>
@@ -422,21 +400,21 @@
       </w:r>
       <w:r>
         <w:rPr>
-          <w:rFonts w:ascii="微软雅黑" w:hAnsi="微软雅黑" w:eastAsia="微软雅黑"/>
+          <w:rFonts w:ascii="宋体" w:hAnsi="宋体" w:eastAsia="宋体"/>
           <w:b w:val="0"/>
           <w:color w:val="27765C"/>
-          <w:sz w:val="22"/>
+          <w:sz w:val="28"/>
         </w:rPr>
-        <w:t xml:space="preserve">  3—13分钟，约10分钟</w:t>
+        <w:t xml:space="preserve">  约7分钟</w:t>
       </w:r>
     </w:p>
     <w:p>
       <w:pPr>
-        <w:spacing w:before="40" w:after="40"/>
+        <w:spacing w:after="80" w:before="0"/>
       </w:pPr>
       <w:r>
         <w:rPr>
-          <w:rFonts w:ascii="微软雅黑" w:hAnsi="微软雅黑" w:eastAsia="微软雅黑"/>
+          <w:rFonts w:ascii="宋体" w:hAnsi="宋体" w:eastAsia="宋体"/>
           <w:b/>
           <w:color w:val="27765C"/>
           <w:sz w:val="20"/>
@@ -445,7 +423,7 @@
       </w:r>
       <w:r>
         <w:rPr>
-          <w:rFonts w:ascii="微软雅黑" w:hAnsi="微软雅黑" w:eastAsia="微软雅黑"/>
+          <w:rFonts w:ascii="宋体" w:hAnsi="宋体" w:eastAsia="宋体"/>
           <w:b w:val="0"/>
           <w:color w:val="697871"/>
           <w:sz w:val="20"/>
@@ -455,11 +433,11 @@
     </w:p>
     <w:p>
       <w:pPr>
-        <w:spacing w:before="40" w:after="40"/>
+        <w:spacing w:after="80" w:before="0"/>
       </w:pPr>
       <w:r>
         <w:rPr>
-          <w:rFonts w:ascii="微软雅黑" w:hAnsi="微软雅黑" w:eastAsia="微软雅黑"/>
+          <w:rFonts w:ascii="宋体" w:hAnsi="宋体" w:eastAsia="宋体"/>
           <w:b/>
           <w:color w:val="27765C"/>
           <w:sz w:val="20"/>
@@ -468,7 +446,7 @@
       </w:r>
       <w:r>
         <w:rPr>
-          <w:rFonts w:ascii="微软雅黑" w:hAnsi="微软雅黑" w:eastAsia="微软雅黑"/>
+          <w:rFonts w:ascii="宋体" w:hAnsi="宋体" w:eastAsia="宋体"/>
           <w:b w:val="0"/>
           <w:color w:val="697871"/>
           <w:sz w:val="20"/>
@@ -478,11 +456,11 @@
     </w:p>
     <w:p>
       <w:pPr>
-        <w:spacing w:before="280" w:after="120"/>
+        <w:spacing w:after="120" w:before="240"/>
       </w:pPr>
       <w:r>
         <w:rPr>
-          <w:rFonts w:ascii="微软雅黑" w:hAnsi="微软雅黑" w:eastAsia="微软雅黑"/>
+          <w:rFonts w:ascii="宋体" w:hAnsi="宋体" w:eastAsia="宋体"/>
           <w:b/>
           <w:color w:val="273632"/>
           <w:sz w:val="28"/>
@@ -491,44 +469,35 @@
       </w:r>
       <w:r>
         <w:rPr>
-          <w:rFonts w:ascii="微软雅黑" w:hAnsi="微软雅黑" w:eastAsia="微软雅黑"/>
+          <w:rFonts w:ascii="宋体" w:hAnsi="宋体" w:eastAsia="宋体"/>
           <w:b w:val="0"/>
           <w:color w:val="27765C"/>
-          <w:sz w:val="22"/>
+          <w:sz w:val="28"/>
         </w:rPr>
-        <w:t xml:space="preserve">  13—16分钟，约3分钟</w:t>
+        <w:t xml:space="preserve">  约5分钟</w:t>
       </w:r>
     </w:p>
     <w:p>
       <w:pPr>
-        <w:spacing w:before="60" w:after="60"/>
+        <w:spacing w:after="80" w:before="0"/>
       </w:pPr>
       <w:r>
         <w:rPr>
-          <w:rFonts w:ascii="微软雅黑" w:hAnsi="微软雅黑" w:eastAsia="微软雅黑"/>
-          <w:b/>
-          <w:color w:val="27765C"/>
-          <w:sz w:val="22"/>
-        </w:rPr>
-        <w:t>师：</w:t>
-      </w:r>
-      <w:r>
-        <w:rPr>
-          <w:rFonts w:ascii="微软雅黑" w:hAnsi="微软雅黑" w:eastAsia="微软雅黑"/>
+          <w:rFonts w:ascii="宋体" w:hAnsi="宋体" w:eastAsia="宋体"/>
           <w:b w:val="0"/>
           <w:color w:val="273632"/>
           <w:sz w:val="22"/>
         </w:rPr>
-        <w:t>好，时间到。</w:t>
+        <w:t>师： 好，时间到。</w:t>
       </w:r>
     </w:p>
     <w:p>
       <w:pPr>
-        <w:spacing w:before="40" w:after="40"/>
+        <w:spacing w:after="80" w:before="0"/>
       </w:pPr>
       <w:r>
         <w:rPr>
-          <w:rFonts w:ascii="微软雅黑" w:hAnsi="微软雅黑" w:eastAsia="微软雅黑"/>
+          <w:rFonts w:ascii="宋体" w:hAnsi="宋体" w:eastAsia="宋体"/>
           <w:b/>
           <w:color w:val="27765C"/>
           <w:sz w:val="20"/>
@@ -537,7 +506,7 @@
       </w:r>
       <w:r>
         <w:rPr>
-          <w:rFonts w:ascii="微软雅黑" w:hAnsi="微软雅黑" w:eastAsia="微软雅黑"/>
+          <w:rFonts w:ascii="宋体" w:hAnsi="宋体" w:eastAsia="宋体"/>
           <w:b w:val="0"/>
           <w:color w:val="697871"/>
           <w:sz w:val="20"/>
@@ -547,223 +516,151 @@
     </w:p>
     <w:p>
       <w:pPr>
-        <w:spacing w:before="60" w:after="60"/>
+        <w:spacing w:after="80" w:before="0"/>
       </w:pPr>
       <w:r>
         <w:rPr>
-          <w:rFonts w:ascii="微软雅黑" w:hAnsi="微软雅黑" w:eastAsia="微软雅黑"/>
-          <w:b/>
-          <w:color w:val="27765C"/>
+          <w:rFonts w:ascii="宋体" w:hAnsi="宋体" w:eastAsia="宋体"/>
+          <w:b w:val="0"/>
+          <w:color w:val="273632"/>
           <w:sz w:val="22"/>
         </w:rPr>
-        <w:t>师：大家看大屏幕，这是混色键盘看板。它把全班每个人涂的颜色叠在一起看：同一个键上颜色越纯，说明大家涂得越一致；颜色越花，说明大家的想法不一样。</w:t>
+        <w:t>师： 大家看大屏幕，这是混色键盘看板。它把全班每个人涂的颜色叠在一起看：同一个键上颜色越纯，说明大家涂得越一致；颜色越花，说明大家的想法不一样。</w:t>
       </w:r>
     </w:p>
     <w:p>
       <w:pPr>
-        <w:spacing w:before="60" w:after="60"/>
+        <w:spacing w:after="80" w:before="0"/>
       </w:pPr>
       <w:r>
         <w:rPr>
-          <w:rFonts w:ascii="微软雅黑" w:hAnsi="微软雅黑" w:eastAsia="微软雅黑"/>
-          <w:b/>
-          <w:color w:val="27765C"/>
+          <w:rFonts w:ascii="宋体" w:hAnsi="宋体" w:eastAsia="宋体"/>
+          <w:b w:val="0"/>
+          <w:color w:val="273632"/>
           <w:sz w:val="22"/>
         </w:rPr>
-        <w:t>师：你看，有的地方颜色特别一致，有的地方却五颜六色。说明同学们对于怎么划分键盘的五个区域，有着不同的想法。那么接下来，我们先来一起把这五个区域认清楚。</w:t>
+        <w:t>师： 你看，有的地方颜色特别一致，有的地方却五颜六色。说明同学们对于怎么划分键盘的五个区域，有着不同的想法。那么接下来，我们先来一起把这五个区域认清楚。</w:t>
       </w:r>
     </w:p>
     <w:p>
       <w:pPr>
-        <w:spacing w:before="60" w:after="60"/>
+        <w:spacing w:after="80" w:before="0"/>
       </w:pPr>
       <w:r>
         <w:rPr>
-          <w:rFonts w:ascii="微软雅黑" w:hAnsi="微软雅黑" w:eastAsia="微软雅黑"/>
-          <w:b/>
-          <w:color w:val="27765C"/>
-          <w:sz w:val="22"/>
-        </w:rPr>
-        <w:t>师：</w:t>
-      </w:r>
-      <w:r>
-        <w:rPr>
-          <w:rFonts w:ascii="微软雅黑" w:hAnsi="微软雅黑" w:eastAsia="微软雅黑"/>
+          <w:rFonts w:ascii="宋体" w:hAnsi="宋体" w:eastAsia="宋体"/>
           <w:b w:val="0"/>
           <w:color w:val="273632"/>
           <w:sz w:val="22"/>
         </w:rPr>
-        <w:t>（指中间较大区域）先看中间这一大块，面积最大，上面有字母、有数字，还有一些标点符号，我们今天打字、输入主要就靠它， 这里就是——主键盘区。大家在自己的键盘上找到主键盘区，找一找。</w:t>
+        <w:t>师： （指中间较大区域）先看中间这一大块，面积最大，上面有字母、有数字，还有一些标点符号，我们今天打字、输入主要就靠它， 这里就是——主键盘区。大家在自己的键盘上找到主键盘区，找一找。</w:t>
       </w:r>
     </w:p>
     <w:p>
       <w:pPr>
-        <w:spacing w:before="40" w:after="40"/>
+        <w:spacing w:after="80" w:before="0"/>
       </w:pPr>
       <w:r>
         <w:rPr>
-          <w:rFonts w:ascii="微软雅黑" w:hAnsi="微软雅黑" w:eastAsia="微软雅黑"/>
-          <w:b/>
-          <w:color w:val="27765C"/>
-          <w:sz w:val="22"/>
-        </w:rPr>
-        <w:t>生：</w:t>
-      </w:r>
-      <w:r>
-        <w:rPr>
-          <w:rFonts w:ascii="微软雅黑" w:hAnsi="微软雅黑" w:eastAsia="微软雅黑"/>
+          <w:rFonts w:ascii="宋体" w:hAnsi="宋体" w:eastAsia="宋体"/>
           <w:b w:val="0"/>
           <w:color w:val="273632"/>
           <w:sz w:val="22"/>
         </w:rPr>
-        <w:t>（指认主键盘区）</w:t>
+        <w:t>生： （指认主键盘区）</w:t>
       </w:r>
     </w:p>
     <w:p>
       <w:pPr>
-        <w:spacing w:before="60" w:after="60"/>
+        <w:spacing w:after="80" w:before="0"/>
       </w:pPr>
       <w:r>
         <w:rPr>
-          <w:rFonts w:ascii="微软雅黑" w:hAnsi="微软雅黑" w:eastAsia="微软雅黑"/>
-          <w:b/>
-          <w:color w:val="27765C"/>
-          <w:sz w:val="22"/>
-        </w:rPr>
-        <w:t>师：</w:t>
-      </w:r>
-      <w:r>
-        <w:rPr>
-          <w:rFonts w:ascii="微软雅黑" w:hAnsi="微软雅黑" w:eastAsia="微软雅黑"/>
+          <w:rFonts w:ascii="宋体" w:hAnsi="宋体" w:eastAsia="宋体"/>
           <w:b w:val="0"/>
           <w:color w:val="273632"/>
           <w:sz w:val="22"/>
         </w:rPr>
-        <w:t>再看最上面一排，有 Esc，还有 F1 到 F12，这一整排，他们都是功能按键，能帮我们完成一些快捷的功能操作，这是功能键区。其中要注意一下，这里的F1到F12，他们不是数字按键，是功能按键，不能够用来输入数字。</w:t>
+        <w:t>师： 再看最上面一排，有 Esc，还有 F1 到 F12，这一整排，他们都是功能按键，能帮我们完成一些快捷的功能操作，这是功能键区。其中要注意一下，这里的F1到F12，他们不是数字按键，是功能按键，不能够用来输入数字。</w:t>
       </w:r>
     </w:p>
     <w:p>
       <w:pPr>
-        <w:spacing w:before="60" w:after="60"/>
+        <w:spacing w:after="80" w:before="0"/>
       </w:pPr>
       <w:r>
         <w:rPr>
-          <w:rFonts w:ascii="微软雅黑" w:hAnsi="微软雅黑" w:eastAsia="微软雅黑"/>
-          <w:b/>
-          <w:color w:val="27765C"/>
-          <w:sz w:val="22"/>
-        </w:rPr>
-        <w:t>师：</w:t>
-      </w:r>
-      <w:r>
-        <w:rPr>
-          <w:rFonts w:ascii="微软雅黑" w:hAnsi="微软雅黑" w:eastAsia="微软雅黑"/>
+          <w:rFonts w:ascii="宋体" w:hAnsi="宋体" w:eastAsia="宋体"/>
           <w:b w:val="0"/>
           <w:color w:val="273632"/>
           <w:sz w:val="22"/>
         </w:rPr>
-        <w:t>在主键盘区右边，这里有上下左右四个方向键，还有 Home、Page Up、Delete 这些键，用来移动光标、翻页和编辑内容，叫编辑键区。找一找。</w:t>
+        <w:t>师： 在主键盘区右边，这里有上下左右四个方向键，还有 Home、Page Up、Delete 这些键，用来移动光标、翻页和编辑内容，叫编辑键区。找一找。</w:t>
       </w:r>
     </w:p>
     <w:p>
       <w:pPr>
-        <w:spacing w:before="60" w:after="60"/>
+        <w:spacing w:after="80" w:before="0"/>
       </w:pPr>
       <w:r>
         <w:rPr>
-          <w:rFonts w:ascii="微软雅黑" w:hAnsi="微软雅黑" w:eastAsia="微软雅黑"/>
-          <w:b/>
-          <w:color w:val="27765C"/>
-          <w:sz w:val="22"/>
-        </w:rPr>
-        <w:t>师：</w:t>
-      </w:r>
-      <w:r>
-        <w:rPr>
-          <w:rFonts w:ascii="微软雅黑" w:hAnsi="微软雅黑" w:eastAsia="微软雅黑"/>
+          <w:rFonts w:ascii="宋体" w:hAnsi="宋体" w:eastAsia="宋体"/>
           <w:b w:val="0"/>
           <w:color w:val="273632"/>
           <w:sz w:val="22"/>
         </w:rPr>
-        <w:t>最右边，数字密密麻麻集中在一起，方便我们快速输入大量数字，这是小键盘区。</w:t>
+        <w:t>师： 最右边，数字密密麻麻集中在一起，方便我们快速输入大量数字，这是小键盘区。</w:t>
       </w:r>
     </w:p>
     <w:p>
       <w:pPr>
-        <w:spacing w:before="60" w:after="60"/>
+        <w:spacing w:after="80" w:before="0"/>
       </w:pPr>
       <w:r>
         <w:rPr>
-          <w:rFonts w:ascii="微软雅黑" w:hAnsi="微软雅黑" w:eastAsia="微软雅黑"/>
-          <w:b/>
-          <w:color w:val="27765C"/>
-          <w:sz w:val="22"/>
-        </w:rPr>
-        <w:t>师：</w:t>
-      </w:r>
-      <w:r>
-        <w:rPr>
-          <w:rFonts w:ascii="微软雅黑" w:hAnsi="微软雅黑" w:eastAsia="微软雅黑"/>
+          <w:rFonts w:ascii="宋体" w:hAnsi="宋体" w:eastAsia="宋体"/>
           <w:b w:val="0"/>
           <w:color w:val="273632"/>
           <w:sz w:val="22"/>
         </w:rPr>
-        <w:t>最后看右上角，有三盏小灯，在自己的键盘上找一找，有没有找到？这三个小灯能显示键盘的状态，这里就是指示灯区。</w:t>
+        <w:t>师： 最后看右上角，有三盏小灯，在自己的键盘上找一找，有没有找到？这三个小灯能显示键盘的状态，这里就是指示灯区。</w:t>
       </w:r>
     </w:p>
     <w:p>
       <w:pPr>
-        <w:spacing w:before="60" w:after="60"/>
+        <w:spacing w:after="80" w:before="0"/>
       </w:pPr>
       <w:r>
         <w:rPr>
-          <w:rFonts w:ascii="微软雅黑" w:hAnsi="微软雅黑" w:eastAsia="微软雅黑"/>
-          <w:b/>
-          <w:color w:val="27765C"/>
-          <w:sz w:val="22"/>
-        </w:rPr>
-        <w:t>师：</w:t>
-      </w:r>
-      <w:r>
-        <w:rPr>
-          <w:rFonts w:ascii="微软雅黑" w:hAnsi="微软雅黑" w:eastAsia="微软雅黑"/>
+          <w:rFonts w:ascii="宋体" w:hAnsi="宋体" w:eastAsia="宋体"/>
           <w:b w:val="0"/>
           <w:color w:val="273632"/>
           <w:sz w:val="22"/>
         </w:rPr>
-        <w:t>我们一起读一遍这五个区域，主键盘区，预备读……</w:t>
+        <w:t>师： 我们一起读一遍这五个区域，主键盘区，预备读……</w:t>
       </w:r>
     </w:p>
     <w:p>
       <w:pPr>
-        <w:spacing w:before="40" w:after="40"/>
+        <w:spacing w:after="80" w:before="0"/>
       </w:pPr>
       <w:r>
         <w:rPr>
-          <w:rFonts w:ascii="微软雅黑" w:hAnsi="微软雅黑" w:eastAsia="微软雅黑"/>
-          <w:b/>
-          <w:color w:val="27765C"/>
-          <w:sz w:val="22"/>
-        </w:rPr>
-        <w:t>生：</w:t>
-      </w:r>
-      <w:r>
-        <w:rPr>
-          <w:rFonts w:ascii="微软雅黑" w:hAnsi="微软雅黑" w:eastAsia="微软雅黑"/>
+          <w:rFonts w:ascii="宋体" w:hAnsi="宋体" w:eastAsia="宋体"/>
           <w:b w:val="0"/>
           <w:color w:val="273632"/>
           <w:sz w:val="22"/>
         </w:rPr>
-        <w:t>（齐读五个区域名称）</w:t>
+        <w:t>生： （齐读五个区域名称）</w:t>
       </w:r>
     </w:p>
     <w:p>
       <w:pPr>
-        <w:spacing w:before="40" w:after="40"/>
+        <w:spacing w:after="80" w:before="0"/>
       </w:pPr>
       <w:r>
         <w:rPr>
-          <w:rFonts w:ascii="微软雅黑" w:hAnsi="微软雅黑" w:eastAsia="微软雅黑"/>
+          <w:rFonts w:ascii="宋体" w:hAnsi="宋体" w:eastAsia="宋体"/>
           <w:b/>
           <w:color w:val="27765C"/>
           <w:sz w:val="20"/>
@@ -772,7 +669,7 @@
       </w:r>
       <w:r>
         <w:rPr>
-          <w:rFonts w:ascii="微软雅黑" w:hAnsi="微软雅黑" w:eastAsia="微软雅黑"/>
+          <w:rFonts w:ascii="宋体" w:hAnsi="宋体" w:eastAsia="宋体"/>
           <w:b w:val="0"/>
           <w:color w:val="697871"/>
           <w:sz w:val="20"/>
@@ -782,11 +679,11 @@
     </w:p>
     <w:p>
       <w:pPr>
-        <w:spacing w:before="280" w:after="120"/>
+        <w:spacing w:after="120" w:before="240"/>
       </w:pPr>
       <w:r>
         <w:rPr>
-          <w:rFonts w:ascii="微软雅黑" w:hAnsi="微软雅黑" w:eastAsia="微软雅黑"/>
+          <w:rFonts w:ascii="宋体" w:hAnsi="宋体" w:eastAsia="宋体"/>
           <w:b/>
           <w:color w:val="273632"/>
           <w:sz w:val="28"/>
@@ -795,44 +692,35 @@
       </w:r>
       <w:r>
         <w:rPr>
-          <w:rFonts w:ascii="微软雅黑" w:hAnsi="微软雅黑" w:eastAsia="微软雅黑"/>
+          <w:rFonts w:ascii="宋体" w:hAnsi="宋体" w:eastAsia="宋体"/>
           <w:b w:val="0"/>
           <w:color w:val="27765C"/>
-          <w:sz w:val="22"/>
+          <w:sz w:val="28"/>
         </w:rPr>
-        <w:t xml:space="preserve">  16—19分钟，约3分钟</w:t>
+        <w:t xml:space="preserve">  约2分钟</w:t>
       </w:r>
     </w:p>
     <w:p>
       <w:pPr>
-        <w:spacing w:before="60" w:after="60"/>
+        <w:spacing w:after="80" w:before="0"/>
       </w:pPr>
       <w:r>
         <w:rPr>
-          <w:rFonts w:ascii="微软雅黑" w:hAnsi="微软雅黑" w:eastAsia="微软雅黑"/>
-          <w:b/>
-          <w:color w:val="27765C"/>
-          <w:sz w:val="22"/>
-        </w:rPr>
-        <w:t>师：</w:t>
-      </w:r>
-      <w:r>
-        <w:rPr>
-          <w:rFonts w:ascii="微软雅黑" w:hAnsi="微软雅黑" w:eastAsia="微软雅黑"/>
+          <w:rFonts w:ascii="宋体" w:hAnsi="宋体" w:eastAsia="宋体"/>
           <w:b w:val="0"/>
           <w:color w:val="273632"/>
           <w:sz w:val="22"/>
         </w:rPr>
-        <w:t>现在请大家回到自己的网页，对照刚刚学到的五个区域，把涂错的地方改过来。改的时候再看一眼面前的真键盘，确认它们是一一对应的。</w:t>
+        <w:t>师： 现在请大家回到自己的网页，对照刚刚学到的五个区域，把涂错的地方改过来。改的时候再看一眼面前的真键盘，确认它们是一一对应的。</w:t>
       </w:r>
     </w:p>
     <w:p>
       <w:pPr>
-        <w:spacing w:before="40" w:after="40"/>
+        <w:spacing w:after="80" w:before="0"/>
       </w:pPr>
       <w:r>
         <w:rPr>
-          <w:rFonts w:ascii="微软雅黑" w:hAnsi="微软雅黑" w:eastAsia="微软雅黑"/>
+          <w:rFonts w:ascii="宋体" w:hAnsi="宋体" w:eastAsia="宋体"/>
           <w:b/>
           <w:color w:val="27765C"/>
           <w:sz w:val="20"/>
@@ -841,7 +729,7 @@
       </w:r>
       <w:r>
         <w:rPr>
-          <w:rFonts w:ascii="微软雅黑" w:hAnsi="微软雅黑" w:eastAsia="微软雅黑"/>
+          <w:rFonts w:ascii="宋体" w:hAnsi="宋体" w:eastAsia="宋体"/>
           <w:b w:val="0"/>
           <w:color w:val="697871"/>
           <w:sz w:val="20"/>
@@ -851,11 +739,11 @@
     </w:p>
     <w:p>
       <w:pPr>
-        <w:spacing w:before="40" w:after="40"/>
+        <w:spacing w:after="80" w:before="0"/>
       </w:pPr>
       <w:r>
         <w:rPr>
-          <w:rFonts w:ascii="微软雅黑" w:hAnsi="微软雅黑" w:eastAsia="微软雅黑"/>
+          <w:rFonts w:ascii="宋体" w:hAnsi="宋体" w:eastAsia="宋体"/>
           <w:b/>
           <w:color w:val="27765C"/>
           <w:sz w:val="20"/>
@@ -864,7 +752,7 @@
       </w:r>
       <w:r>
         <w:rPr>
-          <w:rFonts w:ascii="微软雅黑" w:hAnsi="微软雅黑" w:eastAsia="微软雅黑"/>
+          <w:rFonts w:ascii="宋体" w:hAnsi="宋体" w:eastAsia="宋体"/>
           <w:b w:val="0"/>
           <w:color w:val="697871"/>
           <w:sz w:val="20"/>
@@ -874,34 +762,25 @@
     </w:p>
     <w:p>
       <w:pPr>
-        <w:spacing w:before="60" w:after="60"/>
+        <w:spacing w:after="80" w:before="0"/>
       </w:pPr>
       <w:r>
         <w:rPr>
-          <w:rFonts w:ascii="微软雅黑" w:hAnsi="微软雅黑" w:eastAsia="微软雅黑"/>
-          <w:b/>
-          <w:color w:val="27765C"/>
-          <w:sz w:val="22"/>
-        </w:rPr>
-        <w:t>师：</w:t>
-      </w:r>
-      <w:r>
-        <w:rPr>
-          <w:rFonts w:ascii="微软雅黑" w:hAnsi="微软雅黑" w:eastAsia="微软雅黑"/>
+          <w:rFonts w:ascii="宋体" w:hAnsi="宋体" w:eastAsia="宋体"/>
           <w:b w:val="0"/>
           <w:color w:val="273632"/>
           <w:sz w:val="22"/>
         </w:rPr>
-        <w:t>（约第18分半）大家看，刚才这一块五颜六色，现在颜色统一多了，说明大家都学会了。</w:t>
+        <w:t>师： （修改结束前）大家看，刚才这一块五颜六色，现在颜色统一多了，说明大家都学会了。</w:t>
       </w:r>
     </w:p>
     <w:p>
       <w:pPr>
-        <w:spacing w:before="280" w:after="120"/>
+        <w:spacing w:after="120" w:before="240"/>
       </w:pPr>
       <w:r>
         <w:rPr>
-          <w:rFonts w:ascii="微软雅黑" w:hAnsi="微软雅黑" w:eastAsia="微软雅黑"/>
+          <w:rFonts w:ascii="宋体" w:hAnsi="宋体" w:eastAsia="宋体"/>
           <w:b/>
           <w:color w:val="273632"/>
           <w:sz w:val="28"/>
@@ -910,44 +789,35 @@
       </w:r>
       <w:r>
         <w:rPr>
-          <w:rFonts w:ascii="微软雅黑" w:hAnsi="微软雅黑" w:eastAsia="微软雅黑"/>
+          <w:rFonts w:ascii="宋体" w:hAnsi="宋体" w:eastAsia="宋体"/>
           <w:b w:val="0"/>
           <w:color w:val="27765C"/>
-          <w:sz w:val="22"/>
+          <w:sz w:val="28"/>
         </w:rPr>
-        <w:t xml:space="preserve">  19—21分钟，约2分钟</w:t>
+        <w:t xml:space="preserve">  约2分钟</w:t>
       </w:r>
     </w:p>
     <w:p>
       <w:pPr>
-        <w:spacing w:before="60" w:after="60"/>
+        <w:spacing w:after="80" w:before="0"/>
       </w:pPr>
       <w:r>
         <w:rPr>
-          <w:rFonts w:ascii="微软雅黑" w:hAnsi="微软雅黑" w:eastAsia="微软雅黑"/>
-          <w:b/>
-          <w:color w:val="27765C"/>
-          <w:sz w:val="22"/>
-        </w:rPr>
-        <w:t>师：</w:t>
-      </w:r>
-      <w:r>
-        <w:rPr>
-          <w:rFonts w:ascii="微软雅黑" w:hAnsi="微软雅黑" w:eastAsia="微软雅黑"/>
+          <w:rFonts w:ascii="宋体" w:hAnsi="宋体" w:eastAsia="宋体"/>
           <w:b w:val="0"/>
           <w:color w:val="273632"/>
           <w:sz w:val="22"/>
         </w:rPr>
-        <w:t>刚才，我们已经认识了键盘五个区域，那么现在，我们就要真正开始用键盘来打字了。</w:t>
+        <w:t>师： 刚才，我们已经认识了键盘五个区域，那么现在，我们就要真正开始用键盘来打字了。</w:t>
       </w:r>
     </w:p>
     <w:p>
       <w:pPr>
-        <w:spacing w:before="40" w:after="40"/>
+        <w:spacing w:after="80" w:before="0"/>
       </w:pPr>
       <w:r>
         <w:rPr>
-          <w:rFonts w:ascii="微软雅黑" w:hAnsi="微软雅黑" w:eastAsia="微软雅黑"/>
+          <w:rFonts w:ascii="宋体" w:hAnsi="宋体" w:eastAsia="宋体"/>
           <w:b/>
           <w:color w:val="27765C"/>
           <w:sz w:val="20"/>
@@ -956,7 +826,7 @@
       </w:r>
       <w:r>
         <w:rPr>
-          <w:rFonts w:ascii="微软雅黑" w:hAnsi="微软雅黑" w:eastAsia="微软雅黑"/>
+          <w:rFonts w:ascii="宋体" w:hAnsi="宋体" w:eastAsia="宋体"/>
           <w:b w:val="0"/>
           <w:color w:val="697871"/>
           <w:sz w:val="20"/>
@@ -966,103 +836,67 @@
     </w:p>
     <w:p>
       <w:pPr>
-        <w:spacing w:before="60" w:after="60"/>
+        <w:spacing w:after="80" w:before="0"/>
       </w:pPr>
       <w:r>
         <w:rPr>
-          <w:rFonts w:ascii="微软雅黑" w:hAnsi="微软雅黑" w:eastAsia="微软雅黑"/>
-          <w:b/>
-          <w:color w:val="27765C"/>
-          <w:sz w:val="22"/>
-        </w:rPr>
-        <w:t>师：</w:t>
-      </w:r>
-      <w:r>
-        <w:rPr>
-          <w:rFonts w:ascii="微软雅黑" w:hAnsi="微软雅黑" w:eastAsia="微软雅黑"/>
+          <w:rFonts w:ascii="宋体" w:hAnsi="宋体" w:eastAsia="宋体"/>
           <w:b w:val="0"/>
           <w:color w:val="273632"/>
           <w:sz w:val="22"/>
         </w:rPr>
-        <w:t>打字之前，先找到我们刚才说的主键盘区。今天输入字母和数字，主要就用它。</w:t>
+        <w:t>师： 打字之前，先找到我们刚才说的主键盘区。今天输入字母和数字，主要就用它。</w:t>
       </w:r>
     </w:p>
     <w:p>
       <w:pPr>
-        <w:spacing w:before="60" w:after="60"/>
+        <w:spacing w:after="80" w:before="0"/>
       </w:pPr>
       <w:r>
         <w:rPr>
-          <w:rFonts w:ascii="微软雅黑" w:hAnsi="微软雅黑" w:eastAsia="微软雅黑"/>
-          <w:b/>
-          <w:color w:val="27765C"/>
-          <w:sz w:val="22"/>
-        </w:rPr>
-        <w:t>师：</w:t>
-      </w:r>
-      <w:r>
-        <w:rPr>
-          <w:rFonts w:ascii="微软雅黑" w:hAnsi="微软雅黑" w:eastAsia="微软雅黑"/>
+          <w:rFonts w:ascii="宋体" w:hAnsi="宋体" w:eastAsia="宋体"/>
           <w:b w:val="0"/>
           <w:color w:val="273632"/>
           <w:sz w:val="22"/>
         </w:rPr>
-        <w:t>一张色卡上，第一关有 12 个格子，第二关 20 个，再往后一关有 30 个。把这张色卡的格子全部点亮，就可以收藏它，自动进入下一关。</w:t>
+        <w:t>师： 一张色卡上，第一关有 12 个格子，第二关 20 个，再往后一关有 30 个。把这张色卡的格子全部点亮，就可以收藏它，自动进入下一关。</w:t>
       </w:r>
     </w:p>
     <w:p>
       <w:pPr>
-        <w:spacing w:before="60" w:after="60"/>
+        <w:spacing w:after="80" w:before="0"/>
       </w:pPr>
       <w:r>
         <w:rPr>
-          <w:rFonts w:ascii="微软雅黑" w:hAnsi="微软雅黑" w:eastAsia="微软雅黑"/>
-          <w:b/>
-          <w:color w:val="27765C"/>
-          <w:sz w:val="22"/>
-        </w:rPr>
-        <w:t>师：</w:t>
-      </w:r>
-      <w:r>
-        <w:rPr>
-          <w:rFonts w:ascii="微软雅黑" w:hAnsi="微软雅黑" w:eastAsia="微软雅黑"/>
+          <w:rFonts w:ascii="宋体" w:hAnsi="宋体" w:eastAsia="宋体"/>
           <w:b w:val="0"/>
           <w:color w:val="273632"/>
           <w:sz w:val="22"/>
         </w:rPr>
-        <w:t>小提示：大小写都可以，今天不要求大小写转换，按对字母就行；请大家把输入法调到英文状态。准备好了吗？</w:t>
+        <w:t>师： 小提示：大小写都可以，今天不要求大小写转换，按对字母就行；请大家把输入法调到英文状态。准备好了吗？</w:t>
       </w:r>
     </w:p>
     <w:p>
       <w:pPr>
-        <w:spacing w:before="40" w:after="40"/>
+        <w:spacing w:after="80" w:before="0"/>
       </w:pPr>
       <w:r>
         <w:rPr>
-          <w:rFonts w:ascii="微软雅黑" w:hAnsi="微软雅黑" w:eastAsia="微软雅黑"/>
-          <w:b/>
-          <w:color w:val="27765C"/>
-          <w:sz w:val="22"/>
-        </w:rPr>
-        <w:t>生：</w:t>
-      </w:r>
-      <w:r>
-        <w:rPr>
-          <w:rFonts w:ascii="微软雅黑" w:hAnsi="微软雅黑" w:eastAsia="微软雅黑"/>
+          <w:rFonts w:ascii="宋体" w:hAnsi="宋体" w:eastAsia="宋体"/>
           <w:b w:val="0"/>
           <w:color w:val="273632"/>
           <w:sz w:val="22"/>
         </w:rPr>
-        <w:t>准备好了！</w:t>
+        <w:t>生： 准备好了！</w:t>
       </w:r>
     </w:p>
     <w:p>
       <w:pPr>
-        <w:spacing w:before="280" w:after="120"/>
+        <w:spacing w:after="120" w:before="240"/>
       </w:pPr>
       <w:r>
         <w:rPr>
-          <w:rFonts w:ascii="微软雅黑" w:hAnsi="微软雅黑" w:eastAsia="微软雅黑"/>
+          <w:rFonts w:ascii="宋体" w:hAnsi="宋体" w:eastAsia="宋体"/>
           <w:b/>
           <w:color w:val="273632"/>
           <w:sz w:val="28"/>
@@ -1071,44 +905,35 @@
       </w:r>
       <w:r>
         <w:rPr>
-          <w:rFonts w:ascii="微软雅黑" w:hAnsi="微软雅黑" w:eastAsia="微软雅黑"/>
+          <w:rFonts w:ascii="宋体" w:hAnsi="宋体" w:eastAsia="宋体"/>
           <w:b w:val="0"/>
           <w:color w:val="27765C"/>
-          <w:sz w:val="22"/>
+          <w:sz w:val="28"/>
         </w:rPr>
-        <w:t xml:space="preserve">  21—37分钟，约16分钟</w:t>
+        <w:t xml:space="preserve">  约10分钟</w:t>
       </w:r>
     </w:p>
     <w:p>
       <w:pPr>
-        <w:spacing w:before="60" w:after="60"/>
+        <w:spacing w:after="80" w:before="0"/>
       </w:pPr>
       <w:r>
         <w:rPr>
-          <w:rFonts w:ascii="微软雅黑" w:hAnsi="微软雅黑" w:eastAsia="微软雅黑"/>
-          <w:b/>
-          <w:color w:val="27765C"/>
-          <w:sz w:val="22"/>
-        </w:rPr>
-        <w:t>师：</w:t>
-      </w:r>
-      <w:r>
-        <w:rPr>
-          <w:rFonts w:ascii="微软雅黑" w:hAnsi="微软雅黑" w:eastAsia="微软雅黑"/>
+          <w:rFonts w:ascii="宋体" w:hAnsi="宋体" w:eastAsia="宋体"/>
           <w:b w:val="0"/>
           <w:color w:val="273632"/>
           <w:sz w:val="22"/>
         </w:rPr>
-        <w:t>好，开始闯关！请大家看清目标，找到键，再轻轻按下去。</w:t>
+        <w:t>师： 好，开始闯关！请大家看清目标，找到键，再轻轻按下去。</w:t>
       </w:r>
     </w:p>
     <w:p>
       <w:pPr>
-        <w:spacing w:before="40" w:after="40"/>
+        <w:spacing w:after="80" w:before="0"/>
       </w:pPr>
       <w:r>
         <w:rPr>
-          <w:rFonts w:ascii="微软雅黑" w:hAnsi="微软雅黑" w:eastAsia="微软雅黑"/>
+          <w:rFonts w:ascii="宋体" w:hAnsi="宋体" w:eastAsia="宋体"/>
           <w:b/>
           <w:color w:val="27765C"/>
           <w:sz w:val="20"/>
@@ -1117,7 +942,7 @@
       </w:r>
       <w:r>
         <w:rPr>
-          <w:rFonts w:ascii="微软雅黑" w:hAnsi="微软雅黑" w:eastAsia="微软雅黑"/>
+          <w:rFonts w:ascii="宋体" w:hAnsi="宋体" w:eastAsia="宋体"/>
           <w:b w:val="0"/>
           <w:color w:val="697871"/>
           <w:sz w:val="20"/>
@@ -1127,11 +952,11 @@
     </w:p>
     <w:p>
       <w:pPr>
-        <w:spacing w:before="280" w:after="120"/>
+        <w:spacing w:after="120" w:before="240"/>
       </w:pPr>
       <w:r>
         <w:rPr>
-          <w:rFonts w:ascii="微软雅黑" w:hAnsi="微软雅黑" w:eastAsia="微软雅黑"/>
+          <w:rFonts w:ascii="宋体" w:hAnsi="宋体" w:eastAsia="宋体"/>
           <w:b/>
           <w:color w:val="273632"/>
           <w:sz w:val="28"/>
@@ -1140,159 +965,91 @@
       </w:r>
       <w:r>
         <w:rPr>
-          <w:rFonts w:ascii="微软雅黑" w:hAnsi="微软雅黑" w:eastAsia="微软雅黑"/>
+          <w:rFonts w:ascii="宋体" w:hAnsi="宋体" w:eastAsia="宋体"/>
           <w:b w:val="0"/>
           <w:color w:val="27765C"/>
-          <w:sz w:val="22"/>
+          <w:sz w:val="28"/>
         </w:rPr>
-        <w:t xml:space="preserve">  37—40分钟，约3分钟</w:t>
+        <w:t xml:space="preserve">  约2分钟</w:t>
       </w:r>
     </w:p>
     <w:p>
       <w:pPr>
-        <w:spacing w:before="60" w:after="60"/>
+        <w:spacing w:after="80" w:before="0"/>
       </w:pPr>
       <w:r>
         <w:rPr>
-          <w:rFonts w:ascii="微软雅黑" w:hAnsi="微软雅黑" w:eastAsia="微软雅黑"/>
-          <w:b/>
-          <w:color w:val="27765C"/>
-          <w:sz w:val="22"/>
-        </w:rPr>
-        <w:t>师：</w:t>
-      </w:r>
-      <w:r>
-        <w:rPr>
-          <w:rFonts w:ascii="微软雅黑" w:hAnsi="微软雅黑" w:eastAsia="微软雅黑"/>
+          <w:rFonts w:ascii="宋体" w:hAnsi="宋体" w:eastAsia="宋体"/>
           <w:b w:val="0"/>
           <w:color w:val="273632"/>
           <w:sz w:val="22"/>
         </w:rPr>
-        <w:t>这节课我们一起认识了键盘。谁来说说，键盘可以分成哪五个区域？</w:t>
+        <w:t>师： 这节课我们一起认识了键盘。谁来说说，键盘可以分成哪五个区域？</w:t>
       </w:r>
     </w:p>
     <w:p>
       <w:pPr>
-        <w:spacing w:before="40" w:after="40"/>
+        <w:spacing w:after="80" w:before="0"/>
       </w:pPr>
       <w:r>
         <w:rPr>
-          <w:rFonts w:ascii="微软雅黑" w:hAnsi="微软雅黑" w:eastAsia="微软雅黑"/>
-          <w:b/>
-          <w:color w:val="27765C"/>
-          <w:sz w:val="22"/>
-        </w:rPr>
-        <w:t>生：</w:t>
-      </w:r>
-      <w:r>
-        <w:rPr>
-          <w:rFonts w:ascii="微软雅黑" w:hAnsi="微软雅黑" w:eastAsia="微软雅黑"/>
+          <w:rFonts w:ascii="宋体" w:hAnsi="宋体" w:eastAsia="宋体"/>
           <w:b w:val="0"/>
           <w:color w:val="273632"/>
           <w:sz w:val="22"/>
         </w:rPr>
-        <w:t>主键盘区、功能键区、编辑键区、小键盘区、指示灯区。</w:t>
+        <w:t>生： 主键盘区、功能键区、编辑键区、小键盘区、指示灯区。</w:t>
       </w:r>
     </w:p>
     <w:p>
       <w:pPr>
-        <w:spacing w:before="60" w:after="60"/>
+        <w:spacing w:after="80" w:before="0"/>
       </w:pPr>
       <w:r>
         <w:rPr>
-          <w:rFonts w:ascii="微软雅黑" w:hAnsi="微软雅黑" w:eastAsia="微软雅黑"/>
-          <w:b/>
-          <w:color w:val="27765C"/>
-          <w:sz w:val="22"/>
-        </w:rPr>
-        <w:t>师：</w:t>
-      </w:r>
-      <w:r>
-        <w:rPr>
-          <w:rFonts w:ascii="微软雅黑" w:hAnsi="微软雅黑" w:eastAsia="微软雅黑"/>
+          <w:rFonts w:ascii="宋体" w:hAnsi="宋体" w:eastAsia="宋体"/>
           <w:b w:val="0"/>
           <w:color w:val="273632"/>
           <w:sz w:val="22"/>
         </w:rPr>
-        <w:t>非常好！那今天我们输入字母和数字，主要用的是哪个区域？</w:t>
+        <w:t>师： 非常好！那今天我们输入字母和数字，主要用的是哪个区域？</w:t>
       </w:r>
     </w:p>
     <w:p>
       <w:pPr>
-        <w:spacing w:before="40" w:after="40"/>
+        <w:spacing w:after="80" w:before="0"/>
       </w:pPr>
       <w:r>
         <w:rPr>
-          <w:rFonts w:ascii="微软雅黑" w:hAnsi="微软雅黑" w:eastAsia="微软雅黑"/>
-          <w:b/>
-          <w:color w:val="27765C"/>
-          <w:sz w:val="22"/>
-        </w:rPr>
-        <w:t>生：</w:t>
-      </w:r>
-      <w:r>
-        <w:rPr>
-          <w:rFonts w:ascii="微软雅黑" w:hAnsi="微软雅黑" w:eastAsia="微软雅黑"/>
+          <w:rFonts w:ascii="宋体" w:hAnsi="宋体" w:eastAsia="宋体"/>
           <w:b w:val="0"/>
           <w:color w:val="273632"/>
           <w:sz w:val="22"/>
         </w:rPr>
-        <w:t>主键盘区！</w:t>
+        <w:t>生： 主键盘区！</w:t>
       </w:r>
     </w:p>
     <w:p>
       <w:pPr>
-        <w:spacing w:before="60" w:after="60"/>
+        <w:spacing w:after="80" w:before="0"/>
       </w:pPr>
       <w:r>
         <w:rPr>
-          <w:rFonts w:ascii="微软雅黑" w:hAnsi="微软雅黑" w:eastAsia="微软雅黑"/>
-          <w:b/>
-          <w:color w:val="27765C"/>
-          <w:sz w:val="22"/>
-        </w:rPr>
-        <w:t>师：</w:t>
-      </w:r>
-      <w:r>
-        <w:rPr>
-          <w:rFonts w:ascii="微软雅黑" w:hAnsi="微软雅黑" w:eastAsia="微软雅黑"/>
+          <w:rFonts w:ascii="宋体" w:hAnsi="宋体" w:eastAsia="宋体"/>
           <w:b w:val="0"/>
           <w:color w:val="273632"/>
           <w:sz w:val="22"/>
         </w:rPr>
-        <w:t>对。今天我们先自己尝试涂颜色，再听老师讲、动手修改，认识了五个区域；又用主键盘区，一个一个点亮了色卡。可能有同学还觉得有些键找得慢，没关系，课后多练，就会越来越熟悉。</w:t>
+        <w:t>师： 对。今天我们先自己尝试涂颜色，再听老师讲、动手修改，认识了五个区域；又用主键盘区，一个一个点亮了色卡。可能有同学还觉得有些键找得慢，没关系，多练就会越来越熟悉。</w:t>
       </w:r>
     </w:p>
     <w:p>
       <w:pPr>
-        <w:spacing w:before="60" w:after="60"/>
+        <w:spacing w:after="80" w:before="0"/>
       </w:pPr>
       <w:r>
         <w:rPr>
-          <w:rFonts w:ascii="微软雅黑" w:hAnsi="微软雅黑" w:eastAsia="微软雅黑"/>
-          <w:b/>
-          <w:color w:val="27765C"/>
-          <w:sz w:val="22"/>
-        </w:rPr>
-        <w:t>师：</w:t>
-      </w:r>
-      <w:r>
-        <w:rPr>
-          <w:rFonts w:ascii="微软雅黑" w:hAnsi="微软雅黑" w:eastAsia="微软雅黑"/>
-          <w:b w:val="0"/>
-          <w:color w:val="273632"/>
-          <w:sz w:val="22"/>
-        </w:rPr>
-        <w:t>这节课就上到这里，下课！</w:t>
-      </w:r>
-    </w:p>
-    <w:p>
-      <w:pPr>
-        <w:spacing w:before="40" w:after="40"/>
-      </w:pPr>
-      <w:r>
-        <w:rPr>
-          <w:rFonts w:ascii="微软雅黑" w:hAnsi="微软雅黑" w:eastAsia="微软雅黑"/>
+          <w:rFonts w:ascii="宋体" w:hAnsi="宋体" w:eastAsia="宋体"/>
           <w:b/>
           <w:color w:val="27765C"/>
           <w:sz w:val="20"/>
@@ -1301,12 +1058,86 @@
       </w:r>
       <w:r>
         <w:rPr>
-          <w:rFonts w:ascii="微软雅黑" w:hAnsi="微软雅黑" w:eastAsia="微软雅黑"/>
+          <w:rFonts w:ascii="宋体" w:hAnsi="宋体" w:eastAsia="宋体"/>
           <w:b w:val="0"/>
           <w:color w:val="697871"/>
           <w:sz w:val="20"/>
         </w:rPr>
         <w:t>板书：认识键盘；主键盘区 / 功能键区 / 编辑键区 / 小键盘区 / 指示灯区；主键盘区：输入字母和数字。</w:t>
+      </w:r>
+    </w:p>
+    <w:p>
+      <w:pPr>
+        <w:spacing w:after="120" w:before="240"/>
+      </w:pPr>
+      <w:r>
+        <w:rPr>
+          <w:rFonts w:ascii="宋体" w:hAnsi="宋体" w:eastAsia="宋体"/>
+          <w:b/>
+          <w:color w:val="273632"/>
+          <w:sz w:val="28"/>
+        </w:rPr>
+        <w:t>九、学生练习</w:t>
+      </w:r>
+      <w:r>
+        <w:rPr>
+          <w:rFonts w:ascii="宋体" w:hAnsi="宋体" w:eastAsia="宋体"/>
+          <w:b w:val="0"/>
+          <w:color w:val="27765C"/>
+          <w:sz w:val="28"/>
+        </w:rPr>
+        <w:t xml:space="preserve">  剩余约6分钟</w:t>
+      </w:r>
+    </w:p>
+    <w:p>
+      <w:pPr>
+        <w:spacing w:after="80" w:before="0"/>
+      </w:pPr>
+      <w:r>
+        <w:rPr>
+          <w:rFonts w:ascii="宋体" w:hAnsi="宋体" w:eastAsia="宋体"/>
+          <w:b/>
+          <w:color w:val="27765C"/>
+          <w:sz w:val="20"/>
+        </w:rPr>
+        <w:t>【操作】</w:t>
+      </w:r>
+      <w:r>
+        <w:rPr>
+          <w:rFonts w:ascii="宋体" w:hAnsi="宋体" w:eastAsia="宋体"/>
+          <w:b w:val="0"/>
+          <w:color w:val="697871"/>
+          <w:sz w:val="20"/>
+        </w:rPr>
+        <w:t>剩余时间交给学生自主巩固：可继续打字闯关收集色卡，也可进行知识点练习等；教师巡视个别指导，不新授内容。</w:t>
+      </w:r>
+    </w:p>
+    <w:p>
+      <w:pPr>
+        <w:spacing w:after="80" w:before="0"/>
+      </w:pPr>
+      <w:r>
+        <w:rPr>
+          <w:rFonts w:ascii="宋体" w:hAnsi="宋体" w:eastAsia="宋体"/>
+          <w:b w:val="0"/>
+          <w:color w:val="273632"/>
+          <w:sz w:val="22"/>
+        </w:rPr>
+        <w:t>师： 这节课就上到这里，下课！</w:t>
+      </w:r>
+    </w:p>
+    <w:p>
+      <w:pPr>
+        <w:spacing w:after="120" w:before="240"/>
+      </w:pPr>
+      <w:r>
+        <w:rPr>
+          <w:rFonts w:ascii="宋体" w:hAnsi="宋体" w:eastAsia="宋体"/>
+          <w:b w:val="0"/>
+          <w:color w:val="697871"/>
+          <w:sz w:val="18"/>
+        </w:rPr>
+        <w:t>可直接照念“师”后内容；“生”为预设回答，仅供参考；带【操作】【预备】的提示不上台念出。 修改本页后同步更新 Word 逐字稿，便于打印与存档。</w:t>
       </w:r>
     </w:p>
     <w:sectPr>

--- a/邱梓钊 三年级《认识键盘》课堂逐字稿.docx
+++ b/邱梓钊 三年级《认识键盘》课堂逐字稿.docx
@@ -65,16 +65,7 @@
           <w:color w:val="27765C"/>
           <w:sz w:val="22"/>
         </w:rPr>
-        <w:t>使用说明：</w:t>
-      </w:r>
-      <w:r>
-        <w:rPr>
-          <w:rFonts w:ascii="宋体" w:hAnsi="宋体" w:eastAsia="宋体"/>
-          <w:b w:val="0"/>
-          <w:color w:val="273632"/>
-          <w:sz w:val="22"/>
-        </w:rPr>
-        <w:t>“师：”后为教师可直接照念的话；“生：”为预设学生回答，仅供参考；【操作】【巡视】为课件、网页和动作提示，不需要念出。学生上色、修改、打字与总结后练习共约25分钟；教师讲述集中在导入、演示、讲解和总结。</w:t>
+        <w:t xml:space="preserve">使用说明：“师：”后为可直接使用的课堂用语；“生：”为预设回答，仅供参考；【操作】【巡视】为动作提示，不念出。流程细分便于上课查看，与教案五个大环节对应，总计40分钟。</w:t>
       </w:r>
     </w:p>
     <w:p>
@@ -155,16 +146,7 @@
           <w:color w:val="273632"/>
           <w:sz w:val="28"/>
         </w:rPr>
-        <w:t>一、导入和引出五分区</w:t>
-      </w:r>
-      <w:r>
-        <w:rPr>
-          <w:rFonts w:ascii="宋体" w:hAnsi="宋体" w:eastAsia="宋体"/>
-          <w:b w:val="0"/>
-          <w:color w:val="27765C"/>
-          <w:sz w:val="28"/>
-        </w:rPr>
-        <w:t xml:space="preserve">  约3分钟</w:t>
+        <w:t xml:space="preserve">一、复习导入，引出课题  3分钟</w:t>
       </w:r>
     </w:p>
     <w:p>
@@ -178,7 +160,7 @@
           <w:color w:val="273632"/>
           <w:sz w:val="22"/>
         </w:rPr>
-        <w:t>师： 前面几节课，我们认识了鼠标，并且学习和练习了它的五种用法：指向、拖动、单击、双击、右击。</w:t>
+        <w:t xml:space="preserve">师： 前面几节课，我们认识了鼠标，并且学习和练习了它的五种用法：指向、拖动、单击、双击、右击。</w:t>
       </w:r>
     </w:p>
     <w:p>
@@ -192,7 +174,7 @@
           <w:color w:val="273632"/>
           <w:sz w:val="22"/>
         </w:rPr>
-        <w:t>师： 鼠标可以帮我们控制电脑。在我们的电脑上，除了鼠标之外，还有一个非常重要的设备，可以用来输入文字、字母和数字——它是什么？</w:t>
+        <w:t xml:space="preserve">师： 鼠标可以帮我们控制电脑。在我们的电脑上，除了鼠标之外，还有一个非常重要的设备，可以用来输入文字、字母和数字——它是什么？</w:t>
       </w:r>
     </w:p>
     <w:p>
@@ -206,7 +188,7 @@
           <w:color w:val="273632"/>
           <w:sz w:val="22"/>
         </w:rPr>
-        <w:t>生： 键盘！</w:t>
+        <w:t xml:space="preserve">生： 键盘！</w:t>
       </w:r>
     </w:p>
     <w:p>
@@ -220,7 +202,119 @@
           <w:color w:val="273632"/>
           <w:sz w:val="22"/>
         </w:rPr>
-        <w:t>师： 对，就是键盘。今天这节课，我们就一起来——认识键盘。</w:t>
+        <w:t xml:space="preserve">师： 对，就是键盘。今天这节课，我们就一起来——认识键盘。</w:t>
+      </w:r>
+    </w:p>
+    <w:p>
+      <w:pPr>
+        <w:spacing w:after="80" w:before="0"/>
+      </w:pPr>
+      <w:r>
+        <w:rPr>
+          <w:rFonts w:ascii="宋体" w:hAnsi="宋体" w:eastAsia="宋体"/>
+          <w:b w:val="0"/>
+          <w:color w:val="273632"/>
+          <w:sz w:val="22"/>
+        </w:rPr>
+        <w:t xml:space="preserve">【操作】板书课题：认识键盘。</w:t>
+      </w:r>
+    </w:p>
+    <w:p>
+      <w:pPr>
+        <w:spacing w:after="120" w:before="240"/>
+      </w:pPr>
+      <w:r>
+        <w:rPr>
+          <w:rFonts w:ascii="宋体" w:hAnsi="宋体" w:eastAsia="宋体"/>
+          <w:b/>
+          <w:color w:val="273632"/>
+          <w:sz w:val="28"/>
+        </w:rPr>
+        <w:t xml:space="preserve">二、引出五区，演示填色  3分钟</w:t>
+      </w:r>
+    </w:p>
+    <w:p>
+      <w:pPr>
+        <w:spacing w:after="80" w:before="0"/>
+      </w:pPr>
+      <w:r>
+        <w:rPr>
+          <w:rFonts w:ascii="宋体" w:hAnsi="宋体" w:eastAsia="宋体"/>
+          <w:b w:val="0"/>
+          <w:color w:val="273632"/>
+          <w:sz w:val="22"/>
+        </w:rPr>
+        <w:t xml:space="preserve">师： 请大家看到屏幕上的键盘，这个键盘，就跟我们桌面上的键盘一模一样，有着很多按键。这些按键，可以把它们划分成五个不同的区域，这五个区域分别是：主键盘区、功能键区、编辑键区、小键盘区、指示灯区。</w:t>
+      </w:r>
+    </w:p>
+    <w:p>
+      <w:pPr>
+        <w:spacing w:after="80" w:before="0"/>
+      </w:pPr>
+      <w:r>
+        <w:rPr>
+          <w:rFonts w:ascii="宋体" w:hAnsi="宋体" w:eastAsia="宋体"/>
+          <w:b w:val="0"/>
+          <w:color w:val="273632"/>
+          <w:sz w:val="22"/>
+        </w:rPr>
+        <w:t xml:space="preserve">师： 如果让你来分，你会怎么分？想一想，给大家10秒钟思考一下。手放下，不用回答。</w:t>
+      </w:r>
+    </w:p>
+    <w:p>
+      <w:pPr>
+        <w:spacing w:after="80" w:before="0"/>
+      </w:pPr>
+      <w:r>
+        <w:rPr>
+          <w:rFonts w:ascii="宋体" w:hAnsi="宋体" w:eastAsia="宋体"/>
+          <w:b w:val="0"/>
+          <w:color w:val="273632"/>
+          <w:sz w:val="22"/>
+        </w:rPr>
+        <w:t xml:space="preserve">【操作】留约10秒思考时间；学生不必口头回答。</w:t>
+      </w:r>
+    </w:p>
+    <w:p>
+      <w:pPr>
+        <w:spacing w:after="80" w:before="0"/>
+      </w:pPr>
+      <w:r>
+        <w:rPr>
+          <w:rFonts w:ascii="宋体" w:hAnsi="宋体" w:eastAsia="宋体"/>
+          <w:b w:val="0"/>
+          <w:color w:val="273632"/>
+          <w:sz w:val="22"/>
+        </w:rPr>
+        <w:t xml:space="preserve">师： 好，那么接下来，我们就带着自己的想法，一起来尝试一下，给键盘上的按键分区。</w:t>
+      </w:r>
+    </w:p>
+    <w:p>
+      <w:pPr>
+        <w:spacing w:after="80" w:before="0"/>
+      </w:pPr>
+      <w:r>
+        <w:rPr>
+          <w:rFonts w:ascii="宋体" w:hAnsi="宋体" w:eastAsia="宋体"/>
+          <w:b w:val="0"/>
+          <w:color w:val="273632"/>
+          <w:sz w:val="22"/>
+        </w:rPr>
+        <w:t xml:space="preserve">师： 先看到屏幕，我们可以看到，这里的五个区域，每个区域都对应着一种颜色：主键盘区红色、功能键区黄色、编辑键区蓝色、小键盘区绿色、指示灯区紫色。我们要做的，就是按照我们的想法，把键盘上的按键，填上对应区域的颜色。</w:t>
+      </w:r>
+    </w:p>
+    <w:p>
+      <w:pPr>
+        <w:spacing w:after="80" w:before="0"/>
+      </w:pPr>
+      <w:r>
+        <w:rPr>
+          <w:rFonts w:ascii="宋体" w:hAnsi="宋体" w:eastAsia="宋体"/>
+          <w:b w:val="0"/>
+          <w:color w:val="273632"/>
+          <w:sz w:val="22"/>
+        </w:rPr>
+        <w:t xml:space="preserve">师： 那怎么给键盘涂色呢？先看老师演示：先点上面的一种颜色，再点键盘上的一个键，这个键就被涂上颜色了。你看——我点一下红色，再点这个键，它就变红了。如果想一次涂好几个键，可以按住鼠标左键轻轻拖过去，连着涂一片。万一涂错了，没关系，换一种颜色，再点一下那个键，就改过来了。</w:t>
       </w:r>
     </w:p>
     <w:p>
@@ -234,16 +328,21 @@
           <w:color w:val="27765C"/>
           <w:sz w:val="20"/>
         </w:rPr>
-        <w:t>【操作】</w:t>
+        <w:t xml:space="preserve">【操作】切到填色学生网页，确认链接已分发；学生端颜色图例常驻。</w:t>
       </w:r>
+    </w:p>
+    <w:p>
+      <w:pPr>
+        <w:spacing w:after="120" w:before="240"/>
+      </w:pPr>
       <w:r>
         <w:rPr>
           <w:rFonts w:ascii="宋体" w:hAnsi="宋体" w:eastAsia="宋体"/>
-          <w:b w:val="0"/>
-          <w:color w:val="697871"/>
-          <w:sz w:val="20"/>
+          <w:b/>
+          <w:color w:val="273632"/>
+          <w:sz w:val="28"/>
         </w:rPr>
-        <w:t>板书课题：认识键盘。</w:t>
+        <w:t xml:space="preserve">三、学生填色，小组交流  6分钟</w:t>
       </w:r>
     </w:p>
     <w:p>
@@ -257,7 +356,21 @@
           <w:color w:val="273632"/>
           <w:sz w:val="22"/>
         </w:rPr>
-        <w:t>师： 请大家看到屏幕上的键盘，这个键盘，就跟我们桌面上的键盘一模一样，有着很多按键。这些按键，可以把它们划分成五个不同的区域，这五个区域分别是：主键盘区、功能键区、编辑键区、小键盘区、指示灯区。</w:t>
+        <w:t xml:space="preserve">师： 现在先自己观察、自己填色。想一想，哪些键应该分在一起？暂时不确定的地方，可以先按自己的判断试一试。</w:t>
+      </w:r>
+    </w:p>
+    <w:p>
+      <w:pPr>
+        <w:spacing w:after="80" w:before="0"/>
+      </w:pPr>
+      <w:r>
+        <w:rPr>
+          <w:rFonts w:ascii="宋体" w:hAnsi="宋体" w:eastAsia="宋体"/>
+          <w:b/>
+          <w:color w:val="27765C"/>
+          <w:sz w:val="20"/>
+        </w:rPr>
+        <w:t xml:space="preserve">【巡视】学生独立填色，教师帮助解决操作困难，查看混色、平均正确率和已填完人数，选取有代表性的小组。</w:t>
       </w:r>
     </w:p>
     <w:p>
@@ -271,7 +384,7 @@
           <w:color w:val="273632"/>
           <w:sz w:val="22"/>
         </w:rPr>
-        <w:t>师： 如果让你来分，你会怎么分？想一想，给大家10秒钟思考一下。手放下，不用回答。</w:t>
+        <w:t xml:space="preserve">师： 接下来请在小组里交流。看看哪些地方大家涂得一样，哪些地方不一样。说一说：你把哪些键放在一起？为什么？先听同伴说完，再介绍自己的想法。</w:t>
       </w:r>
     </w:p>
     <w:p>
@@ -285,16 +398,21 @@
           <w:color w:val="27765C"/>
           <w:sz w:val="20"/>
         </w:rPr>
-        <w:t>【操作】</w:t>
+        <w:t xml:space="preserve">【操作】在本环节后段组织小组交流，独立填色与交流合计6分钟，不另增加用时。</w:t>
       </w:r>
+    </w:p>
+    <w:p>
+      <w:pPr>
+        <w:spacing w:after="120" w:before="240"/>
+      </w:pPr>
       <w:r>
         <w:rPr>
           <w:rFonts w:ascii="宋体" w:hAnsi="宋体" w:eastAsia="宋体"/>
-          <w:b w:val="0"/>
-          <w:color w:val="697871"/>
-          <w:sz w:val="20"/>
+          <w:b/>
+          <w:color w:val="273632"/>
+          <w:sz w:val="28"/>
         </w:rPr>
-        <w:t>留约10秒思考时间；学生不必口头回答。</w:t>
+        <w:t xml:space="preserve">四、小组展示，说明依据  2分钟</w:t>
       </w:r>
     </w:p>
     <w:p>
@@ -308,7 +426,7 @@
           <w:color w:val="273632"/>
           <w:sz w:val="22"/>
         </w:rPr>
-        <w:t>师： 好，那么接下来，我们就带着自己的想法，一起来尝试一下，给键盘上的按键分区。</w:t>
+        <w:t xml:space="preserve">师： 请这一组来介绍一下。你们想展示哪个区域？你们为什么这样分？</w:t>
       </w:r>
     </w:p>
     <w:p>
@@ -322,7 +440,49 @@
           <w:color w:val="273632"/>
           <w:sz w:val="22"/>
         </w:rPr>
-        <w:t>师： 先看到屏幕，我们可以看到，这里的五个区域，每个区域都对应着一种颜色：主键盘区红色、功能键区黄色、编辑键区蓝色、小键盘区绿色、指示灯区紫色。我们要做的，就是按照我们的想法，把键盘上的按键，填上对应区域的颜色。</w:t>
+        <w:t xml:space="preserve">生： （结合小组实际填色，指出按键或区域，说明判断依据。）</w:t>
+      </w:r>
+    </w:p>
+    <w:p>
+      <w:pPr>
+        <w:spacing w:after="80" w:before="0"/>
+      </w:pPr>
+      <w:r>
+        <w:rPr>
+          <w:rFonts w:ascii="宋体" w:hAnsi="宋体" w:eastAsia="宋体"/>
+          <w:b w:val="0"/>
+          <w:color w:val="273632"/>
+          <w:sz w:val="22"/>
+        </w:rPr>
+        <w:t xml:space="preserve">师： 其他小组有没有不同的想法？可以指着具体的位置说一说。</w:t>
+      </w:r>
+    </w:p>
+    <w:p>
+      <w:pPr>
+        <w:spacing w:after="80" w:before="0"/>
+      </w:pPr>
+      <w:r>
+        <w:rPr>
+          <w:rFonts w:ascii="宋体" w:hAnsi="宋体" w:eastAsia="宋体"/>
+          <w:b/>
+          <w:color w:val="27765C"/>
+          <w:sz w:val="20"/>
+        </w:rPr>
+        <w:t xml:space="preserve">【操作】展示一至两个小组的结果，保存讲解前快照。重点听判断依据，不在本环节逐一公布答案。</w:t>
+      </w:r>
+    </w:p>
+    <w:p>
+      <w:pPr>
+        <w:spacing w:after="80" w:before="0"/>
+      </w:pPr>
+      <w:r>
+        <w:rPr>
+          <w:rFonts w:ascii="宋体" w:hAnsi="宋体" w:eastAsia="宋体"/>
+          <w:b w:val="0"/>
+          <w:color w:val="273632"/>
+          <w:sz w:val="22"/>
+        </w:rPr>
+        <w:t xml:space="preserve">师： 刚才大家提出了一些不同的判断。接下来，我们一起把五个区域认清楚。</w:t>
       </w:r>
     </w:p>
     <w:p>
@@ -336,16 +496,7 @@
           <w:color w:val="273632"/>
           <w:sz w:val="28"/>
         </w:rPr>
-        <w:t>二、演示上色，学习操作</w:t>
-      </w:r>
-      <w:r>
-        <w:rPr>
-          <w:rFonts w:ascii="宋体" w:hAnsi="宋体" w:eastAsia="宋体"/>
-          <w:b w:val="0"/>
-          <w:color w:val="27765C"/>
-          <w:sz w:val="28"/>
-        </w:rPr>
-        <w:t xml:space="preserve">  约3分钟</w:t>
+        <w:t xml:space="preserve">五、纠正讲解，认识五区  5分钟</w:t>
       </w:r>
     </w:p>
     <w:p>
@@ -359,7 +510,7 @@
           <w:color w:val="273632"/>
           <w:sz w:val="22"/>
         </w:rPr>
-        <w:t>师： 那怎么给键盘涂色呢？先看老师演示：先点上面的一种颜色，再点键盘上的一个键，这个键就被涂上颜色了。你看——我点一下红色，再点这个键，它就变红了。如果想一次涂好几个键，可以按住鼠标左键轻轻拖过去，连着涂一片。万一涂错了，没关系，换一种颜色，再点一下那个键，就改过来了。</w:t>
+        <w:t xml:space="preserve">师： 好，时间到。</w:t>
       </w:r>
     </w:p>
     <w:p>
@@ -373,16 +524,161 @@
           <w:color w:val="27765C"/>
           <w:sz w:val="20"/>
         </w:rPr>
-        <w:t>【操作】</w:t>
+        <w:t xml:space="preserve">【操作】打开教师混色键盘看板，展示全班填色结果；随后切换到标准分区图。</w:t>
       </w:r>
+    </w:p>
+    <w:p>
+      <w:pPr>
+        <w:spacing w:after="80" w:before="0"/>
+      </w:pPr>
       <w:r>
         <w:rPr>
           <w:rFonts w:ascii="宋体" w:hAnsi="宋体" w:eastAsia="宋体"/>
           <w:b w:val="0"/>
-          <w:color w:val="697871"/>
+          <w:color w:val="273632"/>
+          <w:sz w:val="22"/>
+        </w:rPr>
+        <w:t xml:space="preserve">师： 大家看大屏幕，这是混色键盘看板。它把全班每个人涂的颜色叠在一起看：同一个键上颜色越纯，说明大家涂得越一致；颜色越花，说明大家的想法不一样。</w:t>
+      </w:r>
+    </w:p>
+    <w:p>
+      <w:pPr>
+        <w:spacing w:after="80" w:before="0"/>
+      </w:pPr>
+      <w:r>
+        <w:rPr>
+          <w:rFonts w:ascii="宋体" w:hAnsi="宋体" w:eastAsia="宋体"/>
+          <w:b w:val="0"/>
+          <w:color w:val="273632"/>
+          <w:sz w:val="22"/>
+        </w:rPr>
+        <w:t xml:space="preserve">师： 你看，有的地方颜色特别一致，有的地方却五颜六色。说明同学们对于怎么划分键盘的五个区域，有着不同的想法。那么接下来，我们先来一起把这五个区域认清楚。</w:t>
+      </w:r>
+    </w:p>
+    <w:p>
+      <w:pPr>
+        <w:spacing w:after="80" w:before="0"/>
+      </w:pPr>
+      <w:r>
+        <w:rPr>
+          <w:rFonts w:ascii="宋体" w:hAnsi="宋体" w:eastAsia="宋体"/>
+          <w:b w:val="0"/>
+          <w:color w:val="273632"/>
+          <w:sz w:val="22"/>
+        </w:rPr>
+        <w:t xml:space="preserve">师： （指中间较大区域）先看中间这一大块，面积最大，上面有字母、有数字，还有一些标点符号，我们今天打字、输入主要就靠它， 这里就是——主键盘区。大家在自己的键盘上找到主键盘区，找一找。</w:t>
+      </w:r>
+    </w:p>
+    <w:p>
+      <w:pPr>
+        <w:spacing w:after="80" w:before="0"/>
+      </w:pPr>
+      <w:r>
+        <w:rPr>
+          <w:rFonts w:ascii="宋体" w:hAnsi="宋体" w:eastAsia="宋体"/>
+          <w:b w:val="0"/>
+          <w:color w:val="273632"/>
+          <w:sz w:val="22"/>
+        </w:rPr>
+        <w:t xml:space="preserve">生： （指认主键盘区）</w:t>
+      </w:r>
+    </w:p>
+    <w:p>
+      <w:pPr>
+        <w:spacing w:after="80" w:before="0"/>
+      </w:pPr>
+      <w:r>
+        <w:rPr>
+          <w:rFonts w:ascii="宋体" w:hAnsi="宋体" w:eastAsia="宋体"/>
+          <w:b w:val="0"/>
+          <w:color w:val="273632"/>
+          <w:sz w:val="22"/>
+        </w:rPr>
+        <w:t xml:space="preserve">师： 再看最上面一排，有 Esc、F1到F12，还有PrtSc、Scroll Lock、Pause/Break，这些都属于功能键区，能帮我们完成一些快捷的功能操作，这是功能键区。其中要注意一下，这里的F1到F12，他们不是数字按键，是功能按键，不能够用来输入数字。</w:t>
+      </w:r>
+    </w:p>
+    <w:p>
+      <w:pPr>
+        <w:spacing w:after="80" w:before="0"/>
+      </w:pPr>
+      <w:r>
+        <w:rPr>
+          <w:rFonts w:ascii="宋体" w:hAnsi="宋体" w:eastAsia="宋体"/>
+          <w:b w:val="0"/>
+          <w:color w:val="273632"/>
+          <w:sz w:val="22"/>
+        </w:rPr>
+        <w:t xml:space="preserve">师： 在主键盘区右边，这里有上下左右四个方向键，还有 Home、Page Up、Delete 这些键，用来移动光标、翻页和编辑内容，叫编辑键区。找一找。</w:t>
+      </w:r>
+    </w:p>
+    <w:p>
+      <w:pPr>
+        <w:spacing w:after="80" w:before="0"/>
+      </w:pPr>
+      <w:r>
+        <w:rPr>
+          <w:rFonts w:ascii="宋体" w:hAnsi="宋体" w:eastAsia="宋体"/>
+          <w:b w:val="0"/>
+          <w:color w:val="273632"/>
+          <w:sz w:val="22"/>
+        </w:rPr>
+        <w:t xml:space="preserve">师： 最右边，数字密密麻麻集中在一起，方便我们快速输入大量数字，这是小键盘区。</w:t>
+      </w:r>
+    </w:p>
+    <w:p>
+      <w:pPr>
+        <w:spacing w:after="80" w:before="0"/>
+      </w:pPr>
+      <w:r>
+        <w:rPr>
+          <w:rFonts w:ascii="宋体" w:hAnsi="宋体" w:eastAsia="宋体"/>
+          <w:b w:val="0"/>
+          <w:color w:val="273632"/>
+          <w:sz w:val="22"/>
+        </w:rPr>
+        <w:t xml:space="preserve">师： 最后看右上角，有三盏小灯，在自己的键盘上找一找，有没有找到？这三个小灯能显示键盘的状态，这里就是指示灯区。</w:t>
+      </w:r>
+    </w:p>
+    <w:p>
+      <w:pPr>
+        <w:spacing w:after="80" w:before="0"/>
+      </w:pPr>
+      <w:r>
+        <w:rPr>
+          <w:rFonts w:ascii="宋体" w:hAnsi="宋体" w:eastAsia="宋体"/>
+          <w:b w:val="0"/>
+          <w:color w:val="273632"/>
+          <w:sz w:val="22"/>
+        </w:rPr>
+        <w:t xml:space="preserve">师： 我们一起读一遍这五个区域，主键盘区，预备读……</w:t>
+      </w:r>
+    </w:p>
+    <w:p>
+      <w:pPr>
+        <w:spacing w:after="80" w:before="0"/>
+      </w:pPr>
+      <w:r>
+        <w:rPr>
+          <w:rFonts w:ascii="宋体" w:hAnsi="宋体" w:eastAsia="宋体"/>
+          <w:b w:val="0"/>
+          <w:color w:val="273632"/>
+          <w:sz w:val="22"/>
+        </w:rPr>
+        <w:t xml:space="preserve">生： （齐读五个区域名称）</w:t>
+      </w:r>
+    </w:p>
+    <w:p>
+      <w:pPr>
+        <w:spacing w:after="80" w:before="0"/>
+      </w:pPr>
+      <w:r>
+        <w:rPr>
+          <w:rFonts w:ascii="宋体" w:hAnsi="宋体" w:eastAsia="宋体"/>
+          <w:b/>
+          <w:color w:val="27765C"/>
           <w:sz w:val="20"/>
         </w:rPr>
-        <w:t>切到填色学生网页，确认链接已分发；学生端颜色图例常驻。</w:t>
+        <w:t xml:space="preserve">【操作】只讲分区位置和用途；本环节不展开双字符键、控制键和大小写转换。</w:t>
       </w:r>
     </w:p>
     <w:p>
@@ -396,16 +692,21 @@
           <w:color w:val="273632"/>
           <w:sz w:val="28"/>
         </w:rPr>
-        <w:t>三、自主尝试，键盘填色</w:t>
+        <w:t xml:space="preserve">六、学生修正，巩固分区  2分钟</w:t>
       </w:r>
+    </w:p>
+    <w:p>
+      <w:pPr>
+        <w:spacing w:after="80" w:before="0"/>
+      </w:pPr>
       <w:r>
         <w:rPr>
           <w:rFonts w:ascii="宋体" w:hAnsi="宋体" w:eastAsia="宋体"/>
           <w:b w:val="0"/>
-          <w:color w:val="27765C"/>
-          <w:sz w:val="28"/>
+          <w:color w:val="273632"/>
+          <w:sz w:val="22"/>
         </w:rPr>
-        <w:t xml:space="preserve">  约7分钟</w:t>
+        <w:t xml:space="preserve">师： 现在请大家回到自己的网页，对照刚刚学到的五个区域，把涂错的地方改过来。改的时候再看一眼面前的真键盘，确认它们是一一对应的。</w:t>
       </w:r>
     </w:p>
     <w:p>
@@ -419,16 +720,7 @@
           <w:color w:val="27765C"/>
           <w:sz w:val="20"/>
         </w:rPr>
-        <w:t>【操作】</w:t>
-      </w:r>
-      <w:r>
-        <w:rPr>
-          <w:rFonts w:ascii="宋体" w:hAnsi="宋体" w:eastAsia="宋体"/>
-          <w:b w:val="0"/>
-          <w:color w:val="697871"/>
-          <w:sz w:val="20"/>
-        </w:rPr>
-        <w:t>学生对照实物键盘自主填色，页面自动同步。教师巡视并打开教师混色键盘看板，悬停查看各键颜色人数与比例，记录易混淆位置；本轮不公布答案。</w:t>
+        <w:t xml:space="preserve">【操作】学生修改填色；教师对仍有混淆的学生个别辅导。</w:t>
       </w:r>
     </w:p>
     <w:p>
@@ -442,16 +734,21 @@
           <w:color w:val="27765C"/>
           <w:sz w:val="20"/>
         </w:rPr>
-        <w:t>【操作】</w:t>
+        <w:t xml:space="preserve">【操作】教师保存“修正后”快照。</w:t>
       </w:r>
+    </w:p>
+    <w:p>
+      <w:pPr>
+        <w:spacing w:after="80" w:before="0"/>
+      </w:pPr>
       <w:r>
         <w:rPr>
           <w:rFonts w:ascii="宋体" w:hAnsi="宋体" w:eastAsia="宋体"/>
           <w:b w:val="0"/>
-          <w:color w:val="697871"/>
-          <w:sz w:val="20"/>
+          <w:color w:val="273632"/>
+          <w:sz w:val="22"/>
         </w:rPr>
-        <w:t>教师在看板保存“讲解前”全班快照。</w:t>
+        <w:t xml:space="preserve">师： 大家看，修改后的颜色比刚才更一致了。这个区域叫什么？请在自己的实物键盘上再找一找。</w:t>
       </w:r>
     </w:p>
     <w:p>
@@ -465,16 +762,7 @@
           <w:color w:val="273632"/>
           <w:sz w:val="28"/>
         </w:rPr>
-        <w:t>四、查看反馈，认识五区</w:t>
-      </w:r>
-      <w:r>
-        <w:rPr>
-          <w:rFonts w:ascii="宋体" w:hAnsi="宋体" w:eastAsia="宋体"/>
-          <w:b w:val="0"/>
-          <w:color w:val="27765C"/>
-          <w:sz w:val="28"/>
-        </w:rPr>
-        <w:t xml:space="preserve">  约5分钟</w:t>
+        <w:t xml:space="preserve">七、演示打字，学习玩法  3分钟</w:t>
       </w:r>
     </w:p>
     <w:p>
@@ -488,7 +776,7 @@
           <w:color w:val="273632"/>
           <w:sz w:val="22"/>
         </w:rPr>
-        <w:t>师： 好，时间到。</w:t>
+        <w:t xml:space="preserve">师： 刚才，我们已经认识了键盘五个区域，那么现在，我们就要真正开始用键盘来打字了。</w:t>
       </w:r>
     </w:p>
     <w:p>
@@ -502,16 +790,7 @@
           <w:color w:val="27765C"/>
           <w:sz w:val="20"/>
         </w:rPr>
-        <w:t>【操作】</w:t>
-      </w:r>
-      <w:r>
-        <w:rPr>
-          <w:rFonts w:ascii="宋体" w:hAnsi="宋体" w:eastAsia="宋体"/>
-          <w:b w:val="0"/>
-          <w:color w:val="697871"/>
-          <w:sz w:val="20"/>
-        </w:rPr>
-        <w:t>打开教师混色键盘看板，展示全班填色结果；随后切换到标准分区图。</w:t>
+        <w:t xml:space="preserve">【操作】切换/分发打字学生链接，打开打字学生页。</w:t>
       </w:r>
     </w:p>
     <w:p>
@@ -525,7 +804,7 @@
           <w:color w:val="273632"/>
           <w:sz w:val="22"/>
         </w:rPr>
-        <w:t>师： 大家看大屏幕，这是混色键盘看板。它把全班每个人涂的颜色叠在一起看：同一个键上颜色越纯，说明大家涂得越一致；颜色越花，说明大家的想法不一样。</w:t>
+        <w:t xml:space="preserve">师： 打字之前，先找到我们刚才说的主键盘区。今天输入字母和数字，主要就用它。</w:t>
       </w:r>
     </w:p>
     <w:p>
@@ -539,7 +818,21 @@
           <w:color w:val="273632"/>
           <w:sz w:val="22"/>
         </w:rPr>
-        <w:t>师： 你看，有的地方颜色特别一致，有的地方却五颜六色。说明同学们对于怎么划分键盘的五个区域，有着不同的想法。那么接下来，我们先来一起把这五个区域认清楚。</w:t>
+        <w:t xml:space="preserve">师： 看准现在高亮的字符，找到这个键，轻轻按一下就可以，不用点输入框。每输对一次，色卡就点亮一格；输错可以再试，已经点亮的颜色会保留。</w:t>
+      </w:r>
+    </w:p>
+    <w:p>
+      <w:pPr>
+        <w:spacing w:after="80" w:before="0"/>
+      </w:pPr>
+      <w:r>
+        <w:rPr>
+          <w:rFonts w:ascii="宋体" w:hAnsi="宋体" w:eastAsia="宋体"/>
+          <w:b/>
+          <w:color w:val="27765C"/>
+          <w:sz w:val="20"/>
+        </w:rPr>
+        <w:t xml:space="preserve">【操作】示范直接按键、字符依次高亮、一轮七个字符完成后切换下一轮。</w:t>
       </w:r>
     </w:p>
     <w:p>
@@ -553,7 +846,7 @@
           <w:color w:val="273632"/>
           <w:sz w:val="22"/>
         </w:rPr>
-        <w:t>师： （指中间较大区域）先看中间这一大块，面积最大，上面有字母、有数字，还有一些标点符号，我们今天打字、输入主要就靠它， 这里就是——主键盘区。大家在自己的键盘上找到主键盘区，找一找。</w:t>
+        <w:t xml:space="preserve">师： 一张色卡上，第一关有 12 个格子，第二关 20 个，再往后一关有 30 个。把这张色卡的格子全部点亮，就可以收藏它，自动进入下一关。</w:t>
       </w:r>
     </w:p>
     <w:p>
@@ -567,7 +860,7 @@
           <w:color w:val="273632"/>
           <w:sz w:val="22"/>
         </w:rPr>
-        <w:t>生： （指认主键盘区）</w:t>
+        <w:t xml:space="preserve">师： 小提示：大小写都可以，今天不要求大小写转换，按对字母就行；请大家把输入法调到英文状态。准备好了吗？</w:t>
       </w:r>
     </w:p>
     <w:p>
@@ -581,7 +874,21 @@
           <w:color w:val="273632"/>
           <w:sz w:val="22"/>
         </w:rPr>
-        <w:t>师： 再看最上面一排，有 Esc，还有 F1 到 F12，这一整排，他们都是功能按键，能帮我们完成一些快捷的功能操作，这是功能键区。其中要注意一下，这里的F1到F12，他们不是数字按键，是功能按键，不能够用来输入数字。</w:t>
+        <w:t xml:space="preserve">生： 准备好了！</w:t>
+      </w:r>
+    </w:p>
+    <w:p>
+      <w:pPr>
+        <w:spacing w:after="120" w:before="240"/>
+      </w:pPr>
+      <w:r>
+        <w:rPr>
+          <w:rFonts w:ascii="宋体" w:hAnsi="宋体" w:eastAsia="宋体"/>
+          <w:b/>
+          <w:color w:val="273632"/>
+          <w:sz w:val="28"/>
+        </w:rPr>
+        <w:t xml:space="preserve">八、学生打字，收集色卡  10分钟</w:t>
       </w:r>
     </w:p>
     <w:p>
@@ -595,7 +902,21 @@
           <w:color w:val="273632"/>
           <w:sz w:val="22"/>
         </w:rPr>
-        <w:t>师： 在主键盘区右边，这里有上下左右四个方向键，还有 Home、Page Up、Delete 这些键，用来移动光标、翻页和编辑内容，叫编辑键区。找一找。</w:t>
+        <w:t xml:space="preserve">师： 好，开始闯关！请大家看清目标，找到键，再轻轻按下去。</w:t>
+      </w:r>
+    </w:p>
+    <w:p>
+      <w:pPr>
+        <w:spacing w:after="80" w:before="0"/>
+      </w:pPr>
+      <w:r>
+        <w:rPr>
+          <w:rFonts w:ascii="宋体" w:hAnsi="宋体" w:eastAsia="宋体"/>
+          <w:b/>
+          <w:color w:val="27765C"/>
+          <w:sz w:val="20"/>
+        </w:rPr>
+        <w:t xml:space="preserve">【操作】学生按自己节奏练习：先单字母，再字母短序列，然后主键盘区数字，最后简单字母数字组合；每关收集一种色系色卡。教师巡视，用进度看板查看最高关卡、平均关卡和前25%、50%、75%学生到达的关卡，允许进度快的学生继续。</w:t>
       </w:r>
     </w:p>
     <w:p>
@@ -609,7 +930,21 @@
           <w:color w:val="273632"/>
           <w:sz w:val="22"/>
         </w:rPr>
-        <w:t>师： 最右边，数字密密麻麻集中在一起，方便我们快速输入大量数字，这是小键盘区。</w:t>
+        <w:t xml:space="preserve">师： （结束前一分钟）请完成手上这一轮，看看自己今天收集了哪些色卡。</w:t>
+      </w:r>
+    </w:p>
+    <w:p>
+      <w:pPr>
+        <w:spacing w:after="120" w:before="240"/>
+      </w:pPr>
+      <w:r>
+        <w:rPr>
+          <w:rFonts w:ascii="宋体" w:hAnsi="宋体" w:eastAsia="宋体"/>
+          <w:b/>
+          <w:color w:val="273632"/>
+          <w:sz w:val="28"/>
+        </w:rPr>
+        <w:t xml:space="preserve">九、交流总结，回顾所学  3分钟</w:t>
       </w:r>
     </w:p>
     <w:p>
@@ -623,7 +958,7 @@
           <w:color w:val="273632"/>
           <w:sz w:val="22"/>
         </w:rPr>
-        <w:t>师： 最后看右上角，有三盏小灯，在自己的键盘上找一找，有没有找到？这三个小灯能显示键盘的状态，这里就是指示灯区。</w:t>
+        <w:t xml:space="preserve">师： 这节课我们一起认识了键盘。谁来说说，键盘可以分成哪五个区域？</w:t>
       </w:r>
     </w:p>
     <w:p>
@@ -637,7 +972,7 @@
           <w:color w:val="273632"/>
           <w:sz w:val="22"/>
         </w:rPr>
-        <w:t>师： 我们一起读一遍这五个区域，主键盘区，预备读……</w:t>
+        <w:t xml:space="preserve">生： 主键盘区、功能键区、编辑键区、小键盘区、指示灯区。</w:t>
       </w:r>
     </w:p>
     <w:p>
@@ -651,7 +986,35 @@
           <w:color w:val="273632"/>
           <w:sz w:val="22"/>
         </w:rPr>
-        <w:t>生： （齐读五个区域名称）</w:t>
+        <w:t xml:space="preserve">师： 非常好！那今天我们输入字母和数字，主要用的是哪个区域？</w:t>
+      </w:r>
+    </w:p>
+    <w:p>
+      <w:pPr>
+        <w:spacing w:after="80" w:before="0"/>
+      </w:pPr>
+      <w:r>
+        <w:rPr>
+          <w:rFonts w:ascii="宋体" w:hAnsi="宋体" w:eastAsia="宋体"/>
+          <w:b w:val="0"/>
+          <w:color w:val="273632"/>
+          <w:sz w:val="22"/>
+        </w:rPr>
+        <w:t xml:space="preserve">生： 主键盘区！</w:t>
+      </w:r>
+    </w:p>
+    <w:p>
+      <w:pPr>
+        <w:spacing w:after="80" w:before="0"/>
+      </w:pPr>
+      <w:r>
+        <w:rPr>
+          <w:rFonts w:ascii="宋体" w:hAnsi="宋体" w:eastAsia="宋体"/>
+          <w:b w:val="0"/>
+          <w:color w:val="273632"/>
+          <w:sz w:val="22"/>
+        </w:rPr>
+        <w:t xml:space="preserve">师： 对。今天我们先自己尝试涂颜色，经过小组交流和展示，再听老师讲、动手修改，认识了五个区域；又用主键盘区，一个一个点亮了色卡。可能有同学还觉得有些键找得慢，没关系，多练就会越来越熟悉。</w:t>
       </w:r>
     </w:p>
     <w:p>
@@ -665,16 +1028,7 @@
           <w:color w:val="27765C"/>
           <w:sz w:val="20"/>
         </w:rPr>
-        <w:t>【操作】</w:t>
-      </w:r>
-      <w:r>
-        <w:rPr>
-          <w:rFonts w:ascii="宋体" w:hAnsi="宋体" w:eastAsia="宋体"/>
-          <w:b w:val="0"/>
-          <w:color w:val="697871"/>
-          <w:sz w:val="20"/>
-        </w:rPr>
-        <w:t>只讲分区位置和用途；本环节不展开双字符键、控制键和大小写转换。</w:t>
+        <w:t xml:space="preserve">【操作】板书：认识键盘；主键盘区 / 功能键区 / 编辑键区 / 小键盘区 / 指示灯区；主键盘区：输入字母和数字。</w:t>
       </w:r>
     </w:p>
     <w:p>
@@ -688,16 +1042,7 @@
           <w:color w:val="273632"/>
           <w:sz w:val="28"/>
         </w:rPr>
-        <w:t>五、修改填色，巩固认识</w:t>
-      </w:r>
-      <w:r>
-        <w:rPr>
-          <w:rFonts w:ascii="宋体" w:hAnsi="宋体" w:eastAsia="宋体"/>
-          <w:b w:val="0"/>
-          <w:color w:val="27765C"/>
-          <w:sz w:val="28"/>
-        </w:rPr>
-        <w:t xml:space="preserve">  约2分钟</w:t>
+        <w:t xml:space="preserve">十、练习巩固，自主应用  3分钟</w:t>
       </w:r>
     </w:p>
     <w:p>
@@ -711,7 +1056,7 @@
           <w:color w:val="273632"/>
           <w:sz w:val="22"/>
         </w:rPr>
-        <w:t>师： 现在请大家回到自己的网页，对照刚刚学到的五个区域，把涂错的地方改过来。改的时候再看一眼面前的真键盘，确认它们是一一对应的。</w:t>
+        <w:t xml:space="preserve">师： 最后三分钟，你可以继续收集色卡，也可以试试按键分区小练习。遇到不熟悉的键，先在实物键盘上找一找，再判断它属于哪个区域。</w:t>
       </w:r>
     </w:p>
     <w:p>
@@ -725,39 +1070,7 @@
           <w:color w:val="27765C"/>
           <w:sz w:val="20"/>
         </w:rPr>
-        <w:t>【操作】</w:t>
-      </w:r>
-      <w:r>
-        <w:rPr>
-          <w:rFonts w:ascii="宋体" w:hAnsi="宋体" w:eastAsia="宋体"/>
-          <w:b w:val="0"/>
-          <w:color w:val="697871"/>
-          <w:sz w:val="20"/>
-        </w:rPr>
-        <w:t>学生修改填色；教师对仍有混淆的学生个别辅导。</w:t>
-      </w:r>
-    </w:p>
-    <w:p>
-      <w:pPr>
-        <w:spacing w:after="80" w:before="0"/>
-      </w:pPr>
-      <w:r>
-        <w:rPr>
-          <w:rFonts w:ascii="宋体" w:hAnsi="宋体" w:eastAsia="宋体"/>
-          <w:b/>
-          <w:color w:val="27765C"/>
-          <w:sz w:val="20"/>
-        </w:rPr>
-        <w:t>【操作】</w:t>
-      </w:r>
-      <w:r>
-        <w:rPr>
-          <w:rFonts w:ascii="宋体" w:hAnsi="宋体" w:eastAsia="宋体"/>
-          <w:b w:val="0"/>
-          <w:color w:val="697871"/>
-          <w:sz w:val="20"/>
-        </w:rPr>
-        <w:t>教师保存“修正后”快照。</w:t>
+        <w:t xml:space="preserve">【巡视】学生按需要自主巩固。知识点练习为11道按键归区选择题；教师个别指导，不再集中新授。</w:t>
       </w:r>
     </w:p>
     <w:p>
@@ -771,373 +1084,7 @@
           <w:color w:val="273632"/>
           <w:sz w:val="22"/>
         </w:rPr>
-        <w:t>师： （修改结束前）大家看，刚才这一块五颜六色，现在颜色统一多了，说明大家都学会了。</w:t>
-      </w:r>
-    </w:p>
-    <w:p>
-      <w:pPr>
-        <w:spacing w:after="120" w:before="240"/>
-      </w:pPr>
-      <w:r>
-        <w:rPr>
-          <w:rFonts w:ascii="宋体" w:hAnsi="宋体" w:eastAsia="宋体"/>
-          <w:b/>
-          <w:color w:val="273632"/>
-          <w:sz w:val="28"/>
-        </w:rPr>
-        <w:t>六、示范玩法，进入打字</w:t>
-      </w:r>
-      <w:r>
-        <w:rPr>
-          <w:rFonts w:ascii="宋体" w:hAnsi="宋体" w:eastAsia="宋体"/>
-          <w:b w:val="0"/>
-          <w:color w:val="27765C"/>
-          <w:sz w:val="28"/>
-        </w:rPr>
-        <w:t xml:space="preserve">  约2分钟</w:t>
-      </w:r>
-    </w:p>
-    <w:p>
-      <w:pPr>
-        <w:spacing w:after="80" w:before="0"/>
-      </w:pPr>
-      <w:r>
-        <w:rPr>
-          <w:rFonts w:ascii="宋体" w:hAnsi="宋体" w:eastAsia="宋体"/>
-          <w:b w:val="0"/>
-          <w:color w:val="273632"/>
-          <w:sz w:val="22"/>
-        </w:rPr>
-        <w:t>师： 刚才，我们已经认识了键盘五个区域，那么现在，我们就要真正开始用键盘来打字了。</w:t>
-      </w:r>
-    </w:p>
-    <w:p>
-      <w:pPr>
-        <w:spacing w:after="80" w:before="0"/>
-      </w:pPr>
-      <w:r>
-        <w:rPr>
-          <w:rFonts w:ascii="宋体" w:hAnsi="宋体" w:eastAsia="宋体"/>
-          <w:b/>
-          <w:color w:val="27765C"/>
-          <w:sz w:val="20"/>
-        </w:rPr>
-        <w:t>【操作】</w:t>
-      </w:r>
-      <w:r>
-        <w:rPr>
-          <w:rFonts w:ascii="宋体" w:hAnsi="宋体" w:eastAsia="宋体"/>
-          <w:b w:val="0"/>
-          <w:color w:val="697871"/>
-          <w:sz w:val="20"/>
-        </w:rPr>
-        <w:t>切换/分发打字学生链接，打开打字学生页。</w:t>
-      </w:r>
-    </w:p>
-    <w:p>
-      <w:pPr>
-        <w:spacing w:after="80" w:before="0"/>
-      </w:pPr>
-      <w:r>
-        <w:rPr>
-          <w:rFonts w:ascii="宋体" w:hAnsi="宋体" w:eastAsia="宋体"/>
-          <w:b w:val="0"/>
-          <w:color w:val="273632"/>
-          <w:sz w:val="22"/>
-        </w:rPr>
-        <w:t>师： 打字之前，先找到我们刚才说的主键盘区。今天输入字母和数字，主要就用它。</w:t>
-      </w:r>
-    </w:p>
-    <w:p>
-      <w:pPr>
-        <w:spacing w:after="80" w:before="0"/>
-      </w:pPr>
-      <w:r>
-        <w:rPr>
-          <w:rFonts w:ascii="宋体" w:hAnsi="宋体" w:eastAsia="宋体"/>
-          <w:b w:val="0"/>
-          <w:color w:val="273632"/>
-          <w:sz w:val="22"/>
-        </w:rPr>
-        <w:t>师： 一张色卡上，第一关有 12 个格子，第二关 20 个，再往后一关有 30 个。把这张色卡的格子全部点亮，就可以收藏它，自动进入下一关。</w:t>
-      </w:r>
-    </w:p>
-    <w:p>
-      <w:pPr>
-        <w:spacing w:after="80" w:before="0"/>
-      </w:pPr>
-      <w:r>
-        <w:rPr>
-          <w:rFonts w:ascii="宋体" w:hAnsi="宋体" w:eastAsia="宋体"/>
-          <w:b w:val="0"/>
-          <w:color w:val="273632"/>
-          <w:sz w:val="22"/>
-        </w:rPr>
-        <w:t>师： 小提示：大小写都可以，今天不要求大小写转换，按对字母就行；请大家把输入法调到英文状态。准备好了吗？</w:t>
-      </w:r>
-    </w:p>
-    <w:p>
-      <w:pPr>
-        <w:spacing w:after="80" w:before="0"/>
-      </w:pPr>
-      <w:r>
-        <w:rPr>
-          <w:rFonts w:ascii="宋体" w:hAnsi="宋体" w:eastAsia="宋体"/>
-          <w:b w:val="0"/>
-          <w:color w:val="273632"/>
-          <w:sz w:val="22"/>
-        </w:rPr>
-        <w:t>生： 准备好了！</w:t>
-      </w:r>
-    </w:p>
-    <w:p>
-      <w:pPr>
-        <w:spacing w:after="120" w:before="240"/>
-      </w:pPr>
-      <w:r>
-        <w:rPr>
-          <w:rFonts w:ascii="宋体" w:hAnsi="宋体" w:eastAsia="宋体"/>
-          <w:b/>
-          <w:color w:val="273632"/>
-          <w:sz w:val="28"/>
-        </w:rPr>
-        <w:t>七、打字闯关，收集色卡</w:t>
-      </w:r>
-      <w:r>
-        <w:rPr>
-          <w:rFonts w:ascii="宋体" w:hAnsi="宋体" w:eastAsia="宋体"/>
-          <w:b w:val="0"/>
-          <w:color w:val="27765C"/>
-          <w:sz w:val="28"/>
-        </w:rPr>
-        <w:t xml:space="preserve">  约10分钟</w:t>
-      </w:r>
-    </w:p>
-    <w:p>
-      <w:pPr>
-        <w:spacing w:after="80" w:before="0"/>
-      </w:pPr>
-      <w:r>
-        <w:rPr>
-          <w:rFonts w:ascii="宋体" w:hAnsi="宋体" w:eastAsia="宋体"/>
-          <w:b w:val="0"/>
-          <w:color w:val="273632"/>
-          <w:sz w:val="22"/>
-        </w:rPr>
-        <w:t>师： 好，开始闯关！请大家看清目标，找到键，再轻轻按下去。</w:t>
-      </w:r>
-    </w:p>
-    <w:p>
-      <w:pPr>
-        <w:spacing w:after="80" w:before="0"/>
-      </w:pPr>
-      <w:r>
-        <w:rPr>
-          <w:rFonts w:ascii="宋体" w:hAnsi="宋体" w:eastAsia="宋体"/>
-          <w:b/>
-          <w:color w:val="27765C"/>
-          <w:sz w:val="20"/>
-        </w:rPr>
-        <w:t>【操作】</w:t>
-      </w:r>
-      <w:r>
-        <w:rPr>
-          <w:rFonts w:ascii="宋体" w:hAnsi="宋体" w:eastAsia="宋体"/>
-          <w:b w:val="0"/>
-          <w:color w:val="697871"/>
-          <w:sz w:val="20"/>
-        </w:rPr>
-        <w:t>学生按自己节奏练习：先单字母，再字母短序列，然后主键盘区数字，最后简单字母数字组合；每关收集一种色系色卡。教师巡视，用进度看板查看最高关卡、平均关卡和前25%、50%、75%学生到达的关卡，允许进度快的学生继续。</w:t>
-      </w:r>
-    </w:p>
-    <w:p>
-      <w:pPr>
-        <w:spacing w:after="120" w:before="240"/>
-      </w:pPr>
-      <w:r>
-        <w:rPr>
-          <w:rFonts w:ascii="宋体" w:hAnsi="宋体" w:eastAsia="宋体"/>
-          <w:b/>
-          <w:color w:val="273632"/>
-          <w:sz w:val="28"/>
-        </w:rPr>
-        <w:t>八、交流收获，回顾总结</w:t>
-      </w:r>
-      <w:r>
-        <w:rPr>
-          <w:rFonts w:ascii="宋体" w:hAnsi="宋体" w:eastAsia="宋体"/>
-          <w:b w:val="0"/>
-          <w:color w:val="27765C"/>
-          <w:sz w:val="28"/>
-        </w:rPr>
-        <w:t xml:space="preserve">  约2分钟</w:t>
-      </w:r>
-    </w:p>
-    <w:p>
-      <w:pPr>
-        <w:spacing w:after="80" w:before="0"/>
-      </w:pPr>
-      <w:r>
-        <w:rPr>
-          <w:rFonts w:ascii="宋体" w:hAnsi="宋体" w:eastAsia="宋体"/>
-          <w:b w:val="0"/>
-          <w:color w:val="273632"/>
-          <w:sz w:val="22"/>
-        </w:rPr>
-        <w:t>师： 这节课我们一起认识了键盘。谁来说说，键盘可以分成哪五个区域？</w:t>
-      </w:r>
-    </w:p>
-    <w:p>
-      <w:pPr>
-        <w:spacing w:after="80" w:before="0"/>
-      </w:pPr>
-      <w:r>
-        <w:rPr>
-          <w:rFonts w:ascii="宋体" w:hAnsi="宋体" w:eastAsia="宋体"/>
-          <w:b w:val="0"/>
-          <w:color w:val="273632"/>
-          <w:sz w:val="22"/>
-        </w:rPr>
-        <w:t>生： 主键盘区、功能键区、编辑键区、小键盘区、指示灯区。</w:t>
-      </w:r>
-    </w:p>
-    <w:p>
-      <w:pPr>
-        <w:spacing w:after="80" w:before="0"/>
-      </w:pPr>
-      <w:r>
-        <w:rPr>
-          <w:rFonts w:ascii="宋体" w:hAnsi="宋体" w:eastAsia="宋体"/>
-          <w:b w:val="0"/>
-          <w:color w:val="273632"/>
-          <w:sz w:val="22"/>
-        </w:rPr>
-        <w:t>师： 非常好！那今天我们输入字母和数字，主要用的是哪个区域？</w:t>
-      </w:r>
-    </w:p>
-    <w:p>
-      <w:pPr>
-        <w:spacing w:after="80" w:before="0"/>
-      </w:pPr>
-      <w:r>
-        <w:rPr>
-          <w:rFonts w:ascii="宋体" w:hAnsi="宋体" w:eastAsia="宋体"/>
-          <w:b w:val="0"/>
-          <w:color w:val="273632"/>
-          <w:sz w:val="22"/>
-        </w:rPr>
-        <w:t>生： 主键盘区！</w:t>
-      </w:r>
-    </w:p>
-    <w:p>
-      <w:pPr>
-        <w:spacing w:after="80" w:before="0"/>
-      </w:pPr>
-      <w:r>
-        <w:rPr>
-          <w:rFonts w:ascii="宋体" w:hAnsi="宋体" w:eastAsia="宋体"/>
-          <w:b w:val="0"/>
-          <w:color w:val="273632"/>
-          <w:sz w:val="22"/>
-        </w:rPr>
-        <w:t>师： 对。今天我们先自己尝试涂颜色，再听老师讲、动手修改，认识了五个区域；又用主键盘区，一个一个点亮了色卡。可能有同学还觉得有些键找得慢，没关系，多练就会越来越熟悉。</w:t>
-      </w:r>
-    </w:p>
-    <w:p>
-      <w:pPr>
-        <w:spacing w:after="80" w:before="0"/>
-      </w:pPr>
-      <w:r>
-        <w:rPr>
-          <w:rFonts w:ascii="宋体" w:hAnsi="宋体" w:eastAsia="宋体"/>
-          <w:b/>
-          <w:color w:val="27765C"/>
-          <w:sz w:val="20"/>
-        </w:rPr>
-        <w:t>【操作】</w:t>
-      </w:r>
-      <w:r>
-        <w:rPr>
-          <w:rFonts w:ascii="宋体" w:hAnsi="宋体" w:eastAsia="宋体"/>
-          <w:b w:val="0"/>
-          <w:color w:val="697871"/>
-          <w:sz w:val="20"/>
-        </w:rPr>
-        <w:t>板书：认识键盘；主键盘区 / 功能键区 / 编辑键区 / 小键盘区 / 指示灯区；主键盘区：输入字母和数字。</w:t>
-      </w:r>
-    </w:p>
-    <w:p>
-      <w:pPr>
-        <w:spacing w:after="120" w:before="240"/>
-      </w:pPr>
-      <w:r>
-        <w:rPr>
-          <w:rFonts w:ascii="宋体" w:hAnsi="宋体" w:eastAsia="宋体"/>
-          <w:b/>
-          <w:color w:val="273632"/>
-          <w:sz w:val="28"/>
-        </w:rPr>
-        <w:t>九、学生练习</w:t>
-      </w:r>
-      <w:r>
-        <w:rPr>
-          <w:rFonts w:ascii="宋体" w:hAnsi="宋体" w:eastAsia="宋体"/>
-          <w:b w:val="0"/>
-          <w:color w:val="27765C"/>
-          <w:sz w:val="28"/>
-        </w:rPr>
-        <w:t xml:space="preserve">  剩余约6分钟</w:t>
-      </w:r>
-    </w:p>
-    <w:p>
-      <w:pPr>
-        <w:spacing w:after="80" w:before="0"/>
-      </w:pPr>
-      <w:r>
-        <w:rPr>
-          <w:rFonts w:ascii="宋体" w:hAnsi="宋体" w:eastAsia="宋体"/>
-          <w:b/>
-          <w:color w:val="27765C"/>
-          <w:sz w:val="20"/>
-        </w:rPr>
-        <w:t>【操作】</w:t>
-      </w:r>
-      <w:r>
-        <w:rPr>
-          <w:rFonts w:ascii="宋体" w:hAnsi="宋体" w:eastAsia="宋体"/>
-          <w:b w:val="0"/>
-          <w:color w:val="697871"/>
-          <w:sz w:val="20"/>
-        </w:rPr>
-        <w:t>剩余时间交给学生自主巩固：可继续打字闯关收集色卡，也可进行知识点练习等；教师巡视个别指导，不新授内容。</w:t>
-      </w:r>
-    </w:p>
-    <w:p>
-      <w:pPr>
-        <w:spacing w:after="80" w:before="0"/>
-      </w:pPr>
-      <w:r>
-        <w:rPr>
-          <w:rFonts w:ascii="宋体" w:hAnsi="宋体" w:eastAsia="宋体"/>
-          <w:b w:val="0"/>
-          <w:color w:val="273632"/>
-          <w:sz w:val="22"/>
-        </w:rPr>
-        <w:t>师： 这节课就上到这里，下课！</w:t>
-      </w:r>
-    </w:p>
-    <w:p>
-      <w:pPr>
-        <w:spacing w:after="120" w:before="240"/>
-      </w:pPr>
-      <w:r>
-        <w:rPr>
-          <w:rFonts w:ascii="宋体" w:hAnsi="宋体" w:eastAsia="宋体"/>
-          <w:b w:val="0"/>
-          <w:color w:val="697871"/>
-          <w:sz w:val="18"/>
-        </w:rPr>
-        <w:t>可直接照念“师”后内容；“生”为预设回答，仅供参考；带【操作】【预备】的提示不上台念出。 修改本页后同步更新 Word 逐字稿，便于打印与存档。</w:t>
+        <w:t xml:space="preserve">师： 时间到了，请停止操作，整理好键盘和鼠标。这节课就上到这里，下课！</w:t>
       </w:r>
     </w:p>
     <w:sectPr>
